--- a/대본/6부/03화_IMCAS_Day_One.docx
+++ b/대본/6부/03화_IMCAS_Day_One.docx
@@ -2,7 +2,7 @@
 <file path=word/document.xml><?xml version="1.0" encoding="utf-8"?>
 <w:document xmlns:w="http://schemas.openxmlformats.org/wordprocessingml/2006/main" xmlns:m="http://schemas.openxmlformats.org/officeDocument/2006/math" xmlns:r="http://schemas.openxmlformats.org/officeDocument/2006/relationships" xmlns:o="urn:schemas-microsoft-com:office:office" xmlns:v="urn:schemas-microsoft-com:vml" xmlns:w10="urn:schemas-microsoft-com:office:word" xmlns:a="http://schemas.openxmlformats.org/drawingml/2006/main" xmlns:pic="http://schemas.openxmlformats.org/drawingml/2006/picture" xmlns:wp="http://schemas.openxmlformats.org/drawingml/2006/wordprocessingDrawing">
   <w:body>
-    <w:bookmarkStart w:id="31" w:name="ship-it-6부-3화"/>
+    <w:bookmarkStart w:id="32" w:name="ship-it-6부-3화"/>
     <w:p>
       <w:pPr>
         <w:pStyle w:val="Heading1"/>
@@ -65,7 +65,7 @@
         <w:t xml:space="preserve"> </w:t>
       </w:r>
       <w:r>
-        <w:t xml:space="preserve">- 규칙: 지문 없음. 전 화 100% 「화자명: 대사」. 1턴 20단어 이내.</w:t>
+        <w:t xml:space="preserve">- 규칙: 지문 없음. 전 화 100% 「화자명: 대사」. 1턴 20단어 이내 + 긴 턴 10~15회(30~60단어).</w:t>
       </w:r>
       <w:r>
         <w:t xml:space="preserve"> </w:t>
@@ -686,19 +686,19 @@
         <w:t xml:space="preserve"> </w:t>
       </w:r>
       <w:r>
-        <w:t xml:space="preserve">“</w:t>
+        <w:t xml:space="preserve">‘</w:t>
       </w:r>
       <w:r>
         <w:t xml:space="preserve">Bonjour</w:t>
       </w:r>
       <w:r>
-        <w:t xml:space="preserve">”</w:t>
-      </w:r>
-      <w:r>
-        <w:t xml:space="preserve"> </w:t>
-      </w:r>
-      <w:r>
-        <w:t xml:space="preserve">is like walking into someone’s house without knocking.</w:t>
+        <w:t xml:space="preserve">’</w:t>
+      </w:r>
+      <w:r>
+        <w:t xml:space="preserve"> </w:t>
+      </w:r>
+      <w:r>
+        <w:t xml:space="preserve">is like walking into someone’s house without knocking. It tells them you see them as a customer, not as a person. Say it first, smile, and then they’ll usually switch to English for you.</w:t>
       </w:r>
       <w:r>
         <w:t xml:space="preserve"> </w:t>
@@ -710,19 +710,19 @@
         <w:t xml:space="preserve"> </w:t>
       </w:r>
       <w:r>
-        <w:t xml:space="preserve">“</w:t>
+        <w:t xml:space="preserve">‘</w:t>
       </w:r>
       <w:r>
         <w:t xml:space="preserve">봉주르</w:t>
       </w:r>
       <w:r>
-        <w:t xml:space="preserve">”</w:t>
-      </w:r>
-      <w:r>
-        <w:t xml:space="preserve"> </w:t>
-      </w:r>
-      <w:r>
-        <w:t xml:space="preserve">없이 시작하는 건 노크 없이 남의 집에 들어가는 것과 같아요.</w:t>
+        <w:t xml:space="preserve">’</w:t>
+      </w:r>
+      <w:r>
+        <w:t xml:space="preserve"> </w:t>
+      </w:r>
+      <w:r>
+        <w:t xml:space="preserve">없이 시작하는 건 노크 없이 남의 집에 들어가는 것과 같아요. 상대를 사람이 아니라 손님으로만 본다는 뜻이 되거든요. 먼저 그 말을 하고, 웃고, 그러면 대개 상대가 영어로 바꿔 줄 거예요.</w:t>
       </w:r>
     </w:p>
     <w:p>
@@ -811,13 +811,13 @@
         </w:numPr>
       </w:pPr>
       <w:r>
-        <w:t xml:space="preserve">NOAH: To listen. And to learn how European doctors work. Before we ask for anything.</w:t>
-      </w:r>
-      <w:r>
-        <w:t xml:space="preserve"> </w:t>
-      </w:r>
-      <w:r>
-        <w:t xml:space="preserve">노아: 듣기 위해서요. 그리고 유럽 의사들이 어떻게 일하는지 배우려고요. 뭔가를 요청하기 전에.</w:t>
+        <w:t xml:space="preserve">NOAH: To listen, mostly. We want to learn how European doctors actually work, what they worry about and what they need, before we ask for anything. It would be strange to sell to people we haven’t understood yet.</w:t>
+      </w:r>
+      <w:r>
+        <w:t xml:space="preserve"> </w:t>
+      </w:r>
+      <w:r>
+        <w:t xml:space="preserve">노아: 주로 듣기 위해서요. 뭔가를 요청하기 전에, 유럽 의사들이 실제로 어떻게 일하는지, 뭘 걱정하고 뭐가 필요한지 배우고 싶어요. 아직 이해하지도 못한 사람들에게 판다는 건 이상하잖아요.</w:t>
       </w:r>
     </w:p>
     <w:p>
@@ -913,13 +913,13 @@
         </w:numPr>
       </w:pPr>
       <w:r>
-        <w:t xml:space="preserve">CELINE: Of course. Less often. But yes. Doctors are not perfect. Only less imperfect.</w:t>
-      </w:r>
-      <w:r>
-        <w:t xml:space="preserve"> </w:t>
-      </w:r>
-      <w:r>
-        <w:t xml:space="preserve">셀린: 물론이죠. 덜 자주. 하지만 네. 의사도 완벽하지 않아요. 덜 불완전할 뿐.</w:t>
+        <w:t xml:space="preserve">CELINE: Of course. Less often than in London, I think, but yes. Even a careful doctor with many years of experience can hit a vessel on a bad day. Doctors are not perfect. We are only less imperfect.</w:t>
+      </w:r>
+      <w:r>
+        <w:t xml:space="preserve"> </w:t>
+      </w:r>
+      <w:r>
+        <w:t xml:space="preserve">셀린: 물론이죠. 런던보다는 덜 자주일 거예요, 하지만 네. 경험 많은 신중한 의사도 운 나쁜 날엔 혈관을 건드릴 수 있어요. 의사는 완벽하지 않아요. 덜 불완전할 뿐이죠.</w:t>
       </w:r>
     </w:p>
     <w:p>
@@ -1099,13 +1099,13 @@
         </w:numPr>
       </w:pPr>
       <w:r>
-        <w:t xml:space="preserve">TASHA: Everyone does. Even our CEO. That’s why the card exists. In French too.</w:t>
-      </w:r>
-      <w:r>
-        <w:t xml:space="preserve"> </w:t>
-      </w:r>
-      <w:r>
-        <w:t xml:space="preserve">타샤: 다들 그래요. 우리 CEO도요. 그래서 카드가 있는 거예요. 프랑스어로도.</w:t>
+        <w:t xml:space="preserve">TASHA: Everyone does, even our CEO. Under pressure, the brain jumps to the treatment and skips the simple first step. That’s exactly why the card exists, so nobody has to remember. And yes, we have it in French too.</w:t>
+      </w:r>
+      <w:r>
+        <w:t xml:space="preserve"> </w:t>
+      </w:r>
+      <w:r>
+        <w:t xml:space="preserve">타샤: 다들 그래요. 우리 CEO도요. 압박을 받으면 뇌가 치료로 바로 뛰어가서 간단한 1단계를 건너뛰어요. 그래서 바로 카드가 있는 거예요. 아무도 외울 필요가 없게. 그리고 네, 프랑스어판도 있어요.</w:t>
       </w:r>
     </w:p>
     <w:p>
@@ -1354,13 +1354,13 @@
         </w:numPr>
       </w:pPr>
       <w:r>
-        <w:t xml:space="preserve">LAYLA: Safety. Our patients travel. They get treated in many countries. We see the complications.</w:t>
-      </w:r>
-      <w:r>
-        <w:t xml:space="preserve"> </w:t>
-      </w:r>
-      <w:r>
-        <w:t xml:space="preserve">레일라: 안전이요. 우리 환자들은 여행을 해요. 여러 나라에서 시술받죠. 우리가 합병증을 봐요.</w:t>
+        <w:t xml:space="preserve">LAYLA: Safety. Our patients travel a lot. They get treated in many countries, wherever is cheap or fashionable, and then they come home to us. So we see the complications, and we’re the ones who have to fix them.</w:t>
+      </w:r>
+      <w:r>
+        <w:t xml:space="preserve"> </w:t>
+      </w:r>
+      <w:r>
+        <w:t xml:space="preserve">레일라: 안전이요. 우리 환자들은 여행을 많이 해요. 싸거나 유행하는 곳이면 어느 나라에서든 시술받고, 그다음 집으로, 우리한테 돌아와요. 그래서 우리가 합병증을 보고, 그걸 고쳐야 하는 것도 우리예요.</w:t>
       </w:r>
     </w:p>
     <w:p>
@@ -1466,13 +1466,13 @@
         </w:numPr>
       </w:pPr>
       <w:r>
-        <w:t xml:space="preserve">PRIYA: I can’t share the exact structure. Patents. But I can show you the dissolution curve.</w:t>
-      </w:r>
-      <w:r>
-        <w:t xml:space="preserve"> </w:t>
-      </w:r>
-      <w:r>
-        <w:t xml:space="preserve">프리야: 정확한 구조는 공유할 수 없어요. 특허 때문에. 하지만 용해 곡선은 보여 드릴 수 있어요.</w:t>
+        <w:t xml:space="preserve">PRIYA: I can’t share the exact structure, because it’s covered by our patents. But I can show you the dissolution curve, which honestly tells you more. It shows how fast the gel breaks down with the enzyme, compared with a standard BDDE filler.</w:t>
+      </w:r>
+      <w:r>
+        <w:t xml:space="preserve"> </w:t>
+      </w:r>
+      <w:r>
+        <w:t xml:space="preserve">프리야: 정확한 구조는 공유할 수 없어요. 특허로 보호받고 있거든요. 하지만 용해 곡선은 보여 드릴 수 있어요. 솔직히 그게 더 많은 걸 말해 줘요. 표준 BDDE 필러와 비교해서, 효소가 들어갔을 때 젤이 얼마나 빨리 분해되는지 보여 주거든요.</w:t>
       </w:r>
     </w:p>
     <w:p>
@@ -1808,13 +1808,13 @@
         </w:numPr>
       </w:pPr>
       <w:r>
-        <w:t xml:space="preserve">ELENA: In Tom’s language, it’s a warning. Europeans don’t trust loud.</w:t>
-      </w:r>
-      <w:r>
-        <w:t xml:space="preserve"> </w:t>
-      </w:r>
-      <w:r>
-        <w:t xml:space="preserve">엘레나: 톰의 언어로는 경고예요. 유럽인은 시끄러운 걸 안 믿어요.</w:t>
+        <w:t xml:space="preserve">ELENA: In Tom’s language, it’s a warning, not an insult. Europeans don’t trust loud. They trust companies that stay for years and keep their promises. He’s telling us that if we act like salesmen here, doctors will politely walk past us.</w:t>
+      </w:r>
+      <w:r>
+        <w:t xml:space="preserve"> </w:t>
+      </w:r>
+      <w:r>
+        <w:t xml:space="preserve">엘레나: 톰의 언어로는 모욕이 아니라 경고예요. 유럽인은 시끄러운 걸 안 믿어요. 오래 머물면서 약속을 지키는 회사를 믿죠. 우리가 여기서 영업사원처럼 굴면, 의사들이 정중하게 우릴 지나쳐 갈 거라고 말하는 거예요.</w:t>
       </w:r>
     </w:p>
     <w:p>
@@ -1893,13 +1893,13 @@
         </w:numPr>
       </w:pPr>
       <w:r>
-        <w:t xml:space="preserve">SARAH: Honestly? I’m tired of fixing other people’s work. Every week, I dissolve someone else’s filler.</w:t>
-      </w:r>
-      <w:r>
-        <w:t xml:space="preserve"> </w:t>
-      </w:r>
-      <w:r>
-        <w:t xml:space="preserve">세라: 솔직히요? 남이 한 걸 고치는 데 지쳤어요. 매주 다른 사람이 넣은 필러를 녹여요.</w:t>
+        <w:t xml:space="preserve">SARAH: Honestly? I’m tired of fixing other people’s work. Every single week, I dissolve someone else’s filler, usually late at night, usually with a frightened patient who didn’t know the person injecting her had no medical training at all.</w:t>
+      </w:r>
+      <w:r>
+        <w:t xml:space="preserve"> </w:t>
+      </w:r>
+      <w:r>
+        <w:t xml:space="preserve">세라: 솔직히요? 남이 한 걸 고치는 데 지쳤어요. 매주 빠짐없이 다른 사람이 넣은 필러를 녹여요. 대개 늦은 밤에, 대개 겁에 질린 환자와 함께요. 자기한테 시술한 사람이 의료 교육을 전혀 안 받았다는 걸 몰랐던 환자요.</w:t>
       </w:r>
     </w:p>
     <w:p>
@@ -2072,13 +2072,13 @@
         </w:numPr>
       </w:pPr>
       <w:r>
-        <w:t xml:space="preserve">SARAH: Parliament is discussing it. Very slowly. Very politely. Meanwhile, girls get hurt.</w:t>
-      </w:r>
-      <w:r>
-        <w:t xml:space="preserve"> </w:t>
-      </w:r>
-      <w:r>
-        <w:t xml:space="preserve">세라: 의회가 논의하고 있어요. 아주 천천히. 아주 정중하게. 그동안 여자애들이 다쳐요.</w:t>
+        <w:t xml:space="preserve">SARAH: Parliament is discussing it, very slowly and very politely, the way we discuss everything. There have been reports and consultations for years. Meanwhile, girls like her get hurt every weekend, and people like me clean up afterwards.</w:t>
+      </w:r>
+      <w:r>
+        <w:t xml:space="preserve"> </w:t>
+      </w:r>
+      <w:r>
+        <w:t xml:space="preserve">세라: 의회가 논의하고 있어요. 아주 천천히, 아주 정중하게. 우리가 모든 걸 논의하는 방식대로요. 몇 년째 보고서와 공청회가 이어지고 있죠. 그동안 그 애 같은 여자애들이 주말마다 다치고, 저 같은 사람들이 뒷수습을 해요.</w:t>
       </w:r>
     </w:p>
     <w:p>
@@ -2346,13 +2346,13 @@
         </w:numPr>
       </w:pPr>
       <w:r>
-        <w:t xml:space="preserve">PRIYA: Very little. She watched the drill for ten minutes. Asked me two questions. Very good questions.</w:t>
-      </w:r>
-      <w:r>
-        <w:t xml:space="preserve"> </w:t>
-      </w:r>
-      <w:r>
-        <w:t xml:space="preserve">프리야: 거의 안 했어. 10분 동안 훈련을 지켜봤어. 나한테 질문 두 개 했고. 아주 좋은 질문.</w:t>
+        <w:t xml:space="preserve">PRIYA: Very little, actually. She watched the drill for ten minutes without saying a word. Then she asked me two questions, very good, very specific questions, the kind you only ask when you’ve already done your homework on us.</w:t>
+      </w:r>
+      <w:r>
+        <w:t xml:space="preserve"> </w:t>
+      </w:r>
+      <w:r>
+        <w:t xml:space="preserve">프리야: 사실 거의 안 했어. 10분 동안 한마디도 없이 훈련을 지켜봤어. 그러고는 나한테 질문 두 개를 했어. 아주 좋고, 아주 구체적인 질문. 우리에 대해 이미 숙제를 다 해 온 사람만 할 수 있는 그런 질문.</w:t>
       </w:r>
     </w:p>
     <w:p>
@@ -2533,7 +2533,127 @@
         </w:numPr>
       </w:pPr>
       <w:r>
-        <w:t xml:space="preserve">SOFIA: Three. They said yes to beauticians. Instantly. One said,</w:t>
+        <w:t xml:space="preserve">SOFIA: Three. They said yes to beauticians, instantly, without even thinking about it. One of them actually said,</w:t>
+      </w:r>
+      <w:r>
+        <w:t xml:space="preserve"> </w:t>
+      </w:r>
+      <w:r>
+        <w:t xml:space="preserve">‘</w:t>
+      </w:r>
+      <w:r>
+        <w:t xml:space="preserve">Of course. That’s our biggest market.</w:t>
+      </w:r>
+      <w:r>
+        <w:t xml:space="preserve">’</w:t>
+      </w:r>
+      <w:r>
+        <w:t xml:space="preserve"> </w:t>
+      </w:r>
+      <w:r>
+        <w:t xml:space="preserve">So those three are grade C, no matter how big they are or how nice their brochures look.</w:t>
+      </w:r>
+      <w:r>
+        <w:t xml:space="preserve"> </w:t>
+      </w:r>
+      <w:r>
+        <w:t xml:space="preserve">소피아: 세 곳. 미용사한테 판다고 했어요. 생각도 안 하고 즉시. 한 곳은 실제로 ’물론이죠. 그게 우리 최대 시장이에요’라고 했어요. 그러니 그 세 곳은 C 등급이에요. 얼마나 크든, 브로슈어가 얼마나 근사하든 상관없이.</w:t>
+      </w:r>
+    </w:p>
+    <w:p>
+      <w:pPr>
+        <w:numPr>
+          <w:ilvl w:val="0"/>
+          <w:numId w:val="1005"/>
+        </w:numPr>
+      </w:pPr>
+      <w:r>
+        <w:t xml:space="preserve">TASHA: Two hundred twelve drills. In three languages. Fastest time, one point seven. A Spanish nurse.</w:t>
+      </w:r>
+      <w:r>
+        <w:t xml:space="preserve"> </w:t>
+      </w:r>
+      <w:r>
+        <w:t xml:space="preserve">타샤: 훈련 212회. 3개 국어로. 최고 기록 1.7초. 스페인 간호사.</w:t>
+      </w:r>
+    </w:p>
+    <w:p>
+      <w:pPr>
+        <w:numPr>
+          <w:ilvl w:val="0"/>
+          <w:numId w:val="1005"/>
+        </w:numPr>
+      </w:pPr>
+      <w:r>
+        <w:t xml:space="preserve">ZOE: Halvern ran out of champagne at four. We ran out of French cards at three.</w:t>
+      </w:r>
+      <w:r>
+        <w:t xml:space="preserve"> </w:t>
+      </w:r>
+      <w:r>
+        <w:t xml:space="preserve">조이: 할번은 4시에 샴페인이 떨어졌어요. 우린 3시에 프랑스어 카드가 떨어졌고요.</w:t>
+      </w:r>
+    </w:p>
+    <w:p>
+      <w:pPr>
+        <w:numPr>
+          <w:ilvl w:val="0"/>
+          <w:numId w:val="1005"/>
+        </w:numPr>
+      </w:pPr>
+      <w:r>
+        <w:t xml:space="preserve">MARCUS: I’ll print more tonight. The hotel has a printer. I checked. Twice.</w:t>
+      </w:r>
+      <w:r>
+        <w:t xml:space="preserve"> </w:t>
+      </w:r>
+      <w:r>
+        <w:t xml:space="preserve">마커스: 오늘 밤 더 인쇄할게. 호텔에 프린터가 있어. 확인했어. 두 번.</w:t>
+      </w:r>
+    </w:p>
+    <w:p>
+      <w:pPr>
+        <w:numPr>
+          <w:ilvl w:val="0"/>
+          <w:numId w:val="1005"/>
+        </w:numPr>
+      </w:pPr>
+      <w:r>
+        <w:t xml:space="preserve">NOAH: Tomorrow. Six distributors. Who’s first?</w:t>
+      </w:r>
+      <w:r>
+        <w:t xml:space="preserve"> </w:t>
+      </w:r>
+      <w:r>
+        <w:t xml:space="preserve">노아: 내일. 유통사 여섯. 누가 첫 번째예요?</w:t>
+      </w:r>
+    </w:p>
+    <w:p>
+      <w:pPr>
+        <w:numPr>
+          <w:ilvl w:val="0"/>
+          <w:numId w:val="1005"/>
+        </w:numPr>
+      </w:pPr>
+      <w:r>
+        <w:t xml:space="preserve">ZOE: Nine a.m. Oliver Grant. Grant and Ashby Distribution. London.</w:t>
+      </w:r>
+      <w:r>
+        <w:t xml:space="preserve"> </w:t>
+      </w:r>
+      <w:r>
+        <w:t xml:space="preserve">조이: 오전 9시. 올리버 그랜트. 그랜트 앤 애슈비 디스트리뷰션. 런던.</w:t>
+      </w:r>
+    </w:p>
+    <w:p>
+      <w:pPr>
+        <w:numPr>
+          <w:ilvl w:val="0"/>
+          <w:numId w:val="1005"/>
+        </w:numPr>
+      </w:pPr>
+      <w:r>
+        <w:t xml:space="preserve">NOAH: Sarah said,</w:t>
       </w:r>
       <w:r>
         <w:t xml:space="preserve"> </w:t>
@@ -2542,7 +2662,7 @@
         <w:t xml:space="preserve">“</w:t>
       </w:r>
       <w:r>
-        <w:t xml:space="preserve">Of course. That’s our biggest market.</w:t>
+        <w:t xml:space="preserve">Listen to what he doesn’t say.</w:t>
       </w:r>
       <w:r>
         <w:t xml:space="preserve">”</w:t>
@@ -2551,7 +2671,7 @@
         <w:t xml:space="preserve"> </w:t>
       </w:r>
       <w:r>
-        <w:t xml:space="preserve">소피아: 세 곳. 미용사한테 판다고 했어요. 즉시. 한 곳은</w:t>
+        <w:t xml:space="preserve">노아: 세라가</w:t>
       </w:r>
       <w:r>
         <w:t xml:space="preserve"> </w:t>
@@ -2560,7 +2680,7 @@
         <w:t xml:space="preserve">“</w:t>
       </w:r>
       <w:r>
-        <w:t xml:space="preserve">물론이죠. 그게 우리 최대 시장이에요</w:t>
+        <w:t xml:space="preserve">그 사람이 말하지 않는 걸 들어라</w:t>
       </w:r>
       <w:r>
         <w:t xml:space="preserve">”</w:t>
@@ -2577,13 +2697,46 @@
         </w:numPr>
       </w:pPr>
       <w:r>
-        <w:t xml:space="preserve">TASHA: Two hundred twelve drills. In three languages. Fastest time, one point seven. A Spanish nurse.</w:t>
-      </w:r>
-      <w:r>
-        <w:t xml:space="preserve"> </w:t>
-      </w:r>
-      <w:r>
-        <w:t xml:space="preserve">타샤: 훈련 212회. 3개 국어로. 최고 기록 1.7초. 스페인 간호사.</w:t>
+        <w:t xml:space="preserve">ZOE: One more warning. If he says</w:t>
+      </w:r>
+      <w:r>
+        <w:t xml:space="preserve"> </w:t>
+      </w:r>
+      <w:r>
+        <w:t xml:space="preserve">“</w:t>
+      </w:r>
+      <w:r>
+        <w:t xml:space="preserve">That’s quite interesting,</w:t>
+      </w:r>
+      <w:r>
+        <w:t xml:space="preserve">”</w:t>
+      </w:r>
+      <w:r>
+        <w:t xml:space="preserve"> </w:t>
+      </w:r>
+      <w:r>
+        <w:t xml:space="preserve">it may not mean interesting.</w:t>
+      </w:r>
+      <w:r>
+        <w:t xml:space="preserve"> </w:t>
+      </w:r>
+      <w:r>
+        <w:t xml:space="preserve">조이: 경고 하나 더.</w:t>
+      </w:r>
+      <w:r>
+        <w:t xml:space="preserve"> </w:t>
+      </w:r>
+      <w:r>
+        <w:t xml:space="preserve">“</w:t>
+      </w:r>
+      <w:r>
+        <w:t xml:space="preserve">That’s quite interesting</w:t>
+      </w:r>
+      <w:r>
+        <w:t xml:space="preserve">”</w:t>
+      </w:r>
+      <w:r>
+        <w:t xml:space="preserve">이라고 하면 흥미롭다는 뜻이 아닐 수도 있어요.</w:t>
       </w:r>
     </w:p>
     <w:p>
@@ -2594,13 +2747,13 @@
         </w:numPr>
       </w:pPr>
       <w:r>
-        <w:t xml:space="preserve">ZOE: Halvern ran out of champagne at four. We ran out of French cards at three.</w:t>
-      </w:r>
-      <w:r>
-        <w:t xml:space="preserve"> </w:t>
-      </w:r>
-      <w:r>
-        <w:t xml:space="preserve">조이: 할번은 4시에 샴페인이 떨어졌어요. 우린 3시에 프랑스어 카드가 떨어졌고요.</w:t>
+        <w:t xml:space="preserve">NOAH: Then what does it mean?</w:t>
+      </w:r>
+      <w:r>
+        <w:t xml:space="preserve"> </w:t>
+      </w:r>
+      <w:r>
+        <w:t xml:space="preserve">노아: 그럼 무슨 뜻인데요?</w:t>
       </w:r>
     </w:p>
     <w:p>
@@ -2611,247 +2764,67 @@
         </w:numPr>
       </w:pPr>
       <w:r>
-        <w:t xml:space="preserve">MARCUS: I’ll print more tonight. The hotel has a printer. I checked. Twice.</w:t>
-      </w:r>
-      <w:r>
-        <w:t xml:space="preserve"> </w:t>
-      </w:r>
-      <w:r>
-        <w:t xml:space="preserve">마커스: 오늘 밤 더 인쇄할게. 호텔에 프린터가 있어. 확인했어. 두 번.</w:t>
-      </w:r>
-    </w:p>
-    <w:p>
-      <w:pPr>
-        <w:numPr>
-          <w:ilvl w:val="0"/>
-          <w:numId w:val="1005"/>
-        </w:numPr>
-      </w:pPr>
-      <w:r>
-        <w:t xml:space="preserve">NOAH: Tomorrow. Six distributors. Who’s first?</w:t>
-      </w:r>
-      <w:r>
-        <w:t xml:space="preserve"> </w:t>
-      </w:r>
-      <w:r>
-        <w:t xml:space="preserve">노아: 내일. 유통사 여섯. 누가 첫 번째예요?</w:t>
-      </w:r>
-    </w:p>
-    <w:p>
-      <w:pPr>
-        <w:numPr>
-          <w:ilvl w:val="0"/>
-          <w:numId w:val="1005"/>
-        </w:numPr>
-      </w:pPr>
-      <w:r>
-        <w:t xml:space="preserve">ZOE: Nine a.m. Oliver Grant. Grant and Ashby Distribution. London.</w:t>
-      </w:r>
-      <w:r>
-        <w:t xml:space="preserve"> </w:t>
-      </w:r>
-      <w:r>
-        <w:t xml:space="preserve">조이: 오전 9시. 올리버 그랜트. 그랜트 앤 애슈비 디스트리뷰션. 런던.</w:t>
-      </w:r>
-    </w:p>
-    <w:p>
-      <w:pPr>
-        <w:numPr>
-          <w:ilvl w:val="0"/>
-          <w:numId w:val="1005"/>
-        </w:numPr>
-      </w:pPr>
-      <w:r>
-        <w:t xml:space="preserve">NOAH: Sarah said,</w:t>
-      </w:r>
-      <w:r>
-        <w:t xml:space="preserve"> </w:t>
-      </w:r>
-      <w:r>
-        <w:t xml:space="preserve">“</w:t>
-      </w:r>
-      <w:r>
-        <w:t xml:space="preserve">Listen to what he doesn’t say.</w:t>
-      </w:r>
-      <w:r>
-        <w:t xml:space="preserve">”</w:t>
-      </w:r>
-      <w:r>
-        <w:t xml:space="preserve"> </w:t>
-      </w:r>
-      <w:r>
-        <w:t xml:space="preserve">노아: 세라가</w:t>
-      </w:r>
-      <w:r>
-        <w:t xml:space="preserve"> </w:t>
-      </w:r>
-      <w:r>
-        <w:t xml:space="preserve">“</w:t>
-      </w:r>
-      <w:r>
-        <w:t xml:space="preserve">그 사람이 말하지 않는 걸 들어라</w:t>
-      </w:r>
-      <w:r>
-        <w:t xml:space="preserve">”</w:t>
-      </w:r>
-      <w:r>
-        <w:t xml:space="preserve">라고 했어요.</w:t>
-      </w:r>
-    </w:p>
-    <w:p>
-      <w:pPr>
-        <w:numPr>
-          <w:ilvl w:val="0"/>
-          <w:numId w:val="1005"/>
-        </w:numPr>
-      </w:pPr>
-      <w:r>
-        <w:t xml:space="preserve">ZOE: One more warning. If he says</w:t>
-      </w:r>
-      <w:r>
-        <w:t xml:space="preserve"> </w:t>
-      </w:r>
-      <w:r>
-        <w:t xml:space="preserve">“</w:t>
-      </w:r>
-      <w:r>
-        <w:t xml:space="preserve">That’s quite interesting,</w:t>
-      </w:r>
-      <w:r>
-        <w:t xml:space="preserve">”</w:t>
-      </w:r>
-      <w:r>
-        <w:t xml:space="preserve"> </w:t>
-      </w:r>
-      <w:r>
-        <w:t xml:space="preserve">it may not mean interesting.</w:t>
-      </w:r>
-      <w:r>
-        <w:t xml:space="preserve"> </w:t>
-      </w:r>
-      <w:r>
-        <w:t xml:space="preserve">조이: 경고 하나 더.</w:t>
-      </w:r>
-      <w:r>
-        <w:t xml:space="preserve"> </w:t>
-      </w:r>
-      <w:r>
-        <w:t xml:space="preserve">“</w:t>
-      </w:r>
-      <w:r>
-        <w:t xml:space="preserve">That’s quite interesting</w:t>
-      </w:r>
-      <w:r>
-        <w:t xml:space="preserve">”</w:t>
-      </w:r>
-      <w:r>
-        <w:t xml:space="preserve">이라고 하면 흥미롭다는 뜻이 아닐 수도 있어요.</w:t>
-      </w:r>
-    </w:p>
-    <w:p>
-      <w:pPr>
-        <w:numPr>
-          <w:ilvl w:val="0"/>
-          <w:numId w:val="1005"/>
-        </w:numPr>
-      </w:pPr>
-      <w:r>
-        <w:t xml:space="preserve">NOAH: Then what does it mean?</w:t>
-      </w:r>
-      <w:r>
-        <w:t xml:space="preserve"> </w:t>
-      </w:r>
-      <w:r>
-        <w:t xml:space="preserve">노아: 그럼 무슨 뜻인데요?</w:t>
-      </w:r>
-    </w:p>
-    <w:p>
-      <w:pPr>
-        <w:numPr>
-          <w:ilvl w:val="0"/>
-          <w:numId w:val="1005"/>
-        </w:numPr>
-      </w:pPr>
-      <w:r>
-        <w:t xml:space="preserve">ZOE: Sometimes</w:t>
-      </w:r>
-      <w:r>
-        <w:t xml:space="preserve"> </w:t>
-      </w:r>
-      <w:r>
-        <w:t xml:space="preserve">“</w:t>
+        <w:t xml:space="preserve">ZOE: Sometimes it means</w:t>
+      </w:r>
+      <w:r>
+        <w:t xml:space="preserve"> </w:t>
+      </w:r>
+      <w:r>
+        <w:t xml:space="preserve">‘</w:t>
       </w:r>
       <w:r>
         <w:t xml:space="preserve">No.</w:t>
       </w:r>
       <w:r>
-        <w:t xml:space="preserve">”</w:t>
-      </w:r>
-      <w:r>
-        <w:t xml:space="preserve"> </w:t>
-      </w:r>
-      <w:r>
-        <w:t xml:space="preserve">Sometimes</w:t>
-      </w:r>
-      <w:r>
-        <w:t xml:space="preserve"> </w:t>
-      </w:r>
-      <w:r>
-        <w:t xml:space="preserve">“</w:t>
-      </w:r>
-      <w:r>
-        <w:t xml:space="preserve">Never.</w:t>
-      </w:r>
-      <w:r>
-        <w:t xml:space="preserve">”</w:t>
-      </w:r>
-      <w:r>
-        <w:t xml:space="preserve"> </w:t>
-      </w:r>
-      <w:r>
-        <w:t xml:space="preserve">I worked with a British agency once. It took me a year to learn.</w:t>
-      </w:r>
-      <w:r>
-        <w:t xml:space="preserve"> </w:t>
-      </w:r>
-      <w:r>
-        <w:t xml:space="preserve">조이: 때로는</w:t>
-      </w:r>
-      <w:r>
-        <w:t xml:space="preserve"> </w:t>
-      </w:r>
-      <w:r>
-        <w:t xml:space="preserve">“</w:t>
-      </w:r>
-      <w:r>
-        <w:t xml:space="preserve">아니요.</w:t>
-      </w:r>
-      <w:r>
-        <w:t xml:space="preserve">”</w:t>
-      </w:r>
-      <w:r>
-        <w:t xml:space="preserve"> </w:t>
-      </w:r>
-      <w:r>
-        <w:t xml:space="preserve">때로는</w:t>
-      </w:r>
-      <w:r>
-        <w:t xml:space="preserve"> </w:t>
-      </w:r>
-      <w:r>
-        <w:t xml:space="preserve">“</w:t>
-      </w:r>
-      <w:r>
-        <w:t xml:space="preserve">절대.</w:t>
-      </w:r>
-      <w:r>
-        <w:t xml:space="preserve">”</w:t>
-      </w:r>
-      <w:r>
-        <w:t xml:space="preserve"> </w:t>
-      </w:r>
-      <w:r>
-        <w:t xml:space="preserve">영국 에이전시와 일한 적이 있어요. 배우는 데 1년 걸렸어요.</w:t>
+        <w:t xml:space="preserve">’</w:t>
+      </w:r>
+      <w:r>
+        <w:t xml:space="preserve"> </w:t>
+      </w:r>
+      <w:r>
+        <w:t xml:space="preserve">Sometimes it means</w:t>
+      </w:r>
+      <w:r>
+        <w:t xml:space="preserve"> </w:t>
+      </w:r>
+      <w:r>
+        <w:t xml:space="preserve">‘</w:t>
+      </w:r>
+      <w:r>
+        <w:t xml:space="preserve">Never, and please leave.</w:t>
+      </w:r>
+      <w:r>
+        <w:t xml:space="preserve">’</w:t>
+      </w:r>
+      <w:r>
+        <w:t xml:space="preserve"> </w:t>
+      </w:r>
+      <w:r>
+        <w:t xml:space="preserve">I worked with a British agency once, and it took me a whole year to learn that</w:t>
+      </w:r>
+      <w:r>
+        <w:t xml:space="preserve"> </w:t>
+      </w:r>
+      <w:r>
+        <w:t xml:space="preserve">‘</w:t>
+      </w:r>
+      <w:r>
+        <w:t xml:space="preserve">quite good</w:t>
+      </w:r>
+      <w:r>
+        <w:t xml:space="preserve">’</w:t>
+      </w:r>
+      <w:r>
+        <w:t xml:space="preserve"> </w:t>
+      </w:r>
+      <w:r>
+        <w:t xml:space="preserve">was bad news. The British are very polite, even when they’re rejecting you.</w:t>
+      </w:r>
+      <w:r>
+        <w:t xml:space="preserve"> </w:t>
+      </w:r>
+      <w:r>
+        <w:t xml:space="preserve">조이: 때로는 ’아니요’라는 뜻이고, 때로는 ’절대 안 돼요, 그만 가 주세요’라는 뜻이에요. 영국 에이전시와 일한 적이 있는데, ’quite good’이 나쁜 소식이라는 걸 배우는 데 꼬박 1년 걸렸어요. 영국인은 거절할 때조차 아주 정중해요.</w:t>
       </w:r>
     </w:p>
     <w:p>
@@ -2914,7 +2887,7 @@
     </w:p>
     <w:bookmarkEnd w:id="25"/>
     <w:bookmarkEnd w:id="26"/>
-    <w:bookmarkStart w:id="30" w:name="학습-부록"/>
+    <w:bookmarkStart w:id="31" w:name="학습-부록"/>
     <w:p>
       <w:pPr>
         <w:pStyle w:val="Heading2"/>
@@ -4084,8 +4057,269 @@
       </w:r>
     </w:p>
     <w:bookmarkEnd w:id="29"/>
+    <w:bookmarkStart w:id="30" w:name="긴-발화-분석"/>
+    <w:p>
+      <w:pPr>
+        <w:pStyle w:val="Heading3"/>
+      </w:pPr>
+      <w:r>
+        <w:t xml:space="preserve">④ 긴 발화 분석</w:t>
+      </w:r>
+    </w:p>
+    <w:p>
+      <w:pPr>
+        <w:pStyle w:val="BlockText"/>
+      </w:pPr>
+      <w:r>
+        <w:rPr>
+          <w:bCs/>
+          <w:b/>
+        </w:rPr>
+        <w:t xml:space="preserve">72턴 ELENA:</w:t>
+      </w:r>
+      <w:r>
+        <w:t xml:space="preserve"> </w:t>
+      </w:r>
+      <w:r>
+        <w:t xml:space="preserve">“</w:t>
+      </w:r>
+      <w:r>
+        <w:t xml:space="preserve">In Tom’s language, it’s a warning, not an insult. Europeans don’t trust loud. They trust companies that stay for years and keep their promises. He’s telling us that if we act like salesmen here, doctors will politely walk past us.</w:t>
+      </w:r>
+      <w:r>
+        <w:t xml:space="preserve">”</w:t>
+      </w:r>
+    </w:p>
+    <w:tbl>
+      <w:tblPr>
+        <w:tblStyle w:val="Table"/>
+        <w:tblW w:type="pct" w:w="5000"/>
+        <w:tblLook w:firstRow="1" w:lastRow="0" w:firstColumn="0" w:lastColumn="0" w:noHBand="0" w:noVBand="0" w:val="0020"/>
+        <w:jc w:val="start"/>
+      </w:tblPr>
+      <w:tblGrid>
+        <w:gridCol w:w="2640"/>
+        <w:gridCol w:w="2640"/>
+        <w:gridCol w:w="2640"/>
+      </w:tblGrid>
+      <w:tr>
+        <w:trPr>
+          <w:tblHeader w:val="true"/>
+        </w:trPr>
+        <w:tc>
+          <w:tcPr/>
+          <w:p>
+            <w:pPr>
+              <w:pStyle w:val="Compact"/>
+              <w:jc w:val="left"/>
+            </w:pPr>
+            <w:r>
+              <w:t xml:space="preserve">구조</w:t>
+            </w:r>
+          </w:p>
+        </w:tc>
+        <w:tc>
+          <w:tcPr/>
+          <w:p>
+            <w:pPr>
+              <w:pStyle w:val="Compact"/>
+              <w:jc w:val="left"/>
+            </w:pPr>
+            <w:r>
+              <w:t xml:space="preserve">영어</w:t>
+            </w:r>
+          </w:p>
+        </w:tc>
+        <w:tc>
+          <w:tcPr/>
+          <w:p>
+            <w:pPr>
+              <w:pStyle w:val="Compact"/>
+              <w:jc w:val="left"/>
+            </w:pPr>
+            <w:r>
+              <w:t xml:space="preserve">기능</w:t>
+            </w:r>
+          </w:p>
+        </w:tc>
+      </w:tr>
+      <w:tr>
+        <w:tc>
+          <w:tcPr/>
+          <w:p>
+            <w:pPr>
+              <w:pStyle w:val="Compact"/>
+              <w:jc w:val="left"/>
+            </w:pPr>
+            <w:r>
+              <w:t xml:space="preserve">① 재해석(A가 아니라 B)</w:t>
+            </w:r>
+          </w:p>
+        </w:tc>
+        <w:tc>
+          <w:tcPr/>
+          <w:p>
+            <w:pPr>
+              <w:pStyle w:val="Compact"/>
+              <w:jc w:val="left"/>
+            </w:pPr>
+            <w:r>
+              <w:t xml:space="preserve">In Tom’s language, it’s a warning, not an insult.</w:t>
+            </w:r>
+          </w:p>
+        </w:tc>
+        <w:tc>
+          <w:tcPr/>
+          <w:p>
+            <w:pPr>
+              <w:pStyle w:val="Compact"/>
+              <w:jc w:val="left"/>
+            </w:pPr>
+            <w:r>
+              <w:t xml:space="preserve">상대 발언의 숨은 의도를 한 줄로 정리</w:t>
+            </w:r>
+          </w:p>
+        </w:tc>
+      </w:tr>
+      <w:tr>
+        <w:tc>
+          <w:tcPr/>
+          <w:p>
+            <w:pPr>
+              <w:pStyle w:val="Compact"/>
+              <w:jc w:val="left"/>
+            </w:pPr>
+            <w:r>
+              <w:t xml:space="preserve">② 문화 규칙(대비)</w:t>
+            </w:r>
+          </w:p>
+        </w:tc>
+        <w:tc>
+          <w:tcPr/>
+          <w:p>
+            <w:pPr>
+              <w:pStyle w:val="Compact"/>
+              <w:jc w:val="left"/>
+            </w:pPr>
+            <w:r>
+              <w:t xml:space="preserve">Europeans don’t trust loud. They trust companies that stay for years and keep their promises.</w:t>
+            </w:r>
+          </w:p>
+        </w:tc>
+        <w:tc>
+          <w:tcPr/>
+          <w:p>
+            <w:pPr>
+              <w:pStyle w:val="Compact"/>
+              <w:jc w:val="left"/>
+            </w:pPr>
+            <w:r>
+              <w:t xml:space="preserve">“</w:t>
+            </w:r>
+            <w:r>
+              <w:t xml:space="preserve">~는 안 믿고, ~를 믿는다</w:t>
+            </w:r>
+            <w:r>
+              <w:t xml:space="preserve">”</w:t>
+            </w:r>
+            <w:r>
+              <w:t xml:space="preserve">로 현지 기준 설명</w:t>
+            </w:r>
+          </w:p>
+        </w:tc>
+      </w:tr>
+      <w:tr>
+        <w:tc>
+          <w:tcPr/>
+          <w:p>
+            <w:pPr>
+              <w:pStyle w:val="Compact"/>
+              <w:jc w:val="left"/>
+            </w:pPr>
+            <w:r>
+              <w:t xml:space="preserve">③ 함의(조건 → 결과)</w:t>
+            </w:r>
+          </w:p>
+        </w:tc>
+        <w:tc>
+          <w:tcPr/>
+          <w:p>
+            <w:pPr>
+              <w:pStyle w:val="Compact"/>
+              <w:jc w:val="left"/>
+            </w:pPr>
+            <w:r>
+              <w:t xml:space="preserve">He’s telling us that if we act like salesmen here, doctors will politely walk past us.</w:t>
+            </w:r>
+          </w:p>
+        </w:tc>
+        <w:tc>
+          <w:tcPr/>
+          <w:p>
+            <w:pPr>
+              <w:pStyle w:val="Compact"/>
+              <w:jc w:val="left"/>
+            </w:pPr>
+            <w:r>
+              <w:t xml:space="preserve">그래서 우리가 무엇을 조심해야 하는지 행동으로 연결</w:t>
+            </w:r>
+          </w:p>
+        </w:tc>
+      </w:tr>
+    </w:tbl>
+    <w:p>
+      <w:pPr>
+        <w:pStyle w:val="BodyText"/>
+      </w:pPr>
+      <w:r>
+        <w:rPr>
+          <w:bCs/>
+          <w:b/>
+        </w:rPr>
+        <w:t xml:space="preserve">활용 패턴:</w:t>
+      </w:r>
+      <w:r>
+        <w:t xml:space="preserve"> </w:t>
+      </w:r>
+      <w:r>
+        <w:t xml:space="preserve">재해석(it’s A, not B) → 문화 규칙 대비 → He’s telling us that if…, …</w:t>
+      </w:r>
+      <w:r>
+        <w:t xml:space="preserve"> </w:t>
+      </w:r>
+      <w:r>
+        <w:rPr>
+          <w:bCs/>
+          <w:b/>
+        </w:rPr>
+        <w:t xml:space="preserve">연결 표현:</w:t>
+      </w:r>
+      <w:r>
+        <w:t xml:space="preserve"> </w:t>
+      </w:r>
+      <w:r>
+        <w:t xml:space="preserve">In ~’s language(~식으로 말하면) · He’s telling us that…(그 말은 ~라는 뜻이다) · politely walk past(정중하게 지나치다)</w:t>
+      </w:r>
+      <w:r>
+        <w:t xml:space="preserve"> </w:t>
+      </w:r>
+      <w:r>
+        <w:rPr>
+          <w:bCs/>
+          <w:b/>
+        </w:rPr>
+        <w:t xml:space="preserve">연습:</w:t>
+      </w:r>
+      <w:r>
+        <w:t xml:space="preserve"> </w:t>
+      </w:r>
+      <w:r>
+        <w:t xml:space="preserve">해외 거래처가 회의 끝에 한 애매한 한마디를 팀에게 같은 구조로 40단어 안팎으로 해석해 주기.</w:t>
+      </w:r>
+    </w:p>
     <w:bookmarkEnd w:id="30"/>
     <w:bookmarkEnd w:id="31"/>
+    <w:bookmarkEnd w:id="32"/>
     <w:sectPr/>
   </w:body>
 </w:document>

--- a/대본/6부/03화_IMCAS_Day_One.docx
+++ b/대본/6부/03화_IMCAS_Day_One.docx
@@ -2,7 +2,7 @@
 <file path=word/document.xml><?xml version="1.0" encoding="utf-8"?>
 <w:document xmlns:w="http://schemas.openxmlformats.org/wordprocessingml/2006/main" xmlns:m="http://schemas.openxmlformats.org/officeDocument/2006/math" xmlns:r="http://schemas.openxmlformats.org/officeDocument/2006/relationships" xmlns:o="urn:schemas-microsoft-com:office:office" xmlns:v="urn:schemas-microsoft-com:vml" xmlns:w10="urn:schemas-microsoft-com:office:word" xmlns:a="http://schemas.openxmlformats.org/drawingml/2006/main" xmlns:pic="http://schemas.openxmlformats.org/drawingml/2006/picture" xmlns:wp="http://schemas.openxmlformats.org/drawingml/2006/wordprocessingDrawing">
   <w:body>
-    <w:bookmarkStart w:id="32" w:name="ship-it-6부-3화"/>
+    <w:bookmarkStart w:id="38" w:name="ship-it-6부-3화"/>
     <w:p>
       <w:pPr>
         <w:pStyle w:val="Heading1"/>
@@ -401,61 +401,31 @@
     </w:p>
     <w:p>
       <w:pPr>
-        <w:numPr>
-          <w:ilvl w:val="0"/>
-          <w:numId w:val="1001"/>
-        </w:numPr>
+        <w:pStyle w:val="FirstParagraph"/>
       </w:pPr>
       <w:r>
         <w:t xml:space="preserve">MARCUS: Mannequins are here. Both heads. French security asked me nine questions. In French.</w:t>
       </w:r>
-      <w:r>
-        <w:t xml:space="preserve"> </w:t>
-      </w:r>
-      <w:r>
-        <w:t xml:space="preserve">마커스: 마네킹 도착. 머리 둘 다. 프랑스 보안 요원이 질문을 아홉 개 했어. 프랑스어로.</w:t>
-      </w:r>
-    </w:p>
-    <w:p>
-      <w:pPr>
-        <w:numPr>
-          <w:ilvl w:val="0"/>
-          <w:numId w:val="1001"/>
-        </w:numPr>
+    </w:p>
+    <w:p>
+      <w:pPr>
+        <w:pStyle w:val="BodyText"/>
       </w:pPr>
       <w:r>
         <w:t xml:space="preserve">ELENA: Did you show them my letter?</w:t>
       </w:r>
-      <w:r>
-        <w:t xml:space="preserve"> </w:t>
-      </w:r>
-      <w:r>
-        <w:t xml:space="preserve">엘레나: 내 편지 보여 줬어요?</w:t>
-      </w:r>
-    </w:p>
-    <w:p>
-      <w:pPr>
-        <w:numPr>
-          <w:ilvl w:val="0"/>
-          <w:numId w:val="1001"/>
-        </w:numPr>
+    </w:p>
+    <w:p>
+      <w:pPr>
+        <w:pStyle w:val="BodyText"/>
       </w:pPr>
       <w:r>
         <w:t xml:space="preserve">MARCUS: I showed the letter. Then he laughed. Then he took a photo with the heads.</w:t>
       </w:r>
-      <w:r>
-        <w:t xml:space="preserve"> </w:t>
-      </w:r>
-      <w:r>
-        <w:t xml:space="preserve">마커스: 편지 보여 줬지. 그랬더니 웃더라. 그러고는 머리들이랑 사진을 찍었어.</w:t>
-      </w:r>
-    </w:p>
-    <w:p>
-      <w:pPr>
-        <w:numPr>
-          <w:ilvl w:val="0"/>
-          <w:numId w:val="1001"/>
-        </w:numPr>
+    </w:p>
+    <w:p>
+      <w:pPr>
+        <w:pStyle w:val="BodyText"/>
       </w:pPr>
       <w:r>
         <w:t xml:space="preserve">ZOE: Signs are up. Three languages.</w:t>
@@ -478,11 +448,61 @@
       <w:r>
         <w:t xml:space="preserve">Every surface.</w:t>
       </w:r>
-      <w:r>
-        <w:t xml:space="preserve"> </w:t>
-      </w:r>
-      <w:r>
-        <w:t xml:space="preserve">조이: 표지판 설치 완료. 3개 국어.</w:t>
+    </w:p>
+    <w:p>
+      <w:pPr>
+        <w:pStyle w:val="BodyText"/>
+      </w:pPr>
+      <w:r>
+        <w:t xml:space="preserve">PRIYA: Display syringes are ready. Water and gel. Labeled. Not for humans.</w:t>
+      </w:r>
+    </w:p>
+    <w:p>
+      <w:pPr>
+        <w:pStyle w:val="BodyText"/>
+      </w:pPr>
+      <w:r>
+        <w:t xml:space="preserve">NOAH: I slept three hours. Is that normal? For jet lag?</w:t>
+      </w:r>
+    </w:p>
+    <w:p>
+      <w:pPr>
+        <w:pStyle w:val="BodyText"/>
+      </w:pPr>
+      <w:r>
+        <w:t xml:space="preserve">TASHA: Normal for day one. Drink water. Not wine. Not until tonight.</w:t>
+      </w:r>
+    </w:p>
+    <w:p>
+      <w:pPr>
+        <w:pStyle w:val="BodyText"/>
+      </w:pPr>
+      <w:r>
+        <w:t xml:space="preserve">SOFIA: Look at Halvern’s booth. Sixty square meters. A champagne bar.</w:t>
+      </w:r>
+    </w:p>
+    <w:p>
+      <w:pPr>
+        <w:pStyle w:val="BodyText"/>
+      </w:pPr>
+      <w:r>
+        <w:t xml:space="preserve">ZOE: At nine a.m. In France. That’s very… confident.</w:t>
+      </w:r>
+    </w:p>
+    <w:p>
+      <w:pPr>
+        <w:pStyle w:val="BodyText"/>
+      </w:pPr>
+      <w:r>
+        <w:t xml:space="preserve">ELENA: We have a mannequin and a timer. Let’s see which one doctors remember.</w:t>
+      </w:r>
+    </w:p>
+    <w:p>
+      <w:pPr>
+        <w:pStyle w:val="BodyText"/>
+      </w:pPr>
+      <w:r>
+        <w:t xml:space="preserve">ZOE: One rule for Paris. Before anything else, say</w:t>
       </w:r>
       <w:r>
         <w:t xml:space="preserve"> </w:t>
@@ -491,7 +511,7 @@
         <w:t xml:space="preserve">“</w:t>
       </w:r>
       <w:r>
-        <w:t xml:space="preserve">EU 내 판매 불가.</w:t>
+        <w:t xml:space="preserve">Bonjour.</w:t>
       </w:r>
       <w:r>
         <w:t xml:space="preserve">”</w:t>
@@ -500,184 +520,20 @@
         <w:t xml:space="preserve"> </w:t>
       </w:r>
       <w:r>
-        <w:t xml:space="preserve">모든 면에.</w:t>
-      </w:r>
-    </w:p>
-    <w:p>
-      <w:pPr>
-        <w:numPr>
-          <w:ilvl w:val="0"/>
-          <w:numId w:val="1001"/>
-        </w:numPr>
-      </w:pPr>
-      <w:r>
-        <w:t xml:space="preserve">PRIYA: Display syringes are ready. Water and gel. Labeled. Not for humans.</w:t>
-      </w:r>
-      <w:r>
-        <w:t xml:space="preserve"> </w:t>
-      </w:r>
-      <w:r>
-        <w:t xml:space="preserve">프리야: 전시용 주사기 준비 완료. 물이랑 젤. 라벨 붙임. 인체용 아님.</w:t>
-      </w:r>
-    </w:p>
-    <w:p>
-      <w:pPr>
-        <w:numPr>
-          <w:ilvl w:val="0"/>
-          <w:numId w:val="1001"/>
-        </w:numPr>
-      </w:pPr>
-      <w:r>
-        <w:t xml:space="preserve">NOAH: I slept three hours. Is that normal? For jet lag?</w:t>
-      </w:r>
-      <w:r>
-        <w:t xml:space="preserve"> </w:t>
-      </w:r>
-      <w:r>
-        <w:t xml:space="preserve">노아: 세 시간 잤어요. 그거 정상이에요? 시차 때문에?</w:t>
-      </w:r>
-    </w:p>
-    <w:p>
-      <w:pPr>
-        <w:numPr>
-          <w:ilvl w:val="0"/>
-          <w:numId w:val="1001"/>
-        </w:numPr>
-      </w:pPr>
-      <w:r>
-        <w:t xml:space="preserve">TASHA: Normal for day one. Drink water. Not wine. Not until tonight.</w:t>
-      </w:r>
-      <w:r>
-        <w:t xml:space="preserve"> </w:t>
-      </w:r>
-      <w:r>
-        <w:t xml:space="preserve">타샤: 첫날엔 정상이에요. 물 마셔요. 와인 말고. 오늘 밤까지는.</w:t>
-      </w:r>
-    </w:p>
-    <w:p>
-      <w:pPr>
-        <w:numPr>
-          <w:ilvl w:val="0"/>
-          <w:numId w:val="1001"/>
-        </w:numPr>
-      </w:pPr>
-      <w:r>
-        <w:t xml:space="preserve">SOFIA: Look at Halvern’s booth. Sixty square meters. A champagne bar.</w:t>
-      </w:r>
-      <w:r>
-        <w:t xml:space="preserve"> </w:t>
-      </w:r>
-      <w:r>
-        <w:t xml:space="preserve">소피아: 할번 부스 좀 봐요. 60제곱미터. 샴페인 바.</w:t>
-      </w:r>
-    </w:p>
-    <w:p>
-      <w:pPr>
-        <w:numPr>
-          <w:ilvl w:val="0"/>
-          <w:numId w:val="1001"/>
-        </w:numPr>
-      </w:pPr>
-      <w:r>
-        <w:t xml:space="preserve">ZOE: At nine a.m. In France. That’s very… confident.</w:t>
-      </w:r>
-      <w:r>
-        <w:t xml:space="preserve"> </w:t>
-      </w:r>
-      <w:r>
-        <w:t xml:space="preserve">조이: 오전 9시에. 프랑스에서. 아주… 자신만만하네요.</w:t>
-      </w:r>
-    </w:p>
-    <w:p>
-      <w:pPr>
-        <w:numPr>
-          <w:ilvl w:val="0"/>
-          <w:numId w:val="1001"/>
-        </w:numPr>
-      </w:pPr>
-      <w:r>
-        <w:t xml:space="preserve">ELENA: We have a mannequin and a timer. Let’s see which one doctors remember.</w:t>
-      </w:r>
-      <w:r>
-        <w:t xml:space="preserve"> </w:t>
-      </w:r>
-      <w:r>
-        <w:t xml:space="preserve">엘레나: 우린 마네킹이랑 타이머가 있어요. 의사들이 어느 쪽을 기억하는지 보죠.</w:t>
-      </w:r>
-    </w:p>
-    <w:p>
-      <w:pPr>
-        <w:numPr>
-          <w:ilvl w:val="0"/>
-          <w:numId w:val="1001"/>
-        </w:numPr>
-      </w:pPr>
-      <w:r>
-        <w:t xml:space="preserve">ZOE: One rule for Paris. Before anything else, say</w:t>
-      </w:r>
-      <w:r>
-        <w:t xml:space="preserve"> </w:t>
-      </w:r>
-      <w:r>
-        <w:t xml:space="preserve">“</w:t>
-      </w:r>
-      <w:r>
-        <w:t xml:space="preserve">Bonjour.</w:t>
-      </w:r>
-      <w:r>
-        <w:t xml:space="preserve">”</w:t>
-      </w:r>
-      <w:r>
-        <w:t xml:space="preserve"> </w:t>
-      </w:r>
-      <w:r>
         <w:t xml:space="preserve">Always. Even if you continue in English.</w:t>
       </w:r>
-      <w:r>
-        <w:t xml:space="preserve"> </w:t>
-      </w:r>
-      <w:r>
-        <w:t xml:space="preserve">조이: 파리 규칙 하나. 무엇보다 먼저</w:t>
-      </w:r>
-      <w:r>
-        <w:t xml:space="preserve"> </w:t>
-      </w:r>
-      <w:r>
-        <w:t xml:space="preserve">“</w:t>
-      </w:r>
-      <w:r>
-        <w:t xml:space="preserve">봉주르</w:t>
-      </w:r>
-      <w:r>
-        <w:t xml:space="preserve">”</w:t>
-      </w:r>
-      <w:r>
-        <w:t xml:space="preserve">라고 해요. 항상. 영어로 이어 가더라도.</w:t>
-      </w:r>
-    </w:p>
-    <w:p>
-      <w:pPr>
-        <w:numPr>
-          <w:ilvl w:val="0"/>
-          <w:numId w:val="1001"/>
-        </w:numPr>
+    </w:p>
+    <w:p>
+      <w:pPr>
+        <w:pStyle w:val="BodyText"/>
       </w:pPr>
       <w:r>
         <w:t xml:space="preserve">NOAH: Why is that so important?</w:t>
       </w:r>
-      <w:r>
-        <w:t xml:space="preserve"> </w:t>
-      </w:r>
-      <w:r>
-        <w:t xml:space="preserve">노아: 그게 왜 그렇게 중요해요?</w:t>
-      </w:r>
-    </w:p>
-    <w:p>
-      <w:pPr>
-        <w:numPr>
-          <w:ilvl w:val="0"/>
-          <w:numId w:val="1001"/>
-        </w:numPr>
+    </w:p>
+    <w:p>
+      <w:pPr>
+        <w:pStyle w:val="BodyText"/>
       </w:pPr>
       <w:r>
         <w:t xml:space="preserve">ZOE: In France, starting without</w:t>
@@ -700,63 +556,21 @@
       <w:r>
         <w:t xml:space="preserve">is like walking into someone’s house without knocking. It tells them you see them as a customer, not as a person. Say it first, smile, and then they’ll usually switch to English for you.</w:t>
       </w:r>
-      <w:r>
-        <w:t xml:space="preserve"> </w:t>
-      </w:r>
-      <w:r>
-        <w:t xml:space="preserve">조이: 프랑스에서</w:t>
-      </w:r>
-      <w:r>
-        <w:t xml:space="preserve"> </w:t>
-      </w:r>
-      <w:r>
-        <w:t xml:space="preserve">‘</w:t>
-      </w:r>
-      <w:r>
-        <w:t xml:space="preserve">봉주르</w:t>
-      </w:r>
-      <w:r>
-        <w:t xml:space="preserve">’</w:t>
-      </w:r>
-      <w:r>
-        <w:t xml:space="preserve"> </w:t>
-      </w:r>
-      <w:r>
-        <w:t xml:space="preserve">없이 시작하는 건 노크 없이 남의 집에 들어가는 것과 같아요. 상대를 사람이 아니라 손님으로만 본다는 뜻이 되거든요. 먼저 그 말을 하고, 웃고, 그러면 대개 상대가 영어로 바꿔 줄 거예요.</w:t>
-      </w:r>
-    </w:p>
-    <w:p>
-      <w:pPr>
-        <w:numPr>
-          <w:ilvl w:val="0"/>
-          <w:numId w:val="1001"/>
-        </w:numPr>
+    </w:p>
+    <w:p>
+      <w:pPr>
+        <w:pStyle w:val="BodyText"/>
       </w:pPr>
       <w:r>
         <w:t xml:space="preserve">TASHA: Noted. Bonjour. Arrêtez l’injection. That’s all my French.</w:t>
       </w:r>
-      <w:r>
-        <w:t xml:space="preserve"> </w:t>
-      </w:r>
-      <w:r>
-        <w:t xml:space="preserve">타샤: 알겠어요. 봉주르. 아레테 랭젝시옹. 그게 제 프랑스어 전부예요.</w:t>
-      </w:r>
-    </w:p>
-    <w:p>
-      <w:pPr>
-        <w:numPr>
-          <w:ilvl w:val="0"/>
-          <w:numId w:val="1001"/>
-        </w:numPr>
+    </w:p>
+    <w:p>
+      <w:pPr>
+        <w:pStyle w:val="BodyText"/>
       </w:pPr>
       <w:r>
         <w:t xml:space="preserve">MARCUS: Doors are opening. Here they come.</w:t>
-      </w:r>
-      <w:r>
-        <w:t xml:space="preserve"> </w:t>
-      </w:r>
-      <w:r>
-        <w:t xml:space="preserve">마커스: 문 열려요. 사람들 온다.</w:t>
       </w:r>
     </w:p>
     <w:bookmarkEnd w:id="21"/>
@@ -771,231 +585,111 @@
     </w:p>
     <w:p>
       <w:pPr>
-        <w:numPr>
-          <w:ilvl w:val="0"/>
-          <w:numId w:val="1002"/>
-        </w:numPr>
+        <w:pStyle w:val="FirstParagraph"/>
       </w:pPr>
       <w:r>
         <w:t xml:space="preserve">NOAH: Bonjour! Good morning. What brings you to the show?</w:t>
       </w:r>
-      <w:r>
-        <w:t xml:space="preserve"> </w:t>
-      </w:r>
-      <w:r>
-        <w:t xml:space="preserve">노아: 봉주르! 좋은 아침입니다. 어떻게 학회에 오셨어요?</w:t>
-      </w:r>
-    </w:p>
-    <w:p>
-      <w:pPr>
-        <w:numPr>
-          <w:ilvl w:val="0"/>
-          <w:numId w:val="1002"/>
-        </w:numPr>
+    </w:p>
+    <w:p>
+      <w:pPr>
+        <w:pStyle w:val="BodyText"/>
       </w:pPr>
       <w:r>
         <w:t xml:space="preserve">CELINE: Bonjour. Céline Marchand. Dermatologist, Paris. I saw your sign. You can’t sell here. Why come?</w:t>
       </w:r>
-      <w:r>
-        <w:t xml:space="preserve"> </w:t>
-      </w:r>
-      <w:r>
-        <w:t xml:space="preserve">셀린: 봉주르. 셀린 마르샹. 파리 피부과 의사예요. 표지판 봤어요. 여기선 팔 수 없잖아요. 왜 왔어요?</w:t>
-      </w:r>
-    </w:p>
-    <w:p>
-      <w:pPr>
-        <w:numPr>
-          <w:ilvl w:val="0"/>
-          <w:numId w:val="1002"/>
-        </w:numPr>
+    </w:p>
+    <w:p>
+      <w:pPr>
+        <w:pStyle w:val="BodyText"/>
       </w:pPr>
       <w:r>
         <w:t xml:space="preserve">NOAH: To listen, mostly. We want to learn how European doctors actually work, what they worry about and what they need, before we ask for anything. It would be strange to sell to people we haven’t understood yet.</w:t>
       </w:r>
-      <w:r>
-        <w:t xml:space="preserve"> </w:t>
-      </w:r>
-      <w:r>
-        <w:t xml:space="preserve">노아: 주로 듣기 위해서요. 뭔가를 요청하기 전에, 유럽 의사들이 실제로 어떻게 일하는지, 뭘 걱정하고 뭐가 필요한지 배우고 싶어요. 아직 이해하지도 못한 사람들에게 판다는 건 이상하잖아요.</w:t>
-      </w:r>
-    </w:p>
-    <w:p>
-      <w:pPr>
-        <w:numPr>
-          <w:ilvl w:val="0"/>
-          <w:numId w:val="1002"/>
-        </w:numPr>
+    </w:p>
+    <w:p>
+      <w:pPr>
+        <w:pStyle w:val="BodyText"/>
       </w:pPr>
       <w:r>
         <w:t xml:space="preserve">CELINE: That is unusual for an American company. Usually, you come to teach us.</w:t>
       </w:r>
-      <w:r>
-        <w:t xml:space="preserve"> </w:t>
-      </w:r>
-      <w:r>
-        <w:t xml:space="preserve">셀린: 미국 회사치곤 특이하네요. 보통은 우리를 가르치러 오잖아요.</w:t>
-      </w:r>
-    </w:p>
-    <w:p>
-      <w:pPr>
-        <w:numPr>
-          <w:ilvl w:val="0"/>
-          <w:numId w:val="1002"/>
-        </w:numPr>
+    </w:p>
+    <w:p>
+      <w:pPr>
+        <w:pStyle w:val="BodyText"/>
       </w:pPr>
       <w:r>
         <w:t xml:space="preserve">ELENA: We learned that lesson in Texas. The hard way.</w:t>
       </w:r>
-      <w:r>
-        <w:t xml:space="preserve"> </w:t>
-      </w:r>
-      <w:r>
-        <w:t xml:space="preserve">엘레나: 텍사스에서 그 교훈을 배웠어요. 어렵게.</w:t>
-      </w:r>
-    </w:p>
-    <w:p>
-      <w:pPr>
-        <w:numPr>
-          <w:ilvl w:val="0"/>
-          <w:numId w:val="1002"/>
-        </w:numPr>
+    </w:p>
+    <w:p>
+      <w:pPr>
+        <w:pStyle w:val="BodyText"/>
       </w:pPr>
       <w:r>
         <w:t xml:space="preserve">CELINE: Your product dissolves faster. I read about it. But in France, only doctors inject. Your problem isn’t ours.</w:t>
       </w:r>
-      <w:r>
-        <w:t xml:space="preserve"> </w:t>
-      </w:r>
-      <w:r>
-        <w:t xml:space="preserve">셀린: 당신네 제품은 더 빨리 녹죠. 읽었어요. 하지만 프랑스에선 의사만 시술해요. 당신네 문제는 우리 문제가 아니에요.</w:t>
-      </w:r>
-    </w:p>
-    <w:p>
-      <w:pPr>
-        <w:numPr>
-          <w:ilvl w:val="0"/>
-          <w:numId w:val="1002"/>
-        </w:numPr>
+    </w:p>
+    <w:p>
+      <w:pPr>
+        <w:pStyle w:val="BodyText"/>
       </w:pPr>
       <w:r>
         <w:t xml:space="preserve">NOAH: The untrained injector. That’s a fair point.</w:t>
       </w:r>
-      <w:r>
-        <w:t xml:space="preserve"> </w:t>
-      </w:r>
-      <w:r>
-        <w:t xml:space="preserve">노아: 교육 안 된 시술자. 일리 있는 말씀이에요.</w:t>
-      </w:r>
-    </w:p>
-    <w:p>
-      <w:pPr>
-        <w:numPr>
-          <w:ilvl w:val="0"/>
-          <w:numId w:val="1002"/>
-        </w:numPr>
+    </w:p>
+    <w:p>
+      <w:pPr>
+        <w:pStyle w:val="BodyText"/>
       </w:pPr>
       <w:r>
         <w:t xml:space="preserve">ELENA: But do French doctors still see occlusions?</w:t>
       </w:r>
-      <w:r>
-        <w:t xml:space="preserve"> </w:t>
-      </w:r>
-      <w:r>
-        <w:t xml:space="preserve">엘레나: 그래도 프랑스 의사들도 혈관 폐색을 겪나요?</w:t>
-      </w:r>
-    </w:p>
-    <w:p>
-      <w:pPr>
-        <w:numPr>
-          <w:ilvl w:val="0"/>
-          <w:numId w:val="1002"/>
-        </w:numPr>
+    </w:p>
+    <w:p>
+      <w:pPr>
+        <w:pStyle w:val="BodyText"/>
       </w:pPr>
       <w:r>
         <w:t xml:space="preserve">CELINE: Of course. Less often than in London, I think, but yes. Even a careful doctor with many years of experience can hit a vessel on a bad day. Doctors are not perfect. We are only less imperfect.</w:t>
       </w:r>
-      <w:r>
-        <w:t xml:space="preserve"> </w:t>
-      </w:r>
-      <w:r>
-        <w:t xml:space="preserve">셀린: 물론이죠. 런던보다는 덜 자주일 거예요, 하지만 네. 경험 많은 신중한 의사도 운 나쁜 날엔 혈관을 건드릴 수 있어요. 의사는 완벽하지 않아요. 덜 불완전할 뿐이죠.</w:t>
-      </w:r>
-    </w:p>
-    <w:p>
-      <w:pPr>
-        <w:numPr>
-          <w:ilvl w:val="0"/>
-          <w:numId w:val="1002"/>
-        </w:numPr>
+    </w:p>
+    <w:p>
+      <w:pPr>
+        <w:pStyle w:val="BodyText"/>
       </w:pPr>
       <w:r>
         <w:t xml:space="preserve">TASHA: Would you like to try our drill? Ten seconds. A simulated emergency.</w:t>
       </w:r>
-      <w:r>
-        <w:t xml:space="preserve"> </w:t>
-      </w:r>
-      <w:r>
-        <w:t xml:space="preserve">타샤: 저희 훈련 해 보시겠어요? 10초. 모의 응급 상황이에요.</w:t>
-      </w:r>
-    </w:p>
-    <w:p>
-      <w:pPr>
-        <w:numPr>
-          <w:ilvl w:val="0"/>
-          <w:numId w:val="1002"/>
-        </w:numPr>
+    </w:p>
+    <w:p>
+      <w:pPr>
+        <w:pStyle w:val="BodyText"/>
       </w:pPr>
       <w:r>
         <w:t xml:space="preserve">CELINE: A game? I’m a doctor for twenty years.</w:t>
       </w:r>
-      <w:r>
-        <w:t xml:space="preserve"> </w:t>
-      </w:r>
-      <w:r>
-        <w:t xml:space="preserve">셀린: 게임이요? 난 20년 차 의사예요.</w:t>
-      </w:r>
-    </w:p>
-    <w:p>
-      <w:pPr>
-        <w:numPr>
-          <w:ilvl w:val="0"/>
-          <w:numId w:val="1002"/>
-        </w:numPr>
+    </w:p>
+    <w:p>
+      <w:pPr>
+        <w:pStyle w:val="BodyText"/>
       </w:pPr>
       <w:r>
         <w:t xml:space="preserve">TASHA: So was a surgeon in Westlake. He took one point four seconds. It’s the record.</w:t>
       </w:r>
-      <w:r>
-        <w:t xml:space="preserve"> </w:t>
-      </w:r>
-      <w:r>
-        <w:t xml:space="preserve">타샤: 웨스트레이크의 외과 의사도 그랬어요. 1.4초 걸렸죠. 그게 기록이에요.</w:t>
-      </w:r>
-    </w:p>
-    <w:p>
-      <w:pPr>
-        <w:numPr>
-          <w:ilvl w:val="0"/>
-          <w:numId w:val="1002"/>
-        </w:numPr>
+    </w:p>
+    <w:p>
+      <w:pPr>
+        <w:pStyle w:val="BodyText"/>
       </w:pPr>
       <w:r>
         <w:t xml:space="preserve">CELINE: …Fine. One try. For France.</w:t>
       </w:r>
-      <w:r>
-        <w:t xml:space="preserve"> </w:t>
-      </w:r>
-      <w:r>
-        <w:t xml:space="preserve">셀린: …좋아요. 한 번만. 프랑스를 위해.</w:t>
-      </w:r>
-    </w:p>
-    <w:p>
-      <w:pPr>
-        <w:numPr>
-          <w:ilvl w:val="0"/>
-          <w:numId w:val="1002"/>
-        </w:numPr>
+    </w:p>
+    <w:p>
+      <w:pPr>
+        <w:pStyle w:val="BodyText"/>
       </w:pPr>
       <w:r>
         <w:t xml:space="preserve">TASHA: The patient says,</w:t>
@@ -1018,383 +712,173 @@
       <w:r>
         <w:t xml:space="preserve">Skin is white. Go.</w:t>
       </w:r>
-      <w:r>
-        <w:t xml:space="preserve"> </w:t>
-      </w:r>
-      <w:r>
-        <w:t xml:space="preserve">타샤: 환자가</w:t>
-      </w:r>
-      <w:r>
-        <w:t xml:space="preserve"> </w:t>
-      </w:r>
-      <w:r>
-        <w:t xml:space="preserve">“</w:t>
-      </w:r>
-      <w:r>
-        <w:t xml:space="preserve">아파요</w:t>
-      </w:r>
-      <w:r>
-        <w:t xml:space="preserve">”</w:t>
-      </w:r>
-      <w:r>
-        <w:t xml:space="preserve">라고 해요. 피부가 하얘요. 시작.</w:t>
-      </w:r>
-    </w:p>
-    <w:p>
-      <w:pPr>
-        <w:numPr>
-          <w:ilvl w:val="0"/>
-          <w:numId w:val="1002"/>
-        </w:numPr>
+    </w:p>
+    <w:p>
+      <w:pPr>
+        <w:pStyle w:val="BodyText"/>
       </w:pPr>
       <w:r>
         <w:t xml:space="preserve">CELINE: Hyaluronidase. Immediately.</w:t>
       </w:r>
-      <w:r>
-        <w:t xml:space="preserve"> </w:t>
-      </w:r>
-      <w:r>
-        <w:t xml:space="preserve">셀린: 히알루로니다아제. 즉시.</w:t>
-      </w:r>
-    </w:p>
-    <w:p>
-      <w:pPr>
-        <w:numPr>
-          <w:ilvl w:val="0"/>
-          <w:numId w:val="1002"/>
-        </w:numPr>
+    </w:p>
+    <w:p>
+      <w:pPr>
+        <w:pStyle w:val="BodyText"/>
       </w:pPr>
       <w:r>
         <w:t xml:space="preserve">TASHA: Step one?</w:t>
       </w:r>
-      <w:r>
-        <w:t xml:space="preserve"> </w:t>
-      </w:r>
-      <w:r>
-        <w:t xml:space="preserve">타샤: 1단계는요?</w:t>
-      </w:r>
-    </w:p>
-    <w:p>
-      <w:pPr>
-        <w:numPr>
-          <w:ilvl w:val="0"/>
-          <w:numId w:val="1002"/>
-        </w:numPr>
+    </w:p>
+    <w:p>
+      <w:pPr>
+        <w:pStyle w:val="BodyText"/>
       </w:pPr>
       <w:r>
         <w:t xml:space="preserve">CELINE: …Arrêtez l’injection. I forgot. Twenty years, and I forgot step one.</w:t>
       </w:r>
-      <w:r>
-        <w:t xml:space="preserve"> </w:t>
-      </w:r>
-      <w:r>
-        <w:t xml:space="preserve">셀린: …주입 중단. 잊었네요. 20년인데 1단계를 잊었어요.</w:t>
-      </w:r>
-    </w:p>
-    <w:p>
-      <w:pPr>
-        <w:numPr>
-          <w:ilvl w:val="0"/>
-          <w:numId w:val="1002"/>
-        </w:numPr>
+    </w:p>
+    <w:p>
+      <w:pPr>
+        <w:pStyle w:val="BodyText"/>
       </w:pPr>
       <w:r>
         <w:t xml:space="preserve">TASHA: Everyone does, even our CEO. Under pressure, the brain jumps to the treatment and skips the simple first step. That’s exactly why the card exists, so nobody has to remember. And yes, we have it in French too.</w:t>
       </w:r>
-      <w:r>
-        <w:t xml:space="preserve"> </w:t>
-      </w:r>
-      <w:r>
-        <w:t xml:space="preserve">타샤: 다들 그래요. 우리 CEO도요. 압박을 받으면 뇌가 치료로 바로 뛰어가서 간단한 1단계를 건너뛰어요. 그래서 바로 카드가 있는 거예요. 아무도 외울 필요가 없게. 그리고 네, 프랑스어판도 있어요.</w:t>
-      </w:r>
-    </w:p>
-    <w:p>
-      <w:pPr>
-        <w:numPr>
-          <w:ilvl w:val="0"/>
-          <w:numId w:val="1002"/>
-        </w:numPr>
+    </w:p>
+    <w:p>
+      <w:pPr>
+        <w:pStyle w:val="BodyText"/>
       </w:pPr>
       <w:r>
         <w:t xml:space="preserve">CELINE: Give me ten cards. For my residents. They will laugh at me. Then they will learn.</w:t>
       </w:r>
-      <w:r>
-        <w:t xml:space="preserve"> </w:t>
-      </w:r>
-      <w:r>
-        <w:t xml:space="preserve">셀린: 카드 열 장 줘요. 우리 전공의들한테. 날 비웃겠죠. 그다음 배우겠죠.</w:t>
-      </w:r>
-    </w:p>
-    <w:p>
-      <w:pPr>
-        <w:numPr>
-          <w:ilvl w:val="0"/>
-          <w:numId w:val="1002"/>
-        </w:numPr>
+    </w:p>
+    <w:p>
+      <w:pPr>
+        <w:pStyle w:val="BodyText"/>
       </w:pPr>
       <w:r>
         <w:t xml:space="preserve">BRUNO: Hello, hello! Bruno Costa. São Paulo. You are the dissolving filler? How much is it?</w:t>
       </w:r>
-      <w:r>
-        <w:t xml:space="preserve"> </w:t>
-      </w:r>
-      <w:r>
-        <w:t xml:space="preserve">브루누: 헬로, 헬로! 브루누 코스타. 상파울루. 녹는 필러 맞죠? 얼마예요?</w:t>
-      </w:r>
-    </w:p>
-    <w:p>
-      <w:pPr>
-        <w:numPr>
-          <w:ilvl w:val="0"/>
-          <w:numId w:val="1002"/>
-        </w:numPr>
+    </w:p>
+    <w:p>
+      <w:pPr>
+        <w:pStyle w:val="BodyText"/>
       </w:pPr>
       <w:r>
         <w:t xml:space="preserve">SOFIA: Hello, Dr. Costa. Could you say that again? A bit slower? The music is loud here.</w:t>
       </w:r>
-      <w:r>
-        <w:t xml:space="preserve"> </w:t>
-      </w:r>
-      <w:r>
-        <w:t xml:space="preserve">소피아: 안녕하세요, 코스타 선생님. 다시 한번 말씀해 주시겠어요? 조금 천천히요? 여기 음악이 커서요.</w:t>
-      </w:r>
-    </w:p>
-    <w:p>
-      <w:pPr>
-        <w:numPr>
-          <w:ilvl w:val="0"/>
-          <w:numId w:val="1002"/>
-        </w:numPr>
+    </w:p>
+    <w:p>
+      <w:pPr>
+        <w:pStyle w:val="BodyText"/>
       </w:pPr>
       <w:r>
         <w:t xml:space="preserve">BRUNO: Sorry! Brazilians talk fast. How much? In Brazil, I pay two hundred dollars for a filler.</w:t>
       </w:r>
-      <w:r>
-        <w:t xml:space="preserve"> </w:t>
-      </w:r>
-      <w:r>
-        <w:t xml:space="preserve">브루누: 미안해요! 브라질 사람들은 말이 빨라요. 얼마예요? 브라질에선 필러에 200달러 내요.</w:t>
-      </w:r>
-    </w:p>
-    <w:p>
-      <w:pPr>
-        <w:numPr>
-          <w:ilvl w:val="0"/>
-          <w:numId w:val="1002"/>
-        </w:numPr>
+    </w:p>
+    <w:p>
+      <w:pPr>
+        <w:pStyle w:val="BodyText"/>
       </w:pPr>
       <w:r>
         <w:t xml:space="preserve">SOFIA: In the U.S., four twenty-five. But we’re not in Brazil yet. Approval takes about two years.</w:t>
       </w:r>
-      <w:r>
-        <w:t xml:space="preserve"> </w:t>
-      </w:r>
-      <w:r>
-        <w:t xml:space="preserve">소피아: 미국에선 425달러예요. 하지만 아직 브라질엔 없어요. 승인에 약 2년 걸려요.</w:t>
-      </w:r>
-    </w:p>
-    <w:p>
-      <w:pPr>
-        <w:numPr>
-          <w:ilvl w:val="0"/>
-          <w:numId w:val="1002"/>
-        </w:numPr>
+    </w:p>
+    <w:p>
+      <w:pPr>
+        <w:pStyle w:val="BodyText"/>
       </w:pPr>
       <w:r>
         <w:t xml:space="preserve">BRUNO: Two years? And double the price? Ah, my friend. Brazil will be difficult for you.</w:t>
       </w:r>
-      <w:r>
-        <w:t xml:space="preserve"> </w:t>
-      </w:r>
-      <w:r>
-        <w:t xml:space="preserve">브루누: 2년? 그리고 두 배 가격? 아, 친구. 브라질은 어렵겠네요.</w:t>
-      </w:r>
-    </w:p>
-    <w:p>
-      <w:pPr>
-        <w:numPr>
-          <w:ilvl w:val="0"/>
-          <w:numId w:val="1002"/>
-        </w:numPr>
+    </w:p>
+    <w:p>
+      <w:pPr>
+        <w:pStyle w:val="BodyText"/>
       </w:pPr>
       <w:r>
         <w:t xml:space="preserve">SOFIA: I believe you. That’s why we came to listen first.</w:t>
       </w:r>
-      <w:r>
-        <w:t xml:space="preserve"> </w:t>
-      </w:r>
-      <w:r>
-        <w:t xml:space="preserve">소피아: 그 말 믿어요. 그래서 먼저 들으러 온 거예요.</w:t>
-      </w:r>
-    </w:p>
-    <w:p>
-      <w:pPr>
-        <w:numPr>
-          <w:ilvl w:val="0"/>
-          <w:numId w:val="1002"/>
-        </w:numPr>
+    </w:p>
+    <w:p>
+      <w:pPr>
+        <w:pStyle w:val="BodyText"/>
       </w:pPr>
       <w:r>
         <w:t xml:space="preserve">BRUNO: But the training. Your card. That I want. Today. In Portuguese?</w:t>
       </w:r>
-      <w:r>
-        <w:t xml:space="preserve"> </w:t>
-      </w:r>
-      <w:r>
-        <w:t xml:space="preserve">브루누: 하지만 교육. 당신네 카드. 그건 원해요. 오늘. 포르투갈어로?</w:t>
-      </w:r>
-    </w:p>
-    <w:p>
-      <w:pPr>
-        <w:numPr>
-          <w:ilvl w:val="0"/>
-          <w:numId w:val="1002"/>
-        </w:numPr>
+    </w:p>
+    <w:p>
+      <w:pPr>
+        <w:pStyle w:val="BodyText"/>
       </w:pPr>
       <w:r>
         <w:t xml:space="preserve">ZOE: Not yet. English, French, German. What if you help us translate it? We’d pay and credit you.</w:t>
       </w:r>
-      <w:r>
-        <w:t xml:space="preserve"> </w:t>
-      </w:r>
-      <w:r>
-        <w:t xml:space="preserve">조이: 아직요. 영어, 프랑스어, 독일어. 번역을 도와주시면 어때요? 보수를 드리고 이름도 넣을게요.</w:t>
-      </w:r>
-    </w:p>
-    <w:p>
-      <w:pPr>
-        <w:numPr>
-          <w:ilvl w:val="0"/>
-          <w:numId w:val="1002"/>
-        </w:numPr>
+    </w:p>
+    <w:p>
+      <w:pPr>
+        <w:pStyle w:val="BodyText"/>
       </w:pPr>
       <w:r>
         <w:t xml:space="preserve">BRUNO: You’d pay me? To translate a free card?</w:t>
       </w:r>
-      <w:r>
-        <w:t xml:space="preserve"> </w:t>
-      </w:r>
-      <w:r>
-        <w:t xml:space="preserve">브루누: 나한테 돈을 준다고요? 무료 카드 번역에?</w:t>
-      </w:r>
-    </w:p>
-    <w:p>
-      <w:pPr>
-        <w:numPr>
-          <w:ilvl w:val="0"/>
-          <w:numId w:val="1002"/>
-        </w:numPr>
+    </w:p>
+    <w:p>
+      <w:pPr>
+        <w:pStyle w:val="BodyText"/>
       </w:pPr>
       <w:r>
         <w:t xml:space="preserve">ZOE: Free for doctors. Not free to make. Good work deserves payment.</w:t>
       </w:r>
-      <w:r>
-        <w:t xml:space="preserve"> </w:t>
-      </w:r>
-      <w:r>
-        <w:t xml:space="preserve">조이: 의사들한텐 무료예요. 만드는 게 무료는 아니죠. 좋은 일엔 대가가 있어야 해요.</w:t>
-      </w:r>
-    </w:p>
-    <w:p>
-      <w:pPr>
-        <w:numPr>
-          <w:ilvl w:val="0"/>
-          <w:numId w:val="1002"/>
-        </w:numPr>
+    </w:p>
+    <w:p>
+      <w:pPr>
+        <w:pStyle w:val="BodyText"/>
       </w:pPr>
       <w:r>
         <w:t xml:space="preserve">BRUNO: I like Americans who pay. Scan my badge.</w:t>
       </w:r>
-      <w:r>
-        <w:t xml:space="preserve"> </w:t>
-      </w:r>
-      <w:r>
-        <w:t xml:space="preserve">브루누: 돈 내는 미국인 좋아요. 배지 스캔해요.</w:t>
-      </w:r>
-    </w:p>
-    <w:p>
-      <w:pPr>
-        <w:numPr>
-          <w:ilvl w:val="0"/>
-          <w:numId w:val="1002"/>
-        </w:numPr>
+    </w:p>
+    <w:p>
+      <w:pPr>
+        <w:pStyle w:val="BodyText"/>
       </w:pPr>
       <w:r>
         <w:t xml:space="preserve">LAYLA: Good morning. Dr. Layla Al-Mansouri. Medical director. A clinic group in Dubai. Forty clinics.</w:t>
       </w:r>
-      <w:r>
-        <w:t xml:space="preserve"> </w:t>
-      </w:r>
-      <w:r>
-        <w:t xml:space="preserve">레일라: 좋은 아침이에요. 레일라 알만수리 박사. 의료 책임자. 두바이의 클리닉 그룹. 40곳.</w:t>
-      </w:r>
-    </w:p>
-    <w:p>
-      <w:pPr>
-        <w:numPr>
-          <w:ilvl w:val="0"/>
-          <w:numId w:val="1002"/>
-        </w:numPr>
+    </w:p>
+    <w:p>
+      <w:pPr>
+        <w:pStyle w:val="BodyText"/>
       </w:pPr>
       <w:r>
         <w:t xml:space="preserve">NOAH: Good morning, Dr. Al-Mansouri. What brings you to the show?</w:t>
       </w:r>
-      <w:r>
-        <w:t xml:space="preserve"> </w:t>
-      </w:r>
-      <w:r>
-        <w:t xml:space="preserve">노아: 좋은 아침입니다, 알만수리 박사님. 어떻게 학회에 오셨어요?</w:t>
-      </w:r>
-    </w:p>
-    <w:p>
-      <w:pPr>
-        <w:numPr>
-          <w:ilvl w:val="0"/>
-          <w:numId w:val="1002"/>
-        </w:numPr>
+    </w:p>
+    <w:p>
+      <w:pPr>
+        <w:pStyle w:val="BodyText"/>
       </w:pPr>
       <w:r>
         <w:t xml:space="preserve">LAYLA: Safety. Our patients travel a lot. They get treated in many countries, wherever is cheap or fashionable, and then they come home to us. So we see the complications, and we’re the ones who have to fix them.</w:t>
       </w:r>
-      <w:r>
-        <w:t xml:space="preserve"> </w:t>
-      </w:r>
-      <w:r>
-        <w:t xml:space="preserve">레일라: 안전이요. 우리 환자들은 여행을 많이 해요. 싸거나 유행하는 곳이면 어느 나라에서든 시술받고, 그다음 집으로, 우리한테 돌아와요. 그래서 우리가 합병증을 보고, 그걸 고쳐야 하는 것도 우리예요.</w:t>
-      </w:r>
-    </w:p>
-    <w:p>
-      <w:pPr>
-        <w:numPr>
-          <w:ilvl w:val="0"/>
-          <w:numId w:val="1002"/>
-        </w:numPr>
+    </w:p>
+    <w:p>
+      <w:pPr>
+        <w:pStyle w:val="BodyText"/>
       </w:pPr>
       <w:r>
         <w:t xml:space="preserve">NOAH: Let me walk you through our training program. It’s the part we can share today.</w:t>
       </w:r>
-      <w:r>
-        <w:t xml:space="preserve"> </w:t>
-      </w:r>
-      <w:r>
-        <w:t xml:space="preserve">노아: 저희 교육 프로그램을 차근차근 설명해 드릴게요. 오늘 공유할 수 있는 부분이에요.</w:t>
-      </w:r>
-    </w:p>
-    <w:p>
-      <w:pPr>
-        <w:numPr>
-          <w:ilvl w:val="0"/>
-          <w:numId w:val="1002"/>
-        </w:numPr>
+    </w:p>
+    <w:p>
+      <w:pPr>
+        <w:pStyle w:val="BodyText"/>
       </w:pPr>
       <w:r>
         <w:t xml:space="preserve">LAYLA: Please. And then tell me about your CE mark. We register products after CE. We’ll wait for it.</w:t>
-      </w:r>
-      <w:r>
-        <w:t xml:space="preserve"> </w:t>
-      </w:r>
-      <w:r>
-        <w:t xml:space="preserve">레일라: 그래요. 그다음 CE 마크에 대해 말해 줘요. 우린 CE 이후에 제품을 등록해요. 기다릴게요.</w:t>
       </w:r>
     </w:p>
     <w:bookmarkEnd w:id="22"/>
@@ -1409,350 +893,167 @@
     </w:p>
     <w:p>
       <w:pPr>
-        <w:numPr>
-          <w:ilvl w:val="0"/>
-          <w:numId w:val="1003"/>
-        </w:numPr>
+        <w:pStyle w:val="FirstParagraph"/>
       </w:pPr>
       <w:r>
         <w:t xml:space="preserve">ANKE: Excuse me. Anke Fischer. Nurse, Munich. A technical question. Your crosslinker. Is it BDDE?</w:t>
       </w:r>
-      <w:r>
-        <w:t xml:space="preserve"> </w:t>
-      </w:r>
-      <w:r>
-        <w:t xml:space="preserve">안케: 실례합니다. 안케 피셔. 뮌헨의 간호사예요. 기술적인 질문. 가교제. BDDE예요?</w:t>
-      </w:r>
-    </w:p>
-    <w:p>
-      <w:pPr>
-        <w:numPr>
-          <w:ilvl w:val="0"/>
-          <w:numId w:val="1003"/>
-        </w:numPr>
+    </w:p>
+    <w:p>
+      <w:pPr>
+        <w:pStyle w:val="BodyText"/>
       </w:pPr>
       <w:r>
         <w:t xml:space="preserve">PRIYA: Partly. Modified. With an enzyme-sensitive linker. Different from standard BDDE fillers.</w:t>
       </w:r>
-      <w:r>
-        <w:t xml:space="preserve"> </w:t>
-      </w:r>
-      <w:r>
-        <w:t xml:space="preserve">프리야: 일부요. 변형된 거예요. 효소 감응성 링커와 함께. 표준 BDDE 필러와 달라요.</w:t>
-      </w:r>
-    </w:p>
-    <w:p>
-      <w:pPr>
-        <w:numPr>
-          <w:ilvl w:val="0"/>
-          <w:numId w:val="1003"/>
-        </w:numPr>
+    </w:p>
+    <w:p>
+      <w:pPr>
+        <w:pStyle w:val="BodyText"/>
       </w:pPr>
       <w:r>
         <w:t xml:space="preserve">ANKE: Modified how? Please be precise. Germans like precision.</w:t>
       </w:r>
-      <w:r>
-        <w:t xml:space="preserve"> </w:t>
-      </w:r>
-      <w:r>
-        <w:t xml:space="preserve">안케: 어떻게 변형됐어요? 정확하게 말해 주세요. 독일인은 정확함을 좋아해요.</w:t>
-      </w:r>
-    </w:p>
-    <w:p>
-      <w:pPr>
-        <w:numPr>
-          <w:ilvl w:val="0"/>
-          <w:numId w:val="1003"/>
-        </w:numPr>
+    </w:p>
+    <w:p>
+      <w:pPr>
+        <w:pStyle w:val="BodyText"/>
       </w:pPr>
       <w:r>
         <w:t xml:space="preserve">PRIYA: I can’t share the exact structure, because it’s covered by our patents. But I can show you the dissolution curve, which honestly tells you more. It shows how fast the gel breaks down with the enzyme, compared with a standard BDDE filler.</w:t>
       </w:r>
-      <w:r>
-        <w:t xml:space="preserve"> </w:t>
-      </w:r>
-      <w:r>
-        <w:t xml:space="preserve">프리야: 정확한 구조는 공유할 수 없어요. 특허로 보호받고 있거든요. 하지만 용해 곡선은 보여 드릴 수 있어요. 솔직히 그게 더 많은 걸 말해 줘요. 표준 BDDE 필러와 비교해서, 효소가 들어갔을 때 젤이 얼마나 빨리 분해되는지 보여 주거든요.</w:t>
-      </w:r>
-    </w:p>
-    <w:p>
-      <w:pPr>
-        <w:numPr>
-          <w:ilvl w:val="0"/>
-          <w:numId w:val="1003"/>
-        </w:numPr>
+    </w:p>
+    <w:p>
+      <w:pPr>
+        <w:pStyle w:val="BodyText"/>
       </w:pPr>
       <w:r>
         <w:t xml:space="preserve">ANKE: Ah. A curve. Wunderbar.</w:t>
       </w:r>
-      <w:r>
-        <w:t xml:space="preserve"> </w:t>
-      </w:r>
-      <w:r>
-        <w:t xml:space="preserve">안케: 아. 곡선. 분더바.</w:t>
-      </w:r>
-    </w:p>
-    <w:p>
-      <w:pPr>
-        <w:numPr>
-          <w:ilvl w:val="0"/>
-          <w:numId w:val="1003"/>
-        </w:numPr>
+    </w:p>
+    <w:p>
+      <w:pPr>
+        <w:pStyle w:val="BodyText"/>
       </w:pPr>
       <w:r>
         <w:t xml:space="preserve">PRIYA: Wunderbar? I know that word! It’s the only German I know.</w:t>
       </w:r>
-      <w:r>
-        <w:t xml:space="preserve"> </w:t>
-      </w:r>
-      <w:r>
-        <w:t xml:space="preserve">프리야: 분더바? 그 단어 알아요! 제가 아는 유일한 독일어예요.</w:t>
-      </w:r>
-    </w:p>
-    <w:p>
-      <w:pPr>
-        <w:numPr>
-          <w:ilvl w:val="0"/>
-          <w:numId w:val="1003"/>
-        </w:numPr>
+    </w:p>
+    <w:p>
+      <w:pPr>
+        <w:pStyle w:val="BodyText"/>
       </w:pPr>
       <w:r>
         <w:t xml:space="preserve">ANKE: Then you know the most important one.</w:t>
       </w:r>
-      <w:r>
-        <w:t xml:space="preserve"> </w:t>
-      </w:r>
-      <w:r>
-        <w:t xml:space="preserve">안케: 그럼 가장 중요한 걸 아시네요.</w:t>
-      </w:r>
-    </w:p>
-    <w:p>
-      <w:pPr>
-        <w:numPr>
-          <w:ilvl w:val="0"/>
-          <w:numId w:val="1003"/>
-        </w:numPr>
+    </w:p>
+    <w:p>
+      <w:pPr>
+        <w:pStyle w:val="BodyText"/>
       </w:pPr>
       <w:r>
         <w:t xml:space="preserve">ZOE: The drill line is past our carpet again. Into Halvern’s aisle.</w:t>
       </w:r>
-      <w:r>
-        <w:t xml:space="preserve"> </w:t>
-      </w:r>
-      <w:r>
-        <w:t xml:space="preserve">조이: 훈련 줄이 또 우리 카펫을 넘었어요. 할번 통로까지.</w:t>
-      </w:r>
-    </w:p>
-    <w:p>
-      <w:pPr>
-        <w:numPr>
-          <w:ilvl w:val="0"/>
-          <w:numId w:val="1003"/>
-        </w:numPr>
+    </w:p>
+    <w:p>
+      <w:pPr>
+        <w:pStyle w:val="BodyText"/>
       </w:pPr>
       <w:r>
         <w:t xml:space="preserve">SOFIA: And Halvern’s champagne line is shorter.</w:t>
       </w:r>
-      <w:r>
-        <w:t xml:space="preserve"> </w:t>
-      </w:r>
-      <w:r>
-        <w:t xml:space="preserve">소피아: 그리고 할번 샴페인 줄이 더 짧아요.</w:t>
-      </w:r>
-    </w:p>
-    <w:p>
-      <w:pPr>
-        <w:numPr>
-          <w:ilvl w:val="0"/>
-          <w:numId w:val="1003"/>
-        </w:numPr>
+    </w:p>
+    <w:p>
+      <w:pPr>
+        <w:pStyle w:val="BodyText"/>
       </w:pPr>
       <w:r>
         <w:t xml:space="preserve">TOM: Noah. Bonjour. I see you learned the local customs.</w:t>
       </w:r>
-      <w:r>
-        <w:t xml:space="preserve"> </w:t>
-      </w:r>
-      <w:r>
-        <w:t xml:space="preserve">톰: 노아. 봉주르. 현지 관습을 배웠군.</w:t>
-      </w:r>
-    </w:p>
-    <w:p>
-      <w:pPr>
-        <w:numPr>
-          <w:ilvl w:val="0"/>
-          <w:numId w:val="1003"/>
-        </w:numPr>
+    </w:p>
+    <w:p>
+      <w:pPr>
+        <w:pStyle w:val="BodyText"/>
       </w:pPr>
       <w:r>
         <w:t xml:space="preserve">NOAH: Tom. Bonjour. Your champagne bar is impressive.</w:t>
       </w:r>
-      <w:r>
-        <w:t xml:space="preserve"> </w:t>
-      </w:r>
-      <w:r>
-        <w:t xml:space="preserve">노아: 톰. 봉주르. 샴페인 바가 인상적이네요.</w:t>
-      </w:r>
-    </w:p>
-    <w:p>
-      <w:pPr>
-        <w:numPr>
-          <w:ilvl w:val="0"/>
-          <w:numId w:val="1003"/>
-        </w:numPr>
+    </w:p>
+    <w:p>
+      <w:pPr>
+        <w:pStyle w:val="BodyText"/>
       </w:pPr>
       <w:r>
         <w:t xml:space="preserve">TOM: Europe likes a little luxury. Your booth is… educational.</w:t>
       </w:r>
-      <w:r>
-        <w:t xml:space="preserve"> </w:t>
-      </w:r>
-      <w:r>
-        <w:t xml:space="preserve">톰: 유럽은 약간의 사치를 좋아하지. 당신 부스는… 교육적이네.</w:t>
-      </w:r>
-    </w:p>
-    <w:p>
-      <w:pPr>
-        <w:numPr>
-          <w:ilvl w:val="0"/>
-          <w:numId w:val="1003"/>
-        </w:numPr>
+    </w:p>
+    <w:p>
+      <w:pPr>
+        <w:pStyle w:val="BodyText"/>
       </w:pPr>
       <w:r>
         <w:t xml:space="preserve">NOAH: Thank you. I’ll take that as a compliment.</w:t>
       </w:r>
-      <w:r>
-        <w:t xml:space="preserve"> </w:t>
-      </w:r>
-      <w:r>
-        <w:t xml:space="preserve">노아: 고마워요. 칭찬으로 받을게요.</w:t>
-      </w:r>
-    </w:p>
-    <w:p>
-      <w:pPr>
-        <w:numPr>
-          <w:ilvl w:val="0"/>
-          <w:numId w:val="1003"/>
-        </w:numPr>
+    </w:p>
+    <w:p>
+      <w:pPr>
+        <w:pStyle w:val="BodyText"/>
       </w:pPr>
       <w:r>
         <w:t xml:space="preserve">TOM: Welcome to Europe, Noah. Here, I’m the old company. You’re the loud American.</w:t>
       </w:r>
-      <w:r>
-        <w:t xml:space="preserve"> </w:t>
-      </w:r>
-      <w:r>
-        <w:t xml:space="preserve">톰: 유럽에 온 걸 환영해, 노아. 여기선 내가 오래된 회사고. 당신이 시끄러운 미국인이야.</w:t>
-      </w:r>
-    </w:p>
-    <w:p>
-      <w:pPr>
-        <w:numPr>
-          <w:ilvl w:val="0"/>
-          <w:numId w:val="1003"/>
-        </w:numPr>
+    </w:p>
+    <w:p>
+      <w:pPr>
+        <w:pStyle w:val="BodyText"/>
       </w:pPr>
       <w:r>
         <w:t xml:space="preserve">NOAH: Halvern is American too.</w:t>
       </w:r>
-      <w:r>
-        <w:t xml:space="preserve"> </w:t>
-      </w:r>
-      <w:r>
-        <w:t xml:space="preserve">노아: 할번도 미국 회사잖아요.</w:t>
-      </w:r>
-    </w:p>
-    <w:p>
-      <w:pPr>
-        <w:numPr>
-          <w:ilvl w:val="0"/>
-          <w:numId w:val="1003"/>
-        </w:numPr>
+    </w:p>
+    <w:p>
+      <w:pPr>
+        <w:pStyle w:val="BodyText"/>
       </w:pPr>
       <w:r>
         <w:t xml:space="preserve">TOM: We’ve been here twenty years. We speak quietly now. You’ll learn.</w:t>
       </w:r>
-      <w:r>
-        <w:t xml:space="preserve"> </w:t>
-      </w:r>
-      <w:r>
-        <w:t xml:space="preserve">톰: 우린 여기 20년 있었어. 이제 조용히 말하지. 당신도 배울 거야.</w:t>
-      </w:r>
-    </w:p>
-    <w:p>
-      <w:pPr>
-        <w:numPr>
-          <w:ilvl w:val="0"/>
-          <w:numId w:val="1003"/>
-        </w:numPr>
+    </w:p>
+    <w:p>
+      <w:pPr>
+        <w:pStyle w:val="BodyText"/>
       </w:pPr>
       <w:r>
         <w:t xml:space="preserve">ELENA: Tom. How’s Flex doing? In Europe?</w:t>
       </w:r>
-      <w:r>
-        <w:t xml:space="preserve"> </w:t>
-      </w:r>
-      <w:r>
-        <w:t xml:space="preserve">엘레나: 톰. 플렉스는 어때요? 유럽에서?</w:t>
-      </w:r>
-    </w:p>
-    <w:p>
-      <w:pPr>
-        <w:numPr>
-          <w:ilvl w:val="0"/>
-          <w:numId w:val="1003"/>
-        </w:numPr>
+    </w:p>
+    <w:p>
+      <w:pPr>
+        <w:pStyle w:val="BodyText"/>
       </w:pPr>
       <w:r>
         <w:t xml:space="preserve">TOM: Under review. Like your filler. We’ll see who crosses the line first.</w:t>
       </w:r>
-      <w:r>
-        <w:t xml:space="preserve"> </w:t>
-      </w:r>
-      <w:r>
-        <w:t xml:space="preserve">톰: 심사 중이야. 당신네 필러처럼. 누가 먼저 선을 넘는지 보자고.</w:t>
-      </w:r>
-    </w:p>
-    <w:p>
-      <w:pPr>
-        <w:numPr>
-          <w:ilvl w:val="0"/>
-          <w:numId w:val="1003"/>
-        </w:numPr>
+    </w:p>
+    <w:p>
+      <w:pPr>
+        <w:pStyle w:val="BodyText"/>
       </w:pPr>
       <w:r>
         <w:t xml:space="preserve">ELENA: It’s not a race to us.</w:t>
       </w:r>
-      <w:r>
-        <w:t xml:space="preserve"> </w:t>
-      </w:r>
-      <w:r>
-        <w:t xml:space="preserve">엘레나: 우리한텐 경주가 아니에요.</w:t>
-      </w:r>
-    </w:p>
-    <w:p>
-      <w:pPr>
-        <w:numPr>
-          <w:ilvl w:val="0"/>
-          <w:numId w:val="1003"/>
-        </w:numPr>
+    </w:p>
+    <w:p>
+      <w:pPr>
+        <w:pStyle w:val="BodyText"/>
       </w:pPr>
       <w:r>
         <w:t xml:space="preserve">TOM: Everything is a race, Elena. Some people just pretend it isn’t. Enjoy Paris.</w:t>
       </w:r>
-      <w:r>
-        <w:t xml:space="preserve"> </w:t>
-      </w:r>
-      <w:r>
-        <w:t xml:space="preserve">톰: 모든 게 경주야, 엘레나. 어떤 사람들은 아닌 척할 뿐이지. 파리를 즐겨.</w:t>
-      </w:r>
-    </w:p>
-    <w:p>
-      <w:pPr>
-        <w:numPr>
-          <w:ilvl w:val="0"/>
-          <w:numId w:val="1003"/>
-        </w:numPr>
+    </w:p>
+    <w:p>
+      <w:pPr>
+        <w:pStyle w:val="BodyText"/>
       </w:pPr>
       <w:r>
         <w:t xml:space="preserve">ZOE:</w:t>
@@ -1775,182 +1076,77 @@
       <w:r>
         <w:t xml:space="preserve">Was that an insult?</w:t>
       </w:r>
-      <w:r>
-        <w:t xml:space="preserve"> </w:t>
-      </w:r>
-      <w:r>
-        <w:t xml:space="preserve">조이:</w:t>
-      </w:r>
-      <w:r>
-        <w:t xml:space="preserve"> </w:t>
-      </w:r>
-      <w:r>
-        <w:t xml:space="preserve">“</w:t>
-      </w:r>
-      <w:r>
-        <w:t xml:space="preserve">시끄러운 미국인.</w:t>
-      </w:r>
-      <w:r>
-        <w:t xml:space="preserve">”</w:t>
-      </w:r>
-      <w:r>
-        <w:t xml:space="preserve"> </w:t>
-      </w:r>
-      <w:r>
-        <w:t xml:space="preserve">그거 모욕이었어요?</w:t>
-      </w:r>
-    </w:p>
-    <w:p>
-      <w:pPr>
-        <w:numPr>
-          <w:ilvl w:val="0"/>
-          <w:numId w:val="1003"/>
-        </w:numPr>
+    </w:p>
+    <w:p>
+      <w:pPr>
+        <w:pStyle w:val="BodyText"/>
       </w:pPr>
       <w:r>
         <w:t xml:space="preserve">ELENA: In Tom’s language, it’s a warning, not an insult. Europeans don’t trust loud. They trust companies that stay for years and keep their promises. He’s telling us that if we act like salesmen here, doctors will politely walk past us.</w:t>
       </w:r>
-      <w:r>
-        <w:t xml:space="preserve"> </w:t>
-      </w:r>
-      <w:r>
-        <w:t xml:space="preserve">엘레나: 톰의 언어로는 모욕이 아니라 경고예요. 유럽인은 시끄러운 걸 안 믿어요. 오래 머물면서 약속을 지키는 회사를 믿죠. 우리가 여기서 영업사원처럼 굴면, 의사들이 정중하게 우릴 지나쳐 갈 거라고 말하는 거예요.</w:t>
-      </w:r>
-    </w:p>
-    <w:p>
-      <w:pPr>
-        <w:numPr>
-          <w:ilvl w:val="0"/>
-          <w:numId w:val="1003"/>
-        </w:numPr>
+    </w:p>
+    <w:p>
+      <w:pPr>
+        <w:pStyle w:val="BodyText"/>
       </w:pPr>
       <w:r>
         <w:t xml:space="preserve">NOAH: Then we stay quiet. And let the drill speak.</w:t>
       </w:r>
-      <w:r>
-        <w:t xml:space="preserve"> </w:t>
-      </w:r>
-      <w:r>
-        <w:t xml:space="preserve">노아: 그럼 조용히 있어요. 그리고 훈련이 말하게 하죠.</w:t>
-      </w:r>
-    </w:p>
-    <w:p>
-      <w:pPr>
-        <w:numPr>
-          <w:ilvl w:val="0"/>
-          <w:numId w:val="1003"/>
-        </w:numPr>
+    </w:p>
+    <w:p>
+      <w:pPr>
+        <w:pStyle w:val="BodyText"/>
       </w:pPr>
       <w:r>
         <w:t xml:space="preserve">SOFIA: Noah, the UK nurse wants to talk to you. She’s been waiting. Sarah Whitfield.</w:t>
       </w:r>
-      <w:r>
-        <w:t xml:space="preserve"> </w:t>
-      </w:r>
-      <w:r>
-        <w:t xml:space="preserve">소피아: 노아, 영국 간호사가 얘기하고 싶어 해요. 기다리고 있었어요. 세라 휫필드.</w:t>
-      </w:r>
-    </w:p>
-    <w:p>
-      <w:pPr>
-        <w:numPr>
-          <w:ilvl w:val="0"/>
-          <w:numId w:val="1003"/>
-        </w:numPr>
+    </w:p>
+    <w:p>
+      <w:pPr>
+        <w:pStyle w:val="BodyText"/>
       </w:pPr>
       <w:r>
         <w:t xml:space="preserve">SARAH: Hello. Sarah Whitfield. Nurse prescriber. London. I run a small clinic in Clapham.</w:t>
       </w:r>
-      <w:r>
-        <w:t xml:space="preserve"> </w:t>
-      </w:r>
-      <w:r>
-        <w:t xml:space="preserve">세라: 안녕하세요. 세라 휫필드. 간호사 처방권자. 런던. 클래펌에서 작은 클리닉을 운영해요.</w:t>
-      </w:r>
-    </w:p>
-    <w:p>
-      <w:pPr>
-        <w:numPr>
-          <w:ilvl w:val="0"/>
-          <w:numId w:val="1003"/>
-        </w:numPr>
+    </w:p>
+    <w:p>
+      <w:pPr>
+        <w:pStyle w:val="BodyText"/>
       </w:pPr>
       <w:r>
         <w:t xml:space="preserve">NOAH: Thank you for waiting. What brings you to the show?</w:t>
       </w:r>
-      <w:r>
-        <w:t xml:space="preserve"> </w:t>
-      </w:r>
-      <w:r>
-        <w:t xml:space="preserve">노아: 기다려 주셔서 감사해요. 어떻게 학회에 오셨어요?</w:t>
-      </w:r>
-    </w:p>
-    <w:p>
-      <w:pPr>
-        <w:numPr>
-          <w:ilvl w:val="0"/>
-          <w:numId w:val="1003"/>
-        </w:numPr>
+    </w:p>
+    <w:p>
+      <w:pPr>
+        <w:pStyle w:val="BodyText"/>
       </w:pPr>
       <w:r>
         <w:t xml:space="preserve">SARAH: Honestly? I’m tired of fixing other people’s work. Every single week, I dissolve someone else’s filler, usually late at night, usually with a frightened patient who didn’t know the person injecting her had no medical training at all.</w:t>
       </w:r>
-      <w:r>
-        <w:t xml:space="preserve"> </w:t>
-      </w:r>
-      <w:r>
-        <w:t xml:space="preserve">세라: 솔직히요? 남이 한 걸 고치는 데 지쳤어요. 매주 빠짐없이 다른 사람이 넣은 필러를 녹여요. 대개 늦은 밤에, 대개 겁에 질린 환자와 함께요. 자기한테 시술한 사람이 의료 교육을 전혀 안 받았다는 걸 몰랐던 환자요.</w:t>
-      </w:r>
-    </w:p>
-    <w:p>
-      <w:pPr>
-        <w:numPr>
-          <w:ilvl w:val="0"/>
-          <w:numId w:val="1003"/>
-        </w:numPr>
+    </w:p>
+    <w:p>
+      <w:pPr>
+        <w:pStyle w:val="BodyText"/>
       </w:pPr>
       <w:r>
         <w:t xml:space="preserve">ELENA: Whose work?</w:t>
       </w:r>
-      <w:r>
-        <w:t xml:space="preserve"> </w:t>
-      </w:r>
-      <w:r>
-        <w:t xml:space="preserve">엘레나: 누가 한 걸요?</w:t>
-      </w:r>
-    </w:p>
-    <w:p>
-      <w:pPr>
-        <w:numPr>
-          <w:ilvl w:val="0"/>
-          <w:numId w:val="1003"/>
-        </w:numPr>
+    </w:p>
+    <w:p>
+      <w:pPr>
+        <w:pStyle w:val="BodyText"/>
       </w:pPr>
       <w:r>
         <w:t xml:space="preserve">SARAH: Beauticians. A lash technician. Once, a hairdresser. My clients come from a beautician’s kitchen.</w:t>
       </w:r>
-      <w:r>
-        <w:t xml:space="preserve"> </w:t>
-      </w:r>
-      <w:r>
-        <w:t xml:space="preserve">세라: 미용사들. 속눈썹 기술자. 한번은 헤어 디자이너. 우리 손님들은 미용사 부엌에서 와요.</w:t>
-      </w:r>
-    </w:p>
-    <w:p>
-      <w:pPr>
-        <w:numPr>
-          <w:ilvl w:val="0"/>
-          <w:numId w:val="1003"/>
-        </w:numPr>
+    </w:p>
+    <w:p>
+      <w:pPr>
+        <w:pStyle w:val="BodyText"/>
       </w:pPr>
       <w:r>
         <w:t xml:space="preserve">TASHA: A kitchen. Like Houston.</w:t>
-      </w:r>
-      <w:r>
-        <w:t xml:space="preserve"> </w:t>
-      </w:r>
-      <w:r>
-        <w:t xml:space="preserve">타샤: 부엌. 휴스턴처럼.</w:t>
       </w:r>
     </w:p>
     <w:bookmarkEnd w:id="23"/>
@@ -1965,10 +1161,7 @@
     </w:p>
     <w:p>
       <w:pPr>
-        <w:numPr>
-          <w:ilvl w:val="0"/>
-          <w:numId w:val="1004"/>
-        </w:numPr>
+        <w:pStyle w:val="FirstParagraph"/>
       </w:pPr>
       <w:r>
         <w:t xml:space="preserve">SARAH: Last month, a nineteen-year-old. Lips. From a</w:t>
@@ -1991,11 +1184,125 @@
       <w:r>
         <w:t xml:space="preserve">She came to me at midnight.</w:t>
       </w:r>
-      <w:r>
-        <w:t xml:space="preserve"> </w:t>
-      </w:r>
-      <w:r>
-        <w:t xml:space="preserve">세라: 지난달, 열아홉 살. 입술.</w:t>
+    </w:p>
+    <w:p>
+      <w:pPr>
+        <w:pStyle w:val="BodyText"/>
+      </w:pPr>
+      <w:r>
+        <w:t xml:space="preserve">ELENA: Was she okay?</w:t>
+      </w:r>
+    </w:p>
+    <w:p>
+      <w:pPr>
+        <w:pStyle w:val="BodyText"/>
+      </w:pPr>
+      <w:r>
+        <w:t xml:space="preserve">SARAH: Eventually. But the person who injected her had a three-hour online course. Legal in the UK.</w:t>
+      </w:r>
+    </w:p>
+    <w:p>
+      <w:pPr>
+        <w:pStyle w:val="BodyText"/>
+      </w:pPr>
+      <w:r>
+        <w:t xml:space="preserve">NOAH: Three hours. Online. Legal.</w:t>
+      </w:r>
+    </w:p>
+    <w:p>
+      <w:pPr>
+        <w:pStyle w:val="BodyText"/>
+      </w:pPr>
+      <w:r>
+        <w:t xml:space="preserve">SARAH: Parliament is discussing it, very slowly and very politely, the way we discuss everything. There have been reports and consultations for years. Meanwhile, girls like her get hurt every weekend, and people like me clean up afterwards.</w:t>
+      </w:r>
+    </w:p>
+    <w:p>
+      <w:pPr>
+        <w:pStyle w:val="BodyText"/>
+      </w:pPr>
+      <w:r>
+        <w:t xml:space="preserve">TASHA: Would UK nurses take our training? Even before you can buy the product?</w:t>
+      </w:r>
+    </w:p>
+    <w:p>
+      <w:pPr>
+        <w:pStyle w:val="BodyText"/>
+      </w:pPr>
+      <w:r>
+        <w:t xml:space="preserve">SARAH: Take it? We’d queue for it. In the rain. We’re British. We’re good at queues.</w:t>
+      </w:r>
+    </w:p>
+    <w:p>
+      <w:pPr>
+        <w:pStyle w:val="BodyText"/>
+      </w:pPr>
+      <w:r>
+        <w:t xml:space="preserve">ELENA: Sarah, would you sell to beauticians? If you were a distributor?</w:t>
+      </w:r>
+    </w:p>
+    <w:p>
+      <w:pPr>
+        <w:pStyle w:val="BodyText"/>
+      </w:pPr>
+      <w:r>
+        <w:t xml:space="preserve">SARAH: Never. But some distributors will. Be careful who you meet tomorrow.</w:t>
+      </w:r>
+    </w:p>
+    <w:p>
+      <w:pPr>
+        <w:pStyle w:val="BodyText"/>
+      </w:pPr>
+      <w:r>
+        <w:t xml:space="preserve">ZOE: You know who we’re meeting?</w:t>
+      </w:r>
+    </w:p>
+    <w:p>
+      <w:pPr>
+        <w:pStyle w:val="BodyText"/>
+      </w:pPr>
+      <w:r>
+        <w:t xml:space="preserve">SARAH: Everyone knows everyone at IMCAS. Oliver Grant is the best. And the most… flexible.</w:t>
+      </w:r>
+    </w:p>
+    <w:p>
+      <w:pPr>
+        <w:pStyle w:val="BodyText"/>
+      </w:pPr>
+      <w:r>
+        <w:t xml:space="preserve">NOAH: Flexible how?</w:t>
+      </w:r>
+    </w:p>
+    <w:p>
+      <w:pPr>
+        <w:pStyle w:val="BodyText"/>
+      </w:pPr>
+      <w:r>
+        <w:t xml:space="preserve">SARAH: You’ll see. Just listen to what he doesn’t say. That’s the British way.</w:t>
+      </w:r>
+    </w:p>
+    <w:p>
+      <w:pPr>
+        <w:pStyle w:val="BodyText"/>
+      </w:pPr>
+      <w:r>
+        <w:t xml:space="preserve">PRIYA: Noah. While you were with Sarah, someone visited. She left a card.</w:t>
+      </w:r>
+    </w:p>
+    <w:p>
+      <w:pPr>
+        <w:pStyle w:val="BodyText"/>
+      </w:pPr>
+      <w:r>
+        <w:t xml:space="preserve">NOAH: Who?</w:t>
+      </w:r>
+    </w:p>
+    <w:p>
+      <w:pPr>
+        <w:pStyle w:val="BodyText"/>
+      </w:pPr>
+      <w:r>
+        <w:t xml:space="preserve">PRIYA:</w:t>
       </w:r>
       <w:r>
         <w:t xml:space="preserve"> </w:t>
@@ -2004,262 +1311,80 @@
         <w:t xml:space="preserve">“</w:t>
       </w:r>
       <w:r>
-        <w:t xml:space="preserve">필러 파티</w:t>
+        <w:t xml:space="preserve">Han Seo-yeon. Executive Director, New Business. Daeyang Bio.</w:t>
       </w:r>
       <w:r>
         <w:t xml:space="preserve">”</w:t>
       </w:r>
       <w:r>
-        <w:t xml:space="preserve">에서. 자정에 나한테 왔어요.</w:t>
-      </w:r>
-    </w:p>
-    <w:p>
-      <w:pPr>
-        <w:numPr>
-          <w:ilvl w:val="0"/>
-          <w:numId w:val="1004"/>
-        </w:numPr>
-      </w:pPr>
-      <w:r>
-        <w:t xml:space="preserve">ELENA: Was she okay?</w:t>
-      </w:r>
-      <w:r>
-        <w:t xml:space="preserve"> </w:t>
-      </w:r>
-      <w:r>
-        <w:t xml:space="preserve">엘레나: 괜찮았어요?</w:t>
-      </w:r>
-    </w:p>
-    <w:p>
-      <w:pPr>
-        <w:numPr>
-          <w:ilvl w:val="0"/>
-          <w:numId w:val="1004"/>
-        </w:numPr>
-      </w:pPr>
-      <w:r>
-        <w:t xml:space="preserve">SARAH: Eventually. But the person who injected her had a three-hour online course. Legal in the UK.</w:t>
-      </w:r>
-      <w:r>
-        <w:t xml:space="preserve"> </w:t>
-      </w:r>
-      <w:r>
-        <w:t xml:space="preserve">세라: 결국엔요. 하지만 그 애한테 시술한 사람은 세 시간짜리 온라인 과정을 들었어요. 영국에선 합법이에요.</w:t>
-      </w:r>
-    </w:p>
-    <w:p>
-      <w:pPr>
-        <w:numPr>
-          <w:ilvl w:val="0"/>
-          <w:numId w:val="1004"/>
-        </w:numPr>
-      </w:pPr>
-      <w:r>
-        <w:t xml:space="preserve">NOAH: Three hours. Online. Legal.</w:t>
-      </w:r>
-      <w:r>
-        <w:t xml:space="preserve"> </w:t>
-      </w:r>
-      <w:r>
-        <w:t xml:space="preserve">노아: 세 시간. 온라인. 합법.</w:t>
-      </w:r>
-    </w:p>
-    <w:p>
-      <w:pPr>
-        <w:numPr>
-          <w:ilvl w:val="0"/>
-          <w:numId w:val="1004"/>
-        </w:numPr>
-      </w:pPr>
-      <w:r>
-        <w:t xml:space="preserve">SARAH: Parliament is discussing it, very slowly and very politely, the way we discuss everything. There have been reports and consultations for years. Meanwhile, girls like her get hurt every weekend, and people like me clean up afterwards.</w:t>
-      </w:r>
-      <w:r>
-        <w:t xml:space="preserve"> </w:t>
-      </w:r>
-      <w:r>
-        <w:t xml:space="preserve">세라: 의회가 논의하고 있어요. 아주 천천히, 아주 정중하게. 우리가 모든 걸 논의하는 방식대로요. 몇 년째 보고서와 공청회가 이어지고 있죠. 그동안 그 애 같은 여자애들이 주말마다 다치고, 저 같은 사람들이 뒷수습을 해요.</w:t>
-      </w:r>
-    </w:p>
-    <w:p>
-      <w:pPr>
-        <w:numPr>
-          <w:ilvl w:val="0"/>
-          <w:numId w:val="1004"/>
-        </w:numPr>
-      </w:pPr>
-      <w:r>
-        <w:t xml:space="preserve">TASHA: Would UK nurses take our training? Even before you can buy the product?</w:t>
-      </w:r>
-      <w:r>
-        <w:t xml:space="preserve"> </w:t>
-      </w:r>
-      <w:r>
-        <w:t xml:space="preserve">타샤: 영국 간호사들이 우리 교육을 들을까요? 제품을 사기 전이라도?</w:t>
-      </w:r>
-    </w:p>
-    <w:p>
-      <w:pPr>
-        <w:numPr>
-          <w:ilvl w:val="0"/>
-          <w:numId w:val="1004"/>
-        </w:numPr>
-      </w:pPr>
-      <w:r>
-        <w:t xml:space="preserve">SARAH: Take it? We’d queue for it. In the rain. We’re British. We’re good at queues.</w:t>
-      </w:r>
-      <w:r>
-        <w:t xml:space="preserve"> </w:t>
-      </w:r>
-      <w:r>
-        <w:t xml:space="preserve">세라: 듣냐고요? 줄 서서 들을 거예요. 빗속에서. 우린 영국인이에요. 줄 서는 건 잘해요.</w:t>
-      </w:r>
-    </w:p>
-    <w:p>
-      <w:pPr>
-        <w:numPr>
-          <w:ilvl w:val="0"/>
-          <w:numId w:val="1004"/>
-        </w:numPr>
-      </w:pPr>
-      <w:r>
-        <w:t xml:space="preserve">ELENA: Sarah, would you sell to beauticians? If you were a distributor?</w:t>
-      </w:r>
-      <w:r>
-        <w:t xml:space="preserve"> </w:t>
-      </w:r>
-      <w:r>
-        <w:t xml:space="preserve">엘레나: 세라, 당신이 유통사라면 미용사들한테 팔겠어요?</w:t>
-      </w:r>
-    </w:p>
-    <w:p>
-      <w:pPr>
-        <w:numPr>
-          <w:ilvl w:val="0"/>
-          <w:numId w:val="1004"/>
-        </w:numPr>
-      </w:pPr>
-      <w:r>
-        <w:t xml:space="preserve">SARAH: Never. But some distributors will. Be careful who you meet tomorrow.</w:t>
-      </w:r>
-      <w:r>
-        <w:t xml:space="preserve"> </w:t>
-      </w:r>
-      <w:r>
-        <w:t xml:space="preserve">세라: 절대요. 하지만 어떤 유통사들은 팔 거예요. 내일 누굴 만나는지 조심해요.</w:t>
-      </w:r>
-    </w:p>
-    <w:p>
-      <w:pPr>
-        <w:numPr>
-          <w:ilvl w:val="0"/>
-          <w:numId w:val="1004"/>
-        </w:numPr>
-      </w:pPr>
-      <w:r>
-        <w:t xml:space="preserve">ZOE: You know who we’re meeting?</w:t>
-      </w:r>
-      <w:r>
-        <w:t xml:space="preserve"> </w:t>
-      </w:r>
-      <w:r>
-        <w:t xml:space="preserve">조이: 우리가 누굴 만나는지 알아요?</w:t>
-      </w:r>
-    </w:p>
-    <w:p>
-      <w:pPr>
-        <w:numPr>
-          <w:ilvl w:val="0"/>
-          <w:numId w:val="1004"/>
-        </w:numPr>
-      </w:pPr>
-      <w:r>
-        <w:t xml:space="preserve">SARAH: Everyone knows everyone at IMCAS. Oliver Grant is the best. And the most… flexible.</w:t>
-      </w:r>
-      <w:r>
-        <w:t xml:space="preserve"> </w:t>
-      </w:r>
-      <w:r>
-        <w:t xml:space="preserve">세라: IMCAS에선 다들 서로 알아요. 올리버 그랜트가 최고예요. 그리고 가장… 유연하죠.</w:t>
-      </w:r>
-    </w:p>
-    <w:p>
-      <w:pPr>
-        <w:numPr>
-          <w:ilvl w:val="0"/>
-          <w:numId w:val="1004"/>
-        </w:numPr>
-      </w:pPr>
-      <w:r>
-        <w:t xml:space="preserve">NOAH: Flexible how?</w:t>
-      </w:r>
-      <w:r>
-        <w:t xml:space="preserve"> </w:t>
-      </w:r>
-      <w:r>
-        <w:t xml:space="preserve">노아: 어떻게 유연한데요?</w:t>
-      </w:r>
-    </w:p>
-    <w:p>
-      <w:pPr>
-        <w:numPr>
-          <w:ilvl w:val="0"/>
-          <w:numId w:val="1004"/>
-        </w:numPr>
-      </w:pPr>
-      <w:r>
-        <w:t xml:space="preserve">SARAH: You’ll see. Just listen to what he doesn’t say. That’s the British way.</w:t>
-      </w:r>
-      <w:r>
-        <w:t xml:space="preserve"> </w:t>
-      </w:r>
-      <w:r>
-        <w:t xml:space="preserve">세라: 보게 될 거예요. 그 사람이 말하지 않는 걸 들어요. 그게 영국식이에요.</w:t>
-      </w:r>
-    </w:p>
-    <w:p>
-      <w:pPr>
-        <w:numPr>
-          <w:ilvl w:val="0"/>
-          <w:numId w:val="1004"/>
-        </w:numPr>
-      </w:pPr>
-      <w:r>
-        <w:t xml:space="preserve">PRIYA: Noah. While you were with Sarah, someone visited. She left a card.</w:t>
-      </w:r>
-      <w:r>
-        <w:t xml:space="preserve"> </w:t>
-      </w:r>
-      <w:r>
-        <w:t xml:space="preserve">프리야: 노아. 세라랑 있는 동안 누가 왔었어. 명함을 남겼어.</w:t>
-      </w:r>
-    </w:p>
-    <w:p>
-      <w:pPr>
-        <w:numPr>
-          <w:ilvl w:val="0"/>
-          <w:numId w:val="1004"/>
-        </w:numPr>
-      </w:pPr>
-      <w:r>
-        <w:t xml:space="preserve">NOAH: Who?</w:t>
-      </w:r>
-      <w:r>
-        <w:t xml:space="preserve"> </w:t>
-      </w:r>
-      <w:r>
-        <w:t xml:space="preserve">노아: 누구?</w:t>
-      </w:r>
-    </w:p>
-    <w:p>
-      <w:pPr>
-        <w:numPr>
-          <w:ilvl w:val="0"/>
-          <w:numId w:val="1004"/>
-        </w:numPr>
-      </w:pPr>
-      <w:r>
-        <w:t xml:space="preserve">PRIYA:</w:t>
+        <w:t xml:space="preserve"> </w:t>
+      </w:r>
+      <w:r>
+        <w:t xml:space="preserve">She asked for you.</w:t>
+      </w:r>
+    </w:p>
+    <w:p>
+      <w:pPr>
+        <w:pStyle w:val="BodyText"/>
+      </w:pPr>
+      <w:r>
+        <w:t xml:space="preserve">MARCUS: Daeyang. Park warned us.</w:t>
+      </w:r>
+    </w:p>
+    <w:p>
+      <w:pPr>
+        <w:pStyle w:val="BodyText"/>
+      </w:pPr>
+      <w:r>
+        <w:t xml:space="preserve">NOAH: What did she say?</w:t>
+      </w:r>
+    </w:p>
+    <w:p>
+      <w:pPr>
+        <w:pStyle w:val="BodyText"/>
+      </w:pPr>
+      <w:r>
+        <w:t xml:space="preserve">PRIYA: Very little, actually. She watched the drill for ten minutes without saying a word. Then she asked me two questions, very good, very specific questions, the kind you only ask when you’ve already done your homework on us.</w:t>
+      </w:r>
+    </w:p>
+    <w:p>
+      <w:pPr>
+        <w:pStyle w:val="BodyText"/>
+      </w:pPr>
+      <w:r>
+        <w:t xml:space="preserve">NOAH: About what?</w:t>
+      </w:r>
+    </w:p>
+    <w:p>
+      <w:pPr>
+        <w:pStyle w:val="BodyText"/>
+      </w:pPr>
+      <w:r>
+        <w:t xml:space="preserve">PRIYA: Our sterilization. And our Korean manufacturer. She knew it was Seorin.</w:t>
+      </w:r>
+    </w:p>
+    <w:p>
+      <w:pPr>
+        <w:pStyle w:val="BodyText"/>
+      </w:pPr>
+      <w:r>
+        <w:t xml:space="preserve">MARCUS: Of course she knew. Halvern went to Daeyang instead of Seorin. Remember?</w:t>
+      </w:r>
+    </w:p>
+    <w:p>
+      <w:pPr>
+        <w:pStyle w:val="BodyText"/>
+      </w:pPr>
+      <w:r>
+        <w:t xml:space="preserve">NOAH: Anything written on the card?</w:t>
+      </w:r>
+    </w:p>
+    <w:p>
+      <w:pPr>
+        <w:pStyle w:val="BodyText"/>
+      </w:pPr>
+      <w:r>
+        <w:t xml:space="preserve">PRIYA: On the back. Handwritten.</w:t>
       </w:r>
       <w:r>
         <w:t xml:space="preserve"> </w:t>
@@ -2268,217 +1393,18 @@
         <w:t xml:space="preserve">“</w:t>
       </w:r>
       <w:r>
-        <w:t xml:space="preserve">Han Seo-yeon. Executive Director, New Business. Daeyang Bio.</w:t>
+        <w:t xml:space="preserve">Asia needs a safety standard. Let’s talk someday.</w:t>
       </w:r>
       <w:r>
         <w:t xml:space="preserve">”</w:t>
       </w:r>
-      <w:r>
-        <w:t xml:space="preserve"> </w:t>
-      </w:r>
-      <w:r>
-        <w:t xml:space="preserve">She asked for you.</w:t>
-      </w:r>
-      <w:r>
-        <w:t xml:space="preserve"> </w:t>
-      </w:r>
-      <w:r>
-        <w:t xml:space="preserve">프리야:</w:t>
-      </w:r>
-      <w:r>
-        <w:t xml:space="preserve"> </w:t>
-      </w:r>
-      <w:r>
-        <w:t xml:space="preserve">“</w:t>
-      </w:r>
-      <w:r>
-        <w:t xml:space="preserve">한서연. 신사업 상무. 대양바이오.</w:t>
-      </w:r>
-      <w:r>
-        <w:t xml:space="preserve">”</w:t>
-      </w:r>
-      <w:r>
-        <w:t xml:space="preserve"> </w:t>
-      </w:r>
-      <w:r>
-        <w:t xml:space="preserve">너를 찾았어.</w:t>
-      </w:r>
-    </w:p>
-    <w:p>
-      <w:pPr>
-        <w:numPr>
-          <w:ilvl w:val="0"/>
-          <w:numId w:val="1004"/>
-        </w:numPr>
-      </w:pPr>
-      <w:r>
-        <w:t xml:space="preserve">MARCUS: Daeyang. Park warned us.</w:t>
-      </w:r>
-      <w:r>
-        <w:t xml:space="preserve"> </w:t>
-      </w:r>
-      <w:r>
-        <w:t xml:space="preserve">마커스: 대양. 박 대표님이 경고했잖아.</w:t>
-      </w:r>
-    </w:p>
-    <w:p>
-      <w:pPr>
-        <w:numPr>
-          <w:ilvl w:val="0"/>
-          <w:numId w:val="1004"/>
-        </w:numPr>
-      </w:pPr>
-      <w:r>
-        <w:t xml:space="preserve">NOAH: What did she say?</w:t>
-      </w:r>
-      <w:r>
-        <w:t xml:space="preserve"> </w:t>
-      </w:r>
-      <w:r>
-        <w:t xml:space="preserve">노아: 뭐라고 했어?</w:t>
-      </w:r>
-    </w:p>
-    <w:p>
-      <w:pPr>
-        <w:numPr>
-          <w:ilvl w:val="0"/>
-          <w:numId w:val="1004"/>
-        </w:numPr>
-      </w:pPr>
-      <w:r>
-        <w:t xml:space="preserve">PRIYA: Very little, actually. She watched the drill for ten minutes without saying a word. Then she asked me two questions, very good, very specific questions, the kind you only ask when you’ve already done your homework on us.</w:t>
-      </w:r>
-      <w:r>
-        <w:t xml:space="preserve"> </w:t>
-      </w:r>
-      <w:r>
-        <w:t xml:space="preserve">프리야: 사실 거의 안 했어. 10분 동안 한마디도 없이 훈련을 지켜봤어. 그러고는 나한테 질문 두 개를 했어. 아주 좋고, 아주 구체적인 질문. 우리에 대해 이미 숙제를 다 해 온 사람만 할 수 있는 그런 질문.</w:t>
-      </w:r>
-    </w:p>
-    <w:p>
-      <w:pPr>
-        <w:numPr>
-          <w:ilvl w:val="0"/>
-          <w:numId w:val="1004"/>
-        </w:numPr>
-      </w:pPr>
-      <w:r>
-        <w:t xml:space="preserve">NOAH: About what?</w:t>
-      </w:r>
-      <w:r>
-        <w:t xml:space="preserve"> </w:t>
-      </w:r>
-      <w:r>
-        <w:t xml:space="preserve">노아: 뭐에 대해?</w:t>
-      </w:r>
-    </w:p>
-    <w:p>
-      <w:pPr>
-        <w:numPr>
-          <w:ilvl w:val="0"/>
-          <w:numId w:val="1004"/>
-        </w:numPr>
-      </w:pPr>
-      <w:r>
-        <w:t xml:space="preserve">PRIYA: Our sterilization. And our Korean manufacturer. She knew it was Seorin.</w:t>
-      </w:r>
-      <w:r>
-        <w:t xml:space="preserve"> </w:t>
-      </w:r>
-      <w:r>
-        <w:t xml:space="preserve">프리야: 우리 멸균. 그리고 우리 한국 제조사. 서린이라는 걸 알더라.</w:t>
-      </w:r>
-    </w:p>
-    <w:p>
-      <w:pPr>
-        <w:numPr>
-          <w:ilvl w:val="0"/>
-          <w:numId w:val="1004"/>
-        </w:numPr>
-      </w:pPr>
-      <w:r>
-        <w:t xml:space="preserve">MARCUS: Of course she knew. Halvern went to Daeyang instead of Seorin. Remember?</w:t>
-      </w:r>
-      <w:r>
-        <w:t xml:space="preserve"> </w:t>
-      </w:r>
-      <w:r>
-        <w:t xml:space="preserve">마커스: 당연히 알지. 할번이 서린 대신 대양으로 갔잖아. 기억나?</w:t>
-      </w:r>
-    </w:p>
-    <w:p>
-      <w:pPr>
-        <w:numPr>
-          <w:ilvl w:val="0"/>
-          <w:numId w:val="1004"/>
-        </w:numPr>
-      </w:pPr>
-      <w:r>
-        <w:t xml:space="preserve">NOAH: Anything written on the card?</w:t>
-      </w:r>
-      <w:r>
-        <w:t xml:space="preserve"> </w:t>
-      </w:r>
-      <w:r>
-        <w:t xml:space="preserve">노아: 명함에 뭐 쓴 거 있어?</w:t>
-      </w:r>
-    </w:p>
-    <w:p>
-      <w:pPr>
-        <w:numPr>
-          <w:ilvl w:val="0"/>
-          <w:numId w:val="1004"/>
-        </w:numPr>
-      </w:pPr>
-      <w:r>
-        <w:t xml:space="preserve">PRIYA: On the back. Handwritten.</w:t>
-      </w:r>
-      <w:r>
-        <w:t xml:space="preserve"> </w:t>
-      </w:r>
-      <w:r>
-        <w:t xml:space="preserve">“</w:t>
-      </w:r>
-      <w:r>
-        <w:t xml:space="preserve">Asia needs a safety standard. Let’s talk someday.</w:t>
-      </w:r>
-      <w:r>
-        <w:t xml:space="preserve">”</w:t>
-      </w:r>
-      <w:r>
-        <w:t xml:space="preserve"> </w:t>
-      </w:r>
-      <w:r>
-        <w:t xml:space="preserve">프리야: 뒷면에. 손글씨로.</w:t>
-      </w:r>
-      <w:r>
-        <w:t xml:space="preserve"> </w:t>
-      </w:r>
-      <w:r>
-        <w:t xml:space="preserve">“</w:t>
-      </w:r>
-      <w:r>
-        <w:t xml:space="preserve">아시아엔 안전 기준이 필요합니다. 언젠가 이야기해요.</w:t>
-      </w:r>
-      <w:r>
-        <w:t xml:space="preserve">”</w:t>
-      </w:r>
-    </w:p>
-    <w:p>
-      <w:pPr>
-        <w:numPr>
-          <w:ilvl w:val="0"/>
-          <w:numId w:val="1004"/>
-        </w:numPr>
+    </w:p>
+    <w:p>
+      <w:pPr>
+        <w:pStyle w:val="BodyText"/>
       </w:pPr>
       <w:r>
         <w:t xml:space="preserve">NOAH: …Someday.</w:t>
-      </w:r>
-      <w:r>
-        <w:t xml:space="preserve"> </w:t>
-      </w:r>
-      <w:r>
-        <w:t xml:space="preserve">노아: …언젠가.</w:t>
       </w:r>
     </w:p>
     <w:bookmarkEnd w:id="24"/>
@@ -2493,44 +1419,23 @@
     </w:p>
     <w:p>
       <w:pPr>
-        <w:numPr>
-          <w:ilvl w:val="0"/>
-          <w:numId w:val="1005"/>
-        </w:numPr>
+        <w:pStyle w:val="FirstParagraph"/>
       </w:pPr>
       <w:r>
         <w:t xml:space="preserve">SOFIA: Day one numbers. One hundred eighty-six badges. One hundred forty doctors. Fourteen distributors.</w:t>
       </w:r>
-      <w:r>
-        <w:t xml:space="preserve"> </w:t>
-      </w:r>
-      <w:r>
-        <w:t xml:space="preserve">소피아: 첫날 숫자. 배지 186개. 의사 140명. 유통사 14곳.</w:t>
-      </w:r>
-    </w:p>
-    <w:p>
-      <w:pPr>
-        <w:numPr>
-          <w:ilvl w:val="0"/>
-          <w:numId w:val="1005"/>
-        </w:numPr>
+    </w:p>
+    <w:p>
+      <w:pPr>
+        <w:pStyle w:val="BodyText"/>
       </w:pPr>
       <w:r>
         <w:t xml:space="preserve">ELENA: And how many distributors failed the question?</w:t>
       </w:r>
-      <w:r>
-        <w:t xml:space="preserve"> </w:t>
-      </w:r>
-      <w:r>
-        <w:t xml:space="preserve">엘레나: 그리고 그 질문에서 떨어진 유통사는요?</w:t>
-      </w:r>
-    </w:p>
-    <w:p>
-      <w:pPr>
-        <w:numPr>
-          <w:ilvl w:val="0"/>
-          <w:numId w:val="1005"/>
-        </w:numPr>
+    </w:p>
+    <w:p>
+      <w:pPr>
+        <w:pStyle w:val="BodyText"/>
       </w:pPr>
       <w:r>
         <w:t xml:space="preserve">SOFIA: Three. They said yes to beauticians, instantly, without even thinking about it. One of them actually said,</w:t>
@@ -2553,104 +1458,50 @@
       <w:r>
         <w:t xml:space="preserve">So those three are grade C, no matter how big they are or how nice their brochures look.</w:t>
       </w:r>
-      <w:r>
-        <w:t xml:space="preserve"> </w:t>
-      </w:r>
-      <w:r>
-        <w:t xml:space="preserve">소피아: 세 곳. 미용사한테 판다고 했어요. 생각도 안 하고 즉시. 한 곳은 실제로 ’물론이죠. 그게 우리 최대 시장이에요’라고 했어요. 그러니 그 세 곳은 C 등급이에요. 얼마나 크든, 브로슈어가 얼마나 근사하든 상관없이.</w:t>
-      </w:r>
-    </w:p>
-    <w:p>
-      <w:pPr>
-        <w:numPr>
-          <w:ilvl w:val="0"/>
-          <w:numId w:val="1005"/>
-        </w:numPr>
+    </w:p>
+    <w:p>
+      <w:pPr>
+        <w:pStyle w:val="BodyText"/>
       </w:pPr>
       <w:r>
         <w:t xml:space="preserve">TASHA: Two hundred twelve drills. In three languages. Fastest time, one point seven. A Spanish nurse.</w:t>
       </w:r>
-      <w:r>
-        <w:t xml:space="preserve"> </w:t>
-      </w:r>
-      <w:r>
-        <w:t xml:space="preserve">타샤: 훈련 212회. 3개 국어로. 최고 기록 1.7초. 스페인 간호사.</w:t>
-      </w:r>
-    </w:p>
-    <w:p>
-      <w:pPr>
-        <w:numPr>
-          <w:ilvl w:val="0"/>
-          <w:numId w:val="1005"/>
-        </w:numPr>
+    </w:p>
+    <w:p>
+      <w:pPr>
+        <w:pStyle w:val="BodyText"/>
       </w:pPr>
       <w:r>
         <w:t xml:space="preserve">ZOE: Halvern ran out of champagne at four. We ran out of French cards at three.</w:t>
       </w:r>
-      <w:r>
-        <w:t xml:space="preserve"> </w:t>
-      </w:r>
-      <w:r>
-        <w:t xml:space="preserve">조이: 할번은 4시에 샴페인이 떨어졌어요. 우린 3시에 프랑스어 카드가 떨어졌고요.</w:t>
-      </w:r>
-    </w:p>
-    <w:p>
-      <w:pPr>
-        <w:numPr>
-          <w:ilvl w:val="0"/>
-          <w:numId w:val="1005"/>
-        </w:numPr>
+    </w:p>
+    <w:p>
+      <w:pPr>
+        <w:pStyle w:val="BodyText"/>
       </w:pPr>
       <w:r>
         <w:t xml:space="preserve">MARCUS: I’ll print more tonight. The hotel has a printer. I checked. Twice.</w:t>
       </w:r>
-      <w:r>
-        <w:t xml:space="preserve"> </w:t>
-      </w:r>
-      <w:r>
-        <w:t xml:space="preserve">마커스: 오늘 밤 더 인쇄할게. 호텔에 프린터가 있어. 확인했어. 두 번.</w:t>
-      </w:r>
-    </w:p>
-    <w:p>
-      <w:pPr>
-        <w:numPr>
-          <w:ilvl w:val="0"/>
-          <w:numId w:val="1005"/>
-        </w:numPr>
+    </w:p>
+    <w:p>
+      <w:pPr>
+        <w:pStyle w:val="BodyText"/>
       </w:pPr>
       <w:r>
         <w:t xml:space="preserve">NOAH: Tomorrow. Six distributors. Who’s first?</w:t>
       </w:r>
-      <w:r>
-        <w:t xml:space="preserve"> </w:t>
-      </w:r>
-      <w:r>
-        <w:t xml:space="preserve">노아: 내일. 유통사 여섯. 누가 첫 번째예요?</w:t>
-      </w:r>
-    </w:p>
-    <w:p>
-      <w:pPr>
-        <w:numPr>
-          <w:ilvl w:val="0"/>
-          <w:numId w:val="1005"/>
-        </w:numPr>
+    </w:p>
+    <w:p>
+      <w:pPr>
+        <w:pStyle w:val="BodyText"/>
       </w:pPr>
       <w:r>
         <w:t xml:space="preserve">ZOE: Nine a.m. Oliver Grant. Grant and Ashby Distribution. London.</w:t>
       </w:r>
-      <w:r>
-        <w:t xml:space="preserve"> </w:t>
-      </w:r>
-      <w:r>
-        <w:t xml:space="preserve">조이: 오전 9시. 올리버 그랜트. 그랜트 앤 애슈비 디스트리뷰션. 런던.</w:t>
-      </w:r>
-    </w:p>
-    <w:p>
-      <w:pPr>
-        <w:numPr>
-          <w:ilvl w:val="0"/>
-          <w:numId w:val="1005"/>
-        </w:numPr>
+    </w:p>
+    <w:p>
+      <w:pPr>
+        <w:pStyle w:val="BodyText"/>
       </w:pPr>
       <w:r>
         <w:t xml:space="preserve">NOAH: Sarah said,</w:t>
@@ -2667,11 +1518,13 @@
       <w:r>
         <w:t xml:space="preserve">”</w:t>
       </w:r>
-      <w:r>
-        <w:t xml:space="preserve"> </w:t>
-      </w:r>
-      <w:r>
-        <w:t xml:space="preserve">노아: 세라가</w:t>
+    </w:p>
+    <w:p>
+      <w:pPr>
+        <w:pStyle w:val="BodyText"/>
+      </w:pPr>
+      <w:r>
+        <w:t xml:space="preserve">ZOE: One more warning. If he says</w:t>
       </w:r>
       <w:r>
         <w:t xml:space="preserve"> </w:t>
@@ -2680,88 +1533,29 @@
         <w:t xml:space="preserve">“</w:t>
       </w:r>
       <w:r>
-        <w:t xml:space="preserve">그 사람이 말하지 않는 걸 들어라</w:t>
+        <w:t xml:space="preserve">That’s quite interesting,</w:t>
       </w:r>
       <w:r>
         <w:t xml:space="preserve">”</w:t>
       </w:r>
       <w:r>
-        <w:t xml:space="preserve">라고 했어요.</w:t>
-      </w:r>
-    </w:p>
-    <w:p>
-      <w:pPr>
-        <w:numPr>
-          <w:ilvl w:val="0"/>
-          <w:numId w:val="1005"/>
-        </w:numPr>
-      </w:pPr>
-      <w:r>
-        <w:t xml:space="preserve">ZOE: One more warning. If he says</w:t>
-      </w:r>
-      <w:r>
-        <w:t xml:space="preserve"> </w:t>
-      </w:r>
-      <w:r>
-        <w:t xml:space="preserve">“</w:t>
-      </w:r>
-      <w:r>
-        <w:t xml:space="preserve">That’s quite interesting,</w:t>
-      </w:r>
-      <w:r>
-        <w:t xml:space="preserve">”</w:t>
-      </w:r>
-      <w:r>
         <w:t xml:space="preserve"> </w:t>
       </w:r>
       <w:r>
         <w:t xml:space="preserve">it may not mean interesting.</w:t>
       </w:r>
-      <w:r>
-        <w:t xml:space="preserve"> </w:t>
-      </w:r>
-      <w:r>
-        <w:t xml:space="preserve">조이: 경고 하나 더.</w:t>
-      </w:r>
-      <w:r>
-        <w:t xml:space="preserve"> </w:t>
-      </w:r>
-      <w:r>
-        <w:t xml:space="preserve">“</w:t>
-      </w:r>
-      <w:r>
-        <w:t xml:space="preserve">That’s quite interesting</w:t>
-      </w:r>
-      <w:r>
-        <w:t xml:space="preserve">”</w:t>
-      </w:r>
-      <w:r>
-        <w:t xml:space="preserve">이라고 하면 흥미롭다는 뜻이 아닐 수도 있어요.</w:t>
-      </w:r>
-    </w:p>
-    <w:p>
-      <w:pPr>
-        <w:numPr>
-          <w:ilvl w:val="0"/>
-          <w:numId w:val="1005"/>
-        </w:numPr>
+    </w:p>
+    <w:p>
+      <w:pPr>
+        <w:pStyle w:val="BodyText"/>
       </w:pPr>
       <w:r>
         <w:t xml:space="preserve">NOAH: Then what does it mean?</w:t>
       </w:r>
-      <w:r>
-        <w:t xml:space="preserve"> </w:t>
-      </w:r>
-      <w:r>
-        <w:t xml:space="preserve">노아: 그럼 무슨 뜻인데요?</w:t>
-      </w:r>
-    </w:p>
-    <w:p>
-      <w:pPr>
-        <w:numPr>
-          <w:ilvl w:val="0"/>
-          <w:numId w:val="1005"/>
-        </w:numPr>
+    </w:p>
+    <w:p>
+      <w:pPr>
+        <w:pStyle w:val="BodyText"/>
       </w:pPr>
       <w:r>
         <w:t xml:space="preserve">ZOE: Sometimes it means</w:t>
@@ -2820,62 +1614,29 @@
       <w:r>
         <w:t xml:space="preserve">was bad news. The British are very polite, even when they’re rejecting you.</w:t>
       </w:r>
-      <w:r>
-        <w:t xml:space="preserve"> </w:t>
-      </w:r>
-      <w:r>
-        <w:t xml:space="preserve">조이: 때로는 ’아니요’라는 뜻이고, 때로는 ’절대 안 돼요, 그만 가 주세요’라는 뜻이에요. 영국 에이전시와 일한 적이 있는데, ’quite good’이 나쁜 소식이라는 걸 배우는 데 꼬박 1년 걸렸어요. 영국인은 거절할 때조차 아주 정중해요.</w:t>
-      </w:r>
-    </w:p>
-    <w:p>
-      <w:pPr>
-        <w:numPr>
-          <w:ilvl w:val="0"/>
-          <w:numId w:val="1005"/>
-        </w:numPr>
+    </w:p>
+    <w:p>
+      <w:pPr>
+        <w:pStyle w:val="BodyText"/>
       </w:pPr>
       <w:r>
         <w:t xml:space="preserve">NOAH: We have one day.</w:t>
       </w:r>
-      <w:r>
-        <w:t xml:space="preserve"> </w:t>
-      </w:r>
-      <w:r>
-        <w:t xml:space="preserve">노아: 우린 하루밖에 없어요.</w:t>
-      </w:r>
-    </w:p>
-    <w:p>
-      <w:pPr>
-        <w:numPr>
-          <w:ilvl w:val="0"/>
-          <w:numId w:val="1005"/>
-        </w:numPr>
+    </w:p>
+    <w:p>
+      <w:pPr>
+        <w:pStyle w:val="BodyText"/>
       </w:pPr>
       <w:r>
         <w:t xml:space="preserve">ZOE: Then sleep. Eight hours. Not three. You’ll need your ears tomorrow.</w:t>
       </w:r>
-      <w:r>
-        <w:t xml:space="preserve"> </w:t>
-      </w:r>
-      <w:r>
-        <w:t xml:space="preserve">조이: 그럼 자요. 여덟 시간. 세 시간 말고. 내일 귀가 필요할 거예요.</w:t>
-      </w:r>
-    </w:p>
-    <w:p>
-      <w:pPr>
-        <w:numPr>
-          <w:ilvl w:val="0"/>
-          <w:numId w:val="1005"/>
-        </w:numPr>
+    </w:p>
+    <w:p>
+      <w:pPr>
+        <w:pStyle w:val="BodyText"/>
       </w:pPr>
       <w:r>
         <w:t xml:space="preserve">TASHA: And drink water. Not wine. You promised.</w:t>
-      </w:r>
-      <w:r>
-        <w:t xml:space="preserve"> </w:t>
-      </w:r>
-      <w:r>
-        <w:t xml:space="preserve">타샤: 그리고 물 마셔요. 와인 말고. 약속했잖아요.</w:t>
       </w:r>
     </w:p>
     <w:p>
@@ -3016,7 +1777,7 @@
               <w:jc w:val="left"/>
             </w:pPr>
             <w:r>
-              <w:t xml:space="preserve">16·47·76턴. 국제 행사의 기본 오프너.</w:t>
+              <w:t xml:space="preserve">장면1. 국제 행사의 기본 오프너.</w:t>
             </w:r>
           </w:p>
         </w:tc>
@@ -3093,7 +1854,7 @@
               <w:jc w:val="left"/>
             </w:pPr>
             <w:r>
-              <w:t xml:space="preserve">11턴. 프랑스 비즈니스 예절.</w:t>
+              <w:t xml:space="preserve">도입. 프랑스 비즈니스 예절.</w:t>
             </w:r>
           </w:p>
         </w:tc>
@@ -3143,7 +1904,7 @@
               <w:jc w:val="left"/>
             </w:pPr>
             <w:r>
-              <w:t xml:space="preserve">18턴. 판매할 수 없는 시장에서의 포지셔닝.</w:t>
+              <w:t xml:space="preserve">장면1. 판매할 수 없는 시장에서의 포지셔닝.</w:t>
             </w:r>
           </w:p>
         </w:tc>
@@ -3193,7 +1954,7 @@
               <w:jc w:val="left"/>
             </w:pPr>
             <w:r>
-              <w:t xml:space="preserve">24턴. 프랑스식 절제된 인정.</w:t>
+              <w:t xml:space="preserve">장면1. 프랑스식 절제된 인정.</w:t>
             </w:r>
           </w:p>
         </w:tc>
@@ -3243,7 +2004,7 @@
               <w:jc w:val="left"/>
             </w:pPr>
             <w:r>
-              <w:t xml:space="preserve">36턴. 억양·소음 속에서 되묻기.</w:t>
+              <w:t xml:space="preserve">장면1. 억양·소음 속에서 되묻기.</w:t>
             </w:r>
           </w:p>
         </w:tc>
@@ -3293,7 +2054,7 @@
               <w:jc w:val="left"/>
             </w:pPr>
             <w:r>
-              <w:t xml:space="preserve">49턴. 프로그램·제품 설명 도입.</w:t>
+              <w:t xml:space="preserve">장면1. 프로그램·제품 설명 도입.</w:t>
             </w:r>
           </w:p>
         </w:tc>
@@ -3343,7 +2104,7 @@
               <w:jc w:val="left"/>
             </w:pPr>
             <w:r>
-              <w:t xml:space="preserve">53턴. 독일식 직설적 요청.</w:t>
+              <w:t xml:space="preserve">장면2. 독일식 직설적 요청.</w:t>
             </w:r>
           </w:p>
         </w:tc>
@@ -3393,7 +2154,7 @@
               <w:jc w:val="left"/>
             </w:pPr>
             <w:r>
-              <w:t xml:space="preserve">44턴. 무료 자료라도 기여자에게 보상하기.</w:t>
+              <w:t xml:space="preserve">장면1. 무료 자료라도 기여자에게 보상하기.</w:t>
             </w:r>
           </w:p>
         </w:tc>
@@ -3443,7 +2204,7 @@
               <w:jc w:val="left"/>
             </w:pPr>
             <w:r>
-              <w:t xml:space="preserve">93턴. 영국식 완곡어법 이해.</w:t>
+              <w:t xml:space="preserve">절정·전환. 영국식 완곡어법 이해.</w:t>
             </w:r>
           </w:p>
         </w:tc>
@@ -3493,7 +2254,7 @@
               <w:jc w:val="left"/>
             </w:pPr>
             <w:r>
-              <w:t xml:space="preserve">69~70턴. 경쟁관의 차이.</w:t>
+              <w:t xml:space="preserve">장면2. 경쟁관의 차이.</w:t>
             </w:r>
           </w:p>
         </w:tc>
@@ -4075,7 +2836,7 @@
           <w:bCs/>
           <w:b/>
         </w:rPr>
-        <w:t xml:space="preserve">72턴 ELENA:</w:t>
+        <w:t xml:space="preserve">ELENA (장면2):</w:t>
       </w:r>
       <w:r>
         <w:t xml:space="preserve"> </w:t>
@@ -4317,9 +3078,1195 @@
         <w:t xml:space="preserve">해외 거래처가 회의 끝에 한 애매한 한마디를 팀에게 같은 구조로 40단어 안팎으로 해석해 주기.</w:t>
       </w:r>
     </w:p>
+    <w:p>
+      <w:r>
+        <w:pict>
+          <v:rect style="width:0;height:1.5pt" o:hralign="center" o:hrstd="t" o:hr="t"/>
+        </w:pict>
+      </w:r>
+    </w:p>
     <w:bookmarkEnd w:id="30"/>
     <w:bookmarkEnd w:id="31"/>
+    <w:bookmarkStart w:id="37" w:name="한국어-번역"/>
+    <w:p>
+      <w:pPr>
+        <w:pStyle w:val="Heading2"/>
+      </w:pPr>
+      <w:r>
+        <w:t xml:space="preserve">한국어 번역</w:t>
+      </w:r>
+    </w:p>
+    <w:bookmarkStart w:id="32" w:name="도입-오전-8시-30분-부스-1"/>
+    <w:p>
+      <w:pPr>
+        <w:pStyle w:val="Heading3"/>
+      </w:pPr>
+      <w:r>
+        <w:t xml:space="preserve">도입 — 오전 8시 30분, 부스</w:t>
+      </w:r>
+    </w:p>
+    <w:p>
+      <w:pPr>
+        <w:pStyle w:val="FirstParagraph"/>
+      </w:pPr>
+      <w:r>
+        <w:t xml:space="preserve">마커스: 마네킹 도착. 머리 둘 다. 프랑스 보안 요원이 질문을 아홉 개 했어. 프랑스어로.</w:t>
+      </w:r>
+    </w:p>
+    <w:p>
+      <w:pPr>
+        <w:pStyle w:val="BodyText"/>
+      </w:pPr>
+      <w:r>
+        <w:t xml:space="preserve">엘레나: 내 편지 보여 줬어요?</w:t>
+      </w:r>
+    </w:p>
+    <w:p>
+      <w:pPr>
+        <w:pStyle w:val="BodyText"/>
+      </w:pPr>
+      <w:r>
+        <w:t xml:space="preserve">마커스: 편지 보여 줬지. 그랬더니 웃더라. 그러고는 머리들이랑 사진을 찍었어.</w:t>
+      </w:r>
+    </w:p>
+    <w:p>
+      <w:pPr>
+        <w:pStyle w:val="BodyText"/>
+      </w:pPr>
+      <w:r>
+        <w:t xml:space="preserve">조이: 표지판 설치 완료. 3개 국어.</w:t>
+      </w:r>
+      <w:r>
+        <w:t xml:space="preserve"> </w:t>
+      </w:r>
+      <w:r>
+        <w:t xml:space="preserve">“</w:t>
+      </w:r>
+      <w:r>
+        <w:t xml:space="preserve">EU 내 판매 불가.</w:t>
+      </w:r>
+      <w:r>
+        <w:t xml:space="preserve">”</w:t>
+      </w:r>
+      <w:r>
+        <w:t xml:space="preserve"> </w:t>
+      </w:r>
+      <w:r>
+        <w:t xml:space="preserve">모든 면에.</w:t>
+      </w:r>
+    </w:p>
+    <w:p>
+      <w:pPr>
+        <w:pStyle w:val="BodyText"/>
+      </w:pPr>
+      <w:r>
+        <w:t xml:space="preserve">프리야: 전시용 주사기 준비 완료. 물이랑 젤. 라벨 붙임. 인체용 아님.</w:t>
+      </w:r>
+    </w:p>
+    <w:p>
+      <w:pPr>
+        <w:pStyle w:val="BodyText"/>
+      </w:pPr>
+      <w:r>
+        <w:t xml:space="preserve">노아: 세 시간 잤어요. 그거 정상이에요? 시차 때문에?</w:t>
+      </w:r>
+    </w:p>
+    <w:p>
+      <w:pPr>
+        <w:pStyle w:val="BodyText"/>
+      </w:pPr>
+      <w:r>
+        <w:t xml:space="preserve">타샤: 첫날엔 정상이에요. 물 마셔요. 와인 말고. 오늘 밤까지는.</w:t>
+      </w:r>
+    </w:p>
+    <w:p>
+      <w:pPr>
+        <w:pStyle w:val="BodyText"/>
+      </w:pPr>
+      <w:r>
+        <w:t xml:space="preserve">소피아: 할번 부스 좀 봐요. 60제곱미터. 샴페인 바.</w:t>
+      </w:r>
+    </w:p>
+    <w:p>
+      <w:pPr>
+        <w:pStyle w:val="BodyText"/>
+      </w:pPr>
+      <w:r>
+        <w:t xml:space="preserve">조이: 오전 9시에. 프랑스에서. 아주… 자신만만하네요.</w:t>
+      </w:r>
+    </w:p>
+    <w:p>
+      <w:pPr>
+        <w:pStyle w:val="BodyText"/>
+      </w:pPr>
+      <w:r>
+        <w:t xml:space="preserve">엘레나: 우린 마네킹이랑 타이머가 있어요. 의사들이 어느 쪽을 기억하는지 보죠.</w:t>
+      </w:r>
+    </w:p>
+    <w:p>
+      <w:pPr>
+        <w:pStyle w:val="BodyText"/>
+      </w:pPr>
+      <w:r>
+        <w:t xml:space="preserve">조이: 파리 규칙 하나. 무엇보다 먼저</w:t>
+      </w:r>
+      <w:r>
+        <w:t xml:space="preserve"> </w:t>
+      </w:r>
+      <w:r>
+        <w:t xml:space="preserve">“</w:t>
+      </w:r>
+      <w:r>
+        <w:t xml:space="preserve">봉주르</w:t>
+      </w:r>
+      <w:r>
+        <w:t xml:space="preserve">”</w:t>
+      </w:r>
+      <w:r>
+        <w:t xml:space="preserve">라고 해요. 항상. 영어로 이어 가더라도.</w:t>
+      </w:r>
+    </w:p>
+    <w:p>
+      <w:pPr>
+        <w:pStyle w:val="BodyText"/>
+      </w:pPr>
+      <w:r>
+        <w:t xml:space="preserve">노아: 그게 왜 그렇게 중요해요?</w:t>
+      </w:r>
+    </w:p>
+    <w:p>
+      <w:pPr>
+        <w:pStyle w:val="BodyText"/>
+      </w:pPr>
+      <w:r>
+        <w:t xml:space="preserve">조이: 프랑스에서</w:t>
+      </w:r>
+      <w:r>
+        <w:t xml:space="preserve"> </w:t>
+      </w:r>
+      <w:r>
+        <w:t xml:space="preserve">‘</w:t>
+      </w:r>
+      <w:r>
+        <w:t xml:space="preserve">봉주르</w:t>
+      </w:r>
+      <w:r>
+        <w:t xml:space="preserve">’</w:t>
+      </w:r>
+      <w:r>
+        <w:t xml:space="preserve"> </w:t>
+      </w:r>
+      <w:r>
+        <w:t xml:space="preserve">없이 시작하는 건 노크 없이 남의 집에 들어가는 것과 같아요. 상대를 사람이 아니라 손님으로만 본다는 뜻이 되거든요. 먼저 그 말을 하고, 웃고, 그러면 대개 상대가 영어로 바꿔 줄 거예요.</w:t>
+      </w:r>
+    </w:p>
+    <w:p>
+      <w:pPr>
+        <w:pStyle w:val="BodyText"/>
+      </w:pPr>
+      <w:r>
+        <w:t xml:space="preserve">타샤: 알겠어요. 봉주르. 아레테 랭젝시옹. 그게 제 프랑스어 전부예요.</w:t>
+      </w:r>
+    </w:p>
+    <w:p>
+      <w:pPr>
+        <w:pStyle w:val="BodyText"/>
+      </w:pPr>
+      <w:r>
+        <w:t xml:space="preserve">마커스: 문 열려요. 사람들 온다.</w:t>
+      </w:r>
+    </w:p>
     <w:bookmarkEnd w:id="32"/>
+    <w:bookmarkStart w:id="33" w:name="장면1-오전-다국적-의사들-1"/>
+    <w:p>
+      <w:pPr>
+        <w:pStyle w:val="Heading3"/>
+      </w:pPr>
+      <w:r>
+        <w:t xml:space="preserve">장면1 — 오전, 다국적 의사들</w:t>
+      </w:r>
+    </w:p>
+    <w:p>
+      <w:pPr>
+        <w:pStyle w:val="FirstParagraph"/>
+      </w:pPr>
+      <w:r>
+        <w:t xml:space="preserve">노아: 봉주르! 좋은 아침입니다. 어떻게 학회에 오셨어요?</w:t>
+      </w:r>
+    </w:p>
+    <w:p>
+      <w:pPr>
+        <w:pStyle w:val="BodyText"/>
+      </w:pPr>
+      <w:r>
+        <w:t xml:space="preserve">셀린: 봉주르. 셀린 마르샹. 파리 피부과 의사예요. 표지판 봤어요. 여기선 팔 수 없잖아요. 왜 왔어요?</w:t>
+      </w:r>
+    </w:p>
+    <w:p>
+      <w:pPr>
+        <w:pStyle w:val="BodyText"/>
+      </w:pPr>
+      <w:r>
+        <w:t xml:space="preserve">노아: 주로 듣기 위해서요. 뭔가를 요청하기 전에, 유럽 의사들이 실제로 어떻게 일하는지, 뭘 걱정하고 뭐가 필요한지 배우고 싶어요. 아직 이해하지도 못한 사람들에게 판다는 건 이상하잖아요.</w:t>
+      </w:r>
+    </w:p>
+    <w:p>
+      <w:pPr>
+        <w:pStyle w:val="BodyText"/>
+      </w:pPr>
+      <w:r>
+        <w:t xml:space="preserve">셀린: 미국 회사치곤 특이하네요. 보통은 우리를 가르치러 오잖아요.</w:t>
+      </w:r>
+    </w:p>
+    <w:p>
+      <w:pPr>
+        <w:pStyle w:val="BodyText"/>
+      </w:pPr>
+      <w:r>
+        <w:t xml:space="preserve">엘레나: 텍사스에서 그 교훈을 배웠어요. 어렵게.</w:t>
+      </w:r>
+    </w:p>
+    <w:p>
+      <w:pPr>
+        <w:pStyle w:val="BodyText"/>
+      </w:pPr>
+      <w:r>
+        <w:t xml:space="preserve">셀린: 당신네 제품은 더 빨리 녹죠. 읽었어요. 하지만 프랑스에선 의사만 시술해요. 당신네 문제는 우리 문제가 아니에요.</w:t>
+      </w:r>
+    </w:p>
+    <w:p>
+      <w:pPr>
+        <w:pStyle w:val="BodyText"/>
+      </w:pPr>
+      <w:r>
+        <w:t xml:space="preserve">노아: 교육 안 된 시술자. 일리 있는 말씀이에요.</w:t>
+      </w:r>
+    </w:p>
+    <w:p>
+      <w:pPr>
+        <w:pStyle w:val="BodyText"/>
+      </w:pPr>
+      <w:r>
+        <w:t xml:space="preserve">엘레나: 그래도 프랑스 의사들도 혈관 폐색을 겪나요?</w:t>
+      </w:r>
+    </w:p>
+    <w:p>
+      <w:pPr>
+        <w:pStyle w:val="BodyText"/>
+      </w:pPr>
+      <w:r>
+        <w:t xml:space="preserve">셀린: 물론이죠. 런던보다는 덜 자주일 거예요, 하지만 네. 경험 많은 신중한 의사도 운 나쁜 날엔 혈관을 건드릴 수 있어요. 의사는 완벽하지 않아요. 덜 불완전할 뿐이죠.</w:t>
+      </w:r>
+    </w:p>
+    <w:p>
+      <w:pPr>
+        <w:pStyle w:val="BodyText"/>
+      </w:pPr>
+      <w:r>
+        <w:t xml:space="preserve">타샤: 저희 훈련 해 보시겠어요? 10초. 모의 응급 상황이에요.</w:t>
+      </w:r>
+    </w:p>
+    <w:p>
+      <w:pPr>
+        <w:pStyle w:val="BodyText"/>
+      </w:pPr>
+      <w:r>
+        <w:t xml:space="preserve">셀린: 게임이요? 난 20년 차 의사예요.</w:t>
+      </w:r>
+    </w:p>
+    <w:p>
+      <w:pPr>
+        <w:pStyle w:val="BodyText"/>
+      </w:pPr>
+      <w:r>
+        <w:t xml:space="preserve">타샤: 웨스트레이크의 외과 의사도 그랬어요. 1.4초 걸렸죠. 그게 기록이에요.</w:t>
+      </w:r>
+    </w:p>
+    <w:p>
+      <w:pPr>
+        <w:pStyle w:val="BodyText"/>
+      </w:pPr>
+      <w:r>
+        <w:t xml:space="preserve">셀린: …좋아요. 한 번만. 프랑스를 위해.</w:t>
+      </w:r>
+    </w:p>
+    <w:p>
+      <w:pPr>
+        <w:pStyle w:val="BodyText"/>
+      </w:pPr>
+      <w:r>
+        <w:t xml:space="preserve">타샤: 환자가</w:t>
+      </w:r>
+      <w:r>
+        <w:t xml:space="preserve"> </w:t>
+      </w:r>
+      <w:r>
+        <w:t xml:space="preserve">“</w:t>
+      </w:r>
+      <w:r>
+        <w:t xml:space="preserve">아파요</w:t>
+      </w:r>
+      <w:r>
+        <w:t xml:space="preserve">”</w:t>
+      </w:r>
+      <w:r>
+        <w:t xml:space="preserve">라고 해요. 피부가 하얘요. 시작.</w:t>
+      </w:r>
+    </w:p>
+    <w:p>
+      <w:pPr>
+        <w:pStyle w:val="BodyText"/>
+      </w:pPr>
+      <w:r>
+        <w:t xml:space="preserve">셀린: 히알루로니다아제. 즉시.</w:t>
+      </w:r>
+    </w:p>
+    <w:p>
+      <w:pPr>
+        <w:pStyle w:val="BodyText"/>
+      </w:pPr>
+      <w:r>
+        <w:t xml:space="preserve">타샤: 1단계는요?</w:t>
+      </w:r>
+    </w:p>
+    <w:p>
+      <w:pPr>
+        <w:pStyle w:val="BodyText"/>
+      </w:pPr>
+      <w:r>
+        <w:t xml:space="preserve">셀린: …주입 중단. 잊었네요. 20년인데 1단계를 잊었어요.</w:t>
+      </w:r>
+    </w:p>
+    <w:p>
+      <w:pPr>
+        <w:pStyle w:val="BodyText"/>
+      </w:pPr>
+      <w:r>
+        <w:t xml:space="preserve">타샤: 다들 그래요. 우리 CEO도요. 압박을 받으면 뇌가 치료로 바로 뛰어가서 간단한 1단계를 건너뛰어요. 그래서 바로 카드가 있는 거예요. 아무도 외울 필요가 없게. 그리고 네, 프랑스어판도 있어요.</w:t>
+      </w:r>
+    </w:p>
+    <w:p>
+      <w:pPr>
+        <w:pStyle w:val="BodyText"/>
+      </w:pPr>
+      <w:r>
+        <w:t xml:space="preserve">셀린: 카드 열 장 줘요. 우리 전공의들한테. 날 비웃겠죠. 그다음 배우겠죠.</w:t>
+      </w:r>
+    </w:p>
+    <w:p>
+      <w:pPr>
+        <w:pStyle w:val="BodyText"/>
+      </w:pPr>
+      <w:r>
+        <w:t xml:space="preserve">브루누: 헬로, 헬로! 브루누 코스타. 상파울루. 녹는 필러 맞죠? 얼마예요?</w:t>
+      </w:r>
+    </w:p>
+    <w:p>
+      <w:pPr>
+        <w:pStyle w:val="BodyText"/>
+      </w:pPr>
+      <w:r>
+        <w:t xml:space="preserve">소피아: 안녕하세요, 코스타 선생님. 다시 한번 말씀해 주시겠어요? 조금 천천히요? 여기 음악이 커서요.</w:t>
+      </w:r>
+    </w:p>
+    <w:p>
+      <w:pPr>
+        <w:pStyle w:val="BodyText"/>
+      </w:pPr>
+      <w:r>
+        <w:t xml:space="preserve">브루누: 미안해요! 브라질 사람들은 말이 빨라요. 얼마예요? 브라질에선 필러에 200달러 내요.</w:t>
+      </w:r>
+    </w:p>
+    <w:p>
+      <w:pPr>
+        <w:pStyle w:val="BodyText"/>
+      </w:pPr>
+      <w:r>
+        <w:t xml:space="preserve">소피아: 미국에선 425달러예요. 하지만 아직 브라질엔 없어요. 승인에 약 2년 걸려요.</w:t>
+      </w:r>
+    </w:p>
+    <w:p>
+      <w:pPr>
+        <w:pStyle w:val="BodyText"/>
+      </w:pPr>
+      <w:r>
+        <w:t xml:space="preserve">브루누: 2년? 그리고 두 배 가격? 아, 친구. 브라질은 어렵겠네요.</w:t>
+      </w:r>
+    </w:p>
+    <w:p>
+      <w:pPr>
+        <w:pStyle w:val="BodyText"/>
+      </w:pPr>
+      <w:r>
+        <w:t xml:space="preserve">소피아: 그 말 믿어요. 그래서 먼저 들으러 온 거예요.</w:t>
+      </w:r>
+    </w:p>
+    <w:p>
+      <w:pPr>
+        <w:pStyle w:val="BodyText"/>
+      </w:pPr>
+      <w:r>
+        <w:t xml:space="preserve">브루누: 하지만 교육. 당신네 카드. 그건 원해요. 오늘. 포르투갈어로?</w:t>
+      </w:r>
+    </w:p>
+    <w:p>
+      <w:pPr>
+        <w:pStyle w:val="BodyText"/>
+      </w:pPr>
+      <w:r>
+        <w:t xml:space="preserve">조이: 아직요. 영어, 프랑스어, 독일어. 번역을 도와주시면 어때요? 보수를 드리고 이름도 넣을게요.</w:t>
+      </w:r>
+    </w:p>
+    <w:p>
+      <w:pPr>
+        <w:pStyle w:val="BodyText"/>
+      </w:pPr>
+      <w:r>
+        <w:t xml:space="preserve">브루누: 나한테 돈을 준다고요? 무료 카드 번역에?</w:t>
+      </w:r>
+    </w:p>
+    <w:p>
+      <w:pPr>
+        <w:pStyle w:val="BodyText"/>
+      </w:pPr>
+      <w:r>
+        <w:t xml:space="preserve">조이: 의사들한텐 무료예요. 만드는 게 무료는 아니죠. 좋은 일엔 대가가 있어야 해요.</w:t>
+      </w:r>
+    </w:p>
+    <w:p>
+      <w:pPr>
+        <w:pStyle w:val="BodyText"/>
+      </w:pPr>
+      <w:r>
+        <w:t xml:space="preserve">브루누: 돈 내는 미국인 좋아요. 배지 스캔해요.</w:t>
+      </w:r>
+    </w:p>
+    <w:p>
+      <w:pPr>
+        <w:pStyle w:val="BodyText"/>
+      </w:pPr>
+      <w:r>
+        <w:t xml:space="preserve">레일라: 좋은 아침이에요. 레일라 알만수리 박사. 의료 책임자. 두바이의 클리닉 그룹. 40곳.</w:t>
+      </w:r>
+    </w:p>
+    <w:p>
+      <w:pPr>
+        <w:pStyle w:val="BodyText"/>
+      </w:pPr>
+      <w:r>
+        <w:t xml:space="preserve">노아: 좋은 아침입니다, 알만수리 박사님. 어떻게 학회에 오셨어요?</w:t>
+      </w:r>
+    </w:p>
+    <w:p>
+      <w:pPr>
+        <w:pStyle w:val="BodyText"/>
+      </w:pPr>
+      <w:r>
+        <w:t xml:space="preserve">레일라: 안전이요. 우리 환자들은 여행을 많이 해요. 싸거나 유행하는 곳이면 어느 나라에서든 시술받고, 그다음 집으로, 우리한테 돌아와요. 그래서 우리가 합병증을 보고, 그걸 고쳐야 하는 것도 우리예요.</w:t>
+      </w:r>
+    </w:p>
+    <w:p>
+      <w:pPr>
+        <w:pStyle w:val="BodyText"/>
+      </w:pPr>
+      <w:r>
+        <w:t xml:space="preserve">노아: 저희 교육 프로그램을 차근차근 설명해 드릴게요. 오늘 공유할 수 있는 부분이에요.</w:t>
+      </w:r>
+    </w:p>
+    <w:p>
+      <w:pPr>
+        <w:pStyle w:val="BodyText"/>
+      </w:pPr>
+      <w:r>
+        <w:t xml:space="preserve">레일라: 그래요. 그다음 CE 마크에 대해 말해 줘요. 우린 CE 이후에 제품을 등록해요. 기다릴게요.</w:t>
+      </w:r>
+    </w:p>
+    <w:bookmarkEnd w:id="33"/>
+    <w:bookmarkStart w:id="34" w:name="장면2-정오-오후-질문과-tom-1"/>
+    <w:p>
+      <w:pPr>
+        <w:pStyle w:val="Heading3"/>
+      </w:pPr>
+      <w:r>
+        <w:t xml:space="preserve">장면2 — 정오 ~ 오후, 질문과 Tom</w:t>
+      </w:r>
+    </w:p>
+    <w:p>
+      <w:pPr>
+        <w:pStyle w:val="FirstParagraph"/>
+      </w:pPr>
+      <w:r>
+        <w:t xml:space="preserve">안케: 실례합니다. 안케 피셔. 뮌헨의 간호사예요. 기술적인 질문. 가교제. BDDE예요?</w:t>
+      </w:r>
+    </w:p>
+    <w:p>
+      <w:pPr>
+        <w:pStyle w:val="BodyText"/>
+      </w:pPr>
+      <w:r>
+        <w:t xml:space="preserve">프리야: 일부요. 변형된 거예요. 효소 감응성 링커와 함께. 표준 BDDE 필러와 달라요.</w:t>
+      </w:r>
+    </w:p>
+    <w:p>
+      <w:pPr>
+        <w:pStyle w:val="BodyText"/>
+      </w:pPr>
+      <w:r>
+        <w:t xml:space="preserve">안케: 어떻게 변형됐어요? 정확하게 말해 주세요. 독일인은 정확함을 좋아해요.</w:t>
+      </w:r>
+    </w:p>
+    <w:p>
+      <w:pPr>
+        <w:pStyle w:val="BodyText"/>
+      </w:pPr>
+      <w:r>
+        <w:t xml:space="preserve">프리야: 정확한 구조는 공유할 수 없어요. 특허로 보호받고 있거든요. 하지만 용해 곡선은 보여 드릴 수 있어요. 솔직히 그게 더 많은 걸 말해 줘요. 표준 BDDE 필러와 비교해서, 효소가 들어갔을 때 젤이 얼마나 빨리 분해되는지 보여 주거든요.</w:t>
+      </w:r>
+    </w:p>
+    <w:p>
+      <w:pPr>
+        <w:pStyle w:val="BodyText"/>
+      </w:pPr>
+      <w:r>
+        <w:t xml:space="preserve">안케: 아. 곡선. 분더바.</w:t>
+      </w:r>
+    </w:p>
+    <w:p>
+      <w:pPr>
+        <w:pStyle w:val="BodyText"/>
+      </w:pPr>
+      <w:r>
+        <w:t xml:space="preserve">프리야: 분더바? 그 단어 알아요! 제가 아는 유일한 독일어예요.</w:t>
+      </w:r>
+    </w:p>
+    <w:p>
+      <w:pPr>
+        <w:pStyle w:val="BodyText"/>
+      </w:pPr>
+      <w:r>
+        <w:t xml:space="preserve">안케: 그럼 가장 중요한 걸 아시네요.</w:t>
+      </w:r>
+    </w:p>
+    <w:p>
+      <w:pPr>
+        <w:pStyle w:val="BodyText"/>
+      </w:pPr>
+      <w:r>
+        <w:t xml:space="preserve">조이: 훈련 줄이 또 우리 카펫을 넘었어요. 할번 통로까지.</w:t>
+      </w:r>
+    </w:p>
+    <w:p>
+      <w:pPr>
+        <w:pStyle w:val="BodyText"/>
+      </w:pPr>
+      <w:r>
+        <w:t xml:space="preserve">소피아: 그리고 할번 샴페인 줄이 더 짧아요.</w:t>
+      </w:r>
+    </w:p>
+    <w:p>
+      <w:pPr>
+        <w:pStyle w:val="BodyText"/>
+      </w:pPr>
+      <w:r>
+        <w:t xml:space="preserve">톰: 노아. 봉주르. 현지 관습을 배웠군.</w:t>
+      </w:r>
+    </w:p>
+    <w:p>
+      <w:pPr>
+        <w:pStyle w:val="BodyText"/>
+      </w:pPr>
+      <w:r>
+        <w:t xml:space="preserve">노아: 톰. 봉주르. 샴페인 바가 인상적이네요.</w:t>
+      </w:r>
+    </w:p>
+    <w:p>
+      <w:pPr>
+        <w:pStyle w:val="BodyText"/>
+      </w:pPr>
+      <w:r>
+        <w:t xml:space="preserve">톰: 유럽은 약간의 사치를 좋아하지. 당신 부스는… 교육적이네.</w:t>
+      </w:r>
+    </w:p>
+    <w:p>
+      <w:pPr>
+        <w:pStyle w:val="BodyText"/>
+      </w:pPr>
+      <w:r>
+        <w:t xml:space="preserve">노아: 고마워요. 칭찬으로 받을게요.</w:t>
+      </w:r>
+    </w:p>
+    <w:p>
+      <w:pPr>
+        <w:pStyle w:val="BodyText"/>
+      </w:pPr>
+      <w:r>
+        <w:t xml:space="preserve">톰: 유럽에 온 걸 환영해, 노아. 여기선 내가 오래된 회사고. 당신이 시끄러운 미국인이야.</w:t>
+      </w:r>
+    </w:p>
+    <w:p>
+      <w:pPr>
+        <w:pStyle w:val="BodyText"/>
+      </w:pPr>
+      <w:r>
+        <w:t xml:space="preserve">노아: 할번도 미국 회사잖아요.</w:t>
+      </w:r>
+    </w:p>
+    <w:p>
+      <w:pPr>
+        <w:pStyle w:val="BodyText"/>
+      </w:pPr>
+      <w:r>
+        <w:t xml:space="preserve">톰: 우린 여기 20년 있었어. 이제 조용히 말하지. 당신도 배울 거야.</w:t>
+      </w:r>
+    </w:p>
+    <w:p>
+      <w:pPr>
+        <w:pStyle w:val="BodyText"/>
+      </w:pPr>
+      <w:r>
+        <w:t xml:space="preserve">엘레나: 톰. 플렉스는 어때요? 유럽에서?</w:t>
+      </w:r>
+    </w:p>
+    <w:p>
+      <w:pPr>
+        <w:pStyle w:val="BodyText"/>
+      </w:pPr>
+      <w:r>
+        <w:t xml:space="preserve">톰: 심사 중이야. 당신네 필러처럼. 누가 먼저 선을 넘는지 보자고.</w:t>
+      </w:r>
+    </w:p>
+    <w:p>
+      <w:pPr>
+        <w:pStyle w:val="BodyText"/>
+      </w:pPr>
+      <w:r>
+        <w:t xml:space="preserve">엘레나: 우리한텐 경주가 아니에요.</w:t>
+      </w:r>
+    </w:p>
+    <w:p>
+      <w:pPr>
+        <w:pStyle w:val="BodyText"/>
+      </w:pPr>
+      <w:r>
+        <w:t xml:space="preserve">톰: 모든 게 경주야, 엘레나. 어떤 사람들은 아닌 척할 뿐이지. 파리를 즐겨.</w:t>
+      </w:r>
+    </w:p>
+    <w:p>
+      <w:pPr>
+        <w:pStyle w:val="BodyText"/>
+      </w:pPr>
+      <w:r>
+        <w:t xml:space="preserve">조이:</w:t>
+      </w:r>
+      <w:r>
+        <w:t xml:space="preserve"> </w:t>
+      </w:r>
+      <w:r>
+        <w:t xml:space="preserve">“</w:t>
+      </w:r>
+      <w:r>
+        <w:t xml:space="preserve">시끄러운 미국인.</w:t>
+      </w:r>
+      <w:r>
+        <w:t xml:space="preserve">”</w:t>
+      </w:r>
+      <w:r>
+        <w:t xml:space="preserve"> </w:t>
+      </w:r>
+      <w:r>
+        <w:t xml:space="preserve">그거 모욕이었어요?</w:t>
+      </w:r>
+    </w:p>
+    <w:p>
+      <w:pPr>
+        <w:pStyle w:val="BodyText"/>
+      </w:pPr>
+      <w:r>
+        <w:t xml:space="preserve">엘레나: 톰의 언어로는 모욕이 아니라 경고예요. 유럽인은 시끄러운 걸 안 믿어요. 오래 머물면서 약속을 지키는 회사를 믿죠. 우리가 여기서 영업사원처럼 굴면, 의사들이 정중하게 우릴 지나쳐 갈 거라고 말하는 거예요.</w:t>
+      </w:r>
+    </w:p>
+    <w:p>
+      <w:pPr>
+        <w:pStyle w:val="BodyText"/>
+      </w:pPr>
+      <w:r>
+        <w:t xml:space="preserve">노아: 그럼 조용히 있어요. 그리고 훈련이 말하게 하죠.</w:t>
+      </w:r>
+    </w:p>
+    <w:p>
+      <w:pPr>
+        <w:pStyle w:val="BodyText"/>
+      </w:pPr>
+      <w:r>
+        <w:t xml:space="preserve">소피아: 노아, 영국 간호사가 얘기하고 싶어 해요. 기다리고 있었어요. 세라 휫필드.</w:t>
+      </w:r>
+    </w:p>
+    <w:p>
+      <w:pPr>
+        <w:pStyle w:val="BodyText"/>
+      </w:pPr>
+      <w:r>
+        <w:t xml:space="preserve">세라: 안녕하세요. 세라 휫필드. 간호사 처방권자. 런던. 클래펌에서 작은 클리닉을 운영해요.</w:t>
+      </w:r>
+    </w:p>
+    <w:p>
+      <w:pPr>
+        <w:pStyle w:val="BodyText"/>
+      </w:pPr>
+      <w:r>
+        <w:t xml:space="preserve">노아: 기다려 주셔서 감사해요. 어떻게 학회에 오셨어요?</w:t>
+      </w:r>
+    </w:p>
+    <w:p>
+      <w:pPr>
+        <w:pStyle w:val="BodyText"/>
+      </w:pPr>
+      <w:r>
+        <w:t xml:space="preserve">세라: 솔직히요? 남이 한 걸 고치는 데 지쳤어요. 매주 빠짐없이 다른 사람이 넣은 필러를 녹여요. 대개 늦은 밤에, 대개 겁에 질린 환자와 함께요. 자기한테 시술한 사람이 의료 교육을 전혀 안 받았다는 걸 몰랐던 환자요.</w:t>
+      </w:r>
+    </w:p>
+    <w:p>
+      <w:pPr>
+        <w:pStyle w:val="BodyText"/>
+      </w:pPr>
+      <w:r>
+        <w:t xml:space="preserve">엘레나: 누가 한 걸요?</w:t>
+      </w:r>
+    </w:p>
+    <w:p>
+      <w:pPr>
+        <w:pStyle w:val="BodyText"/>
+      </w:pPr>
+      <w:r>
+        <w:t xml:space="preserve">세라: 미용사들. 속눈썹 기술자. 한번은 헤어 디자이너. 우리 손님들은 미용사 부엌에서 와요.</w:t>
+      </w:r>
+    </w:p>
+    <w:p>
+      <w:pPr>
+        <w:pStyle w:val="BodyText"/>
+      </w:pPr>
+      <w:r>
+        <w:t xml:space="preserve">타샤: 부엌. 휴스턴처럼.</w:t>
+      </w:r>
+    </w:p>
+    <w:bookmarkEnd w:id="34"/>
+    <w:bookmarkStart w:id="35" w:name="절정전환-오후-영국의-현실과-명함-한-장-1"/>
+    <w:p>
+      <w:pPr>
+        <w:pStyle w:val="Heading3"/>
+      </w:pPr>
+      <w:r>
+        <w:t xml:space="preserve">절정·전환 — 오후, 영국의 현실과 명함 한 장</w:t>
+      </w:r>
+    </w:p>
+    <w:p>
+      <w:pPr>
+        <w:pStyle w:val="FirstParagraph"/>
+      </w:pPr>
+      <w:r>
+        <w:t xml:space="preserve">세라: 지난달, 열아홉 살. 입술.</w:t>
+      </w:r>
+      <w:r>
+        <w:t xml:space="preserve"> </w:t>
+      </w:r>
+      <w:r>
+        <w:t xml:space="preserve">“</w:t>
+      </w:r>
+      <w:r>
+        <w:t xml:space="preserve">필러 파티</w:t>
+      </w:r>
+      <w:r>
+        <w:t xml:space="preserve">”</w:t>
+      </w:r>
+      <w:r>
+        <w:t xml:space="preserve">에서. 자정에 나한테 왔어요.</w:t>
+      </w:r>
+    </w:p>
+    <w:p>
+      <w:pPr>
+        <w:pStyle w:val="BodyText"/>
+      </w:pPr>
+      <w:r>
+        <w:t xml:space="preserve">엘레나: 괜찮았어요?</w:t>
+      </w:r>
+    </w:p>
+    <w:p>
+      <w:pPr>
+        <w:pStyle w:val="BodyText"/>
+      </w:pPr>
+      <w:r>
+        <w:t xml:space="preserve">세라: 결국엔요. 하지만 그 애한테 시술한 사람은 세 시간짜리 온라인 과정을 들었어요. 영국에선 합법이에요.</w:t>
+      </w:r>
+    </w:p>
+    <w:p>
+      <w:pPr>
+        <w:pStyle w:val="BodyText"/>
+      </w:pPr>
+      <w:r>
+        <w:t xml:space="preserve">노아: 세 시간. 온라인. 합법.</w:t>
+      </w:r>
+    </w:p>
+    <w:p>
+      <w:pPr>
+        <w:pStyle w:val="BodyText"/>
+      </w:pPr>
+      <w:r>
+        <w:t xml:space="preserve">세라: 의회가 논의하고 있어요. 아주 천천히, 아주 정중하게. 우리가 모든 걸 논의하는 방식대로요. 몇 년째 보고서와 공청회가 이어지고 있죠. 그동안 그 애 같은 여자애들이 주말마다 다치고, 저 같은 사람들이 뒷수습을 해요.</w:t>
+      </w:r>
+    </w:p>
+    <w:p>
+      <w:pPr>
+        <w:pStyle w:val="BodyText"/>
+      </w:pPr>
+      <w:r>
+        <w:t xml:space="preserve">타샤: 영국 간호사들이 우리 교육을 들을까요? 제품을 사기 전이라도?</w:t>
+      </w:r>
+    </w:p>
+    <w:p>
+      <w:pPr>
+        <w:pStyle w:val="BodyText"/>
+      </w:pPr>
+      <w:r>
+        <w:t xml:space="preserve">세라: 듣냐고요? 줄 서서 들을 거예요. 빗속에서. 우린 영국인이에요. 줄 서는 건 잘해요.</w:t>
+      </w:r>
+    </w:p>
+    <w:p>
+      <w:pPr>
+        <w:pStyle w:val="BodyText"/>
+      </w:pPr>
+      <w:r>
+        <w:t xml:space="preserve">엘레나: 세라, 당신이 유통사라면 미용사들한테 팔겠어요?</w:t>
+      </w:r>
+    </w:p>
+    <w:p>
+      <w:pPr>
+        <w:pStyle w:val="BodyText"/>
+      </w:pPr>
+      <w:r>
+        <w:t xml:space="preserve">세라: 절대요. 하지만 어떤 유통사들은 팔 거예요. 내일 누굴 만나는지 조심해요.</w:t>
+      </w:r>
+    </w:p>
+    <w:p>
+      <w:pPr>
+        <w:pStyle w:val="BodyText"/>
+      </w:pPr>
+      <w:r>
+        <w:t xml:space="preserve">조이: 우리가 누굴 만나는지 알아요?</w:t>
+      </w:r>
+    </w:p>
+    <w:p>
+      <w:pPr>
+        <w:pStyle w:val="BodyText"/>
+      </w:pPr>
+      <w:r>
+        <w:t xml:space="preserve">세라: IMCAS에선 다들 서로 알아요. 올리버 그랜트가 최고예요. 그리고 가장… 유연하죠.</w:t>
+      </w:r>
+    </w:p>
+    <w:p>
+      <w:pPr>
+        <w:pStyle w:val="BodyText"/>
+      </w:pPr>
+      <w:r>
+        <w:t xml:space="preserve">노아: 어떻게 유연한데요?</w:t>
+      </w:r>
+    </w:p>
+    <w:p>
+      <w:pPr>
+        <w:pStyle w:val="BodyText"/>
+      </w:pPr>
+      <w:r>
+        <w:t xml:space="preserve">세라: 보게 될 거예요. 그 사람이 말하지 않는 걸 들어요. 그게 영국식이에요.</w:t>
+      </w:r>
+    </w:p>
+    <w:p>
+      <w:pPr>
+        <w:pStyle w:val="BodyText"/>
+      </w:pPr>
+      <w:r>
+        <w:t xml:space="preserve">프리야: 노아. 세라랑 있는 동안 누가 왔었어. 명함을 남겼어.</w:t>
+      </w:r>
+    </w:p>
+    <w:p>
+      <w:pPr>
+        <w:pStyle w:val="BodyText"/>
+      </w:pPr>
+      <w:r>
+        <w:t xml:space="preserve">노아: 누구?</w:t>
+      </w:r>
+    </w:p>
+    <w:p>
+      <w:pPr>
+        <w:pStyle w:val="BodyText"/>
+      </w:pPr>
+      <w:r>
+        <w:t xml:space="preserve">프리야:</w:t>
+      </w:r>
+      <w:r>
+        <w:t xml:space="preserve"> </w:t>
+      </w:r>
+      <w:r>
+        <w:t xml:space="preserve">“</w:t>
+      </w:r>
+      <w:r>
+        <w:t xml:space="preserve">한서연. 신사업 상무. 대양바이오.</w:t>
+      </w:r>
+      <w:r>
+        <w:t xml:space="preserve">”</w:t>
+      </w:r>
+      <w:r>
+        <w:t xml:space="preserve"> </w:t>
+      </w:r>
+      <w:r>
+        <w:t xml:space="preserve">너를 찾았어.</w:t>
+      </w:r>
+    </w:p>
+    <w:p>
+      <w:pPr>
+        <w:pStyle w:val="BodyText"/>
+      </w:pPr>
+      <w:r>
+        <w:t xml:space="preserve">마커스: 대양. 박 대표님이 경고했잖아.</w:t>
+      </w:r>
+    </w:p>
+    <w:p>
+      <w:pPr>
+        <w:pStyle w:val="BodyText"/>
+      </w:pPr>
+      <w:r>
+        <w:t xml:space="preserve">노아: 뭐라고 했어?</w:t>
+      </w:r>
+    </w:p>
+    <w:p>
+      <w:pPr>
+        <w:pStyle w:val="BodyText"/>
+      </w:pPr>
+      <w:r>
+        <w:t xml:space="preserve">프리야: 사실 거의 안 했어. 10분 동안 한마디도 없이 훈련을 지켜봤어. 그러고는 나한테 질문 두 개를 했어. 아주 좋고, 아주 구체적인 질문. 우리에 대해 이미 숙제를 다 해 온 사람만 할 수 있는 그런 질문.</w:t>
+      </w:r>
+    </w:p>
+    <w:p>
+      <w:pPr>
+        <w:pStyle w:val="BodyText"/>
+      </w:pPr>
+      <w:r>
+        <w:t xml:space="preserve">노아: 뭐에 대해?</w:t>
+      </w:r>
+    </w:p>
+    <w:p>
+      <w:pPr>
+        <w:pStyle w:val="BodyText"/>
+      </w:pPr>
+      <w:r>
+        <w:t xml:space="preserve">프리야: 우리 멸균. 그리고 우리 한국 제조사. 서린이라는 걸 알더라.</w:t>
+      </w:r>
+    </w:p>
+    <w:p>
+      <w:pPr>
+        <w:pStyle w:val="BodyText"/>
+      </w:pPr>
+      <w:r>
+        <w:t xml:space="preserve">마커스: 당연히 알지. 할번이 서린 대신 대양으로 갔잖아. 기억나?</w:t>
+      </w:r>
+    </w:p>
+    <w:p>
+      <w:pPr>
+        <w:pStyle w:val="BodyText"/>
+      </w:pPr>
+      <w:r>
+        <w:t xml:space="preserve">노아: 명함에 뭐 쓴 거 있어?</w:t>
+      </w:r>
+    </w:p>
+    <w:p>
+      <w:pPr>
+        <w:pStyle w:val="BodyText"/>
+      </w:pPr>
+      <w:r>
+        <w:t xml:space="preserve">프리야: 뒷면에. 손글씨로.</w:t>
+      </w:r>
+      <w:r>
+        <w:t xml:space="preserve"> </w:t>
+      </w:r>
+      <w:r>
+        <w:t xml:space="preserve">“</w:t>
+      </w:r>
+      <w:r>
+        <w:t xml:space="preserve">아시아엔 안전 기준이 필요합니다. 언젠가 이야기해요.</w:t>
+      </w:r>
+      <w:r>
+        <w:t xml:space="preserve">”</w:t>
+      </w:r>
+    </w:p>
+    <w:p>
+      <w:pPr>
+        <w:pStyle w:val="BodyText"/>
+      </w:pPr>
+      <w:r>
+        <w:t xml:space="preserve">노아: …언젠가.</w:t>
+      </w:r>
+    </w:p>
+    <w:bookmarkEnd w:id="35"/>
+    <w:bookmarkStart w:id="36" w:name="마무리-오후-6시-폐장-1"/>
+    <w:p>
+      <w:pPr>
+        <w:pStyle w:val="Heading3"/>
+      </w:pPr>
+      <w:r>
+        <w:t xml:space="preserve">마무리 — 오후 6시, 폐장</w:t>
+      </w:r>
+    </w:p>
+    <w:p>
+      <w:pPr>
+        <w:pStyle w:val="FirstParagraph"/>
+      </w:pPr>
+      <w:r>
+        <w:t xml:space="preserve">소피아: 첫날 숫자. 배지 186개. 의사 140명. 유통사 14곳.</w:t>
+      </w:r>
+    </w:p>
+    <w:p>
+      <w:pPr>
+        <w:pStyle w:val="BodyText"/>
+      </w:pPr>
+      <w:r>
+        <w:t xml:space="preserve">엘레나: 그리고 그 질문에서 떨어진 유통사는요?</w:t>
+      </w:r>
+    </w:p>
+    <w:p>
+      <w:pPr>
+        <w:pStyle w:val="BodyText"/>
+      </w:pPr>
+      <w:r>
+        <w:t xml:space="preserve">소피아: 세 곳. 미용사한테 판다고 했어요. 생각도 안 하고 즉시. 한 곳은 실제로 ’물론이죠. 그게 우리 최대 시장이에요’라고 했어요. 그러니 그 세 곳은 C 등급이에요. 얼마나 크든, 브로슈어가 얼마나 근사하든 상관없이.</w:t>
+      </w:r>
+    </w:p>
+    <w:p>
+      <w:pPr>
+        <w:pStyle w:val="BodyText"/>
+      </w:pPr>
+      <w:r>
+        <w:t xml:space="preserve">타샤: 훈련 212회. 3개 국어로. 최고 기록 1.7초. 스페인 간호사.</w:t>
+      </w:r>
+    </w:p>
+    <w:p>
+      <w:pPr>
+        <w:pStyle w:val="BodyText"/>
+      </w:pPr>
+      <w:r>
+        <w:t xml:space="preserve">조이: 할번은 4시에 샴페인이 떨어졌어요. 우린 3시에 프랑스어 카드가 떨어졌고요.</w:t>
+      </w:r>
+    </w:p>
+    <w:p>
+      <w:pPr>
+        <w:pStyle w:val="BodyText"/>
+      </w:pPr>
+      <w:r>
+        <w:t xml:space="preserve">마커스: 오늘 밤 더 인쇄할게. 호텔에 프린터가 있어. 확인했어. 두 번.</w:t>
+      </w:r>
+    </w:p>
+    <w:p>
+      <w:pPr>
+        <w:pStyle w:val="BodyText"/>
+      </w:pPr>
+      <w:r>
+        <w:t xml:space="preserve">노아: 내일. 유통사 여섯. 누가 첫 번째예요?</w:t>
+      </w:r>
+    </w:p>
+    <w:p>
+      <w:pPr>
+        <w:pStyle w:val="BodyText"/>
+      </w:pPr>
+      <w:r>
+        <w:t xml:space="preserve">조이: 오전 9시. 올리버 그랜트. 그랜트 앤 애슈비 디스트리뷰션. 런던.</w:t>
+      </w:r>
+    </w:p>
+    <w:p>
+      <w:pPr>
+        <w:pStyle w:val="BodyText"/>
+      </w:pPr>
+      <w:r>
+        <w:t xml:space="preserve">노아: 세라가</w:t>
+      </w:r>
+      <w:r>
+        <w:t xml:space="preserve"> </w:t>
+      </w:r>
+      <w:r>
+        <w:t xml:space="preserve">“</w:t>
+      </w:r>
+      <w:r>
+        <w:t xml:space="preserve">그 사람이 말하지 않는 걸 들어라</w:t>
+      </w:r>
+      <w:r>
+        <w:t xml:space="preserve">”</w:t>
+      </w:r>
+      <w:r>
+        <w:t xml:space="preserve">라고 했어요.</w:t>
+      </w:r>
+    </w:p>
+    <w:p>
+      <w:pPr>
+        <w:pStyle w:val="BodyText"/>
+      </w:pPr>
+      <w:r>
+        <w:t xml:space="preserve">조이: 경고 하나 더.</w:t>
+      </w:r>
+      <w:r>
+        <w:t xml:space="preserve"> </w:t>
+      </w:r>
+      <w:r>
+        <w:t xml:space="preserve">“</w:t>
+      </w:r>
+      <w:r>
+        <w:t xml:space="preserve">That’s quite interesting</w:t>
+      </w:r>
+      <w:r>
+        <w:t xml:space="preserve">”</w:t>
+      </w:r>
+      <w:r>
+        <w:t xml:space="preserve">이라고 하면 흥미롭다는 뜻이 아닐 수도 있어요.</w:t>
+      </w:r>
+    </w:p>
+    <w:p>
+      <w:pPr>
+        <w:pStyle w:val="BodyText"/>
+      </w:pPr>
+      <w:r>
+        <w:t xml:space="preserve">노아: 그럼 무슨 뜻인데요?</w:t>
+      </w:r>
+    </w:p>
+    <w:p>
+      <w:pPr>
+        <w:pStyle w:val="BodyText"/>
+      </w:pPr>
+      <w:r>
+        <w:t xml:space="preserve">조이: 때로는 ’아니요’라는 뜻이고, 때로는 ’절대 안 돼요, 그만 가 주세요’라는 뜻이에요. 영국 에이전시와 일한 적이 있는데, ’quite good’이 나쁜 소식이라는 걸 배우는 데 꼬박 1년 걸렸어요. 영국인은 거절할 때조차 아주 정중해요.</w:t>
+      </w:r>
+    </w:p>
+    <w:p>
+      <w:pPr>
+        <w:pStyle w:val="BodyText"/>
+      </w:pPr>
+      <w:r>
+        <w:t xml:space="preserve">노아: 우린 하루밖에 없어요.</w:t>
+      </w:r>
+    </w:p>
+    <w:p>
+      <w:pPr>
+        <w:pStyle w:val="BodyText"/>
+      </w:pPr>
+      <w:r>
+        <w:t xml:space="preserve">조이: 그럼 자요. 여덟 시간. 세 시간 말고. 내일 귀가 필요할 거예요.</w:t>
+      </w:r>
+    </w:p>
+    <w:p>
+      <w:pPr>
+        <w:pStyle w:val="BodyText"/>
+      </w:pPr>
+      <w:r>
+        <w:t xml:space="preserve">타샤: 그리고 물 마셔요. 와인 말고. 약속했잖아요.</w:t>
+      </w:r>
+    </w:p>
+    <w:bookmarkEnd w:id="36"/>
+    <w:bookmarkEnd w:id="37"/>
+    <w:bookmarkEnd w:id="38"/>
     <w:sectPr/>
   </w:body>
 </w:document>
@@ -4426,583 +4373,8 @@
       </w:pPr>
     </w:lvl>
   </w:abstractNum>
-  <w:abstractNum w:abstractNumId="99411">
-    <w:nsid w:val="A99411"/>
-    <w:multiLevelType w:val="multilevel"/>
-    <w:lvl w:ilvl="0">
-      <w:start w:val="1"/>
-      <w:numFmt w:val="decimal"/>
-      <w:lvlText w:val="%1."/>
-      <w:lvlJc w:val="left"/>
-      <w:pPr>
-        <w:ind w:left="720" w:hanging="480"/>
-      </w:pPr>
-    </w:lvl>
-    <w:lvl w:ilvl="1">
-      <w:start w:val="1"/>
-      <w:numFmt w:val="decimal"/>
-      <w:lvlText w:val="%2."/>
-      <w:lvlJc w:val="left"/>
-      <w:pPr>
-        <w:ind w:left="1440" w:hanging="480"/>
-      </w:pPr>
-    </w:lvl>
-    <w:lvl w:ilvl="2">
-      <w:start w:val="1"/>
-      <w:numFmt w:val="decimal"/>
-      <w:lvlText w:val="%3."/>
-      <w:lvlJc w:val="left"/>
-      <w:pPr>
-        <w:ind w:left="2160" w:hanging="480"/>
-      </w:pPr>
-    </w:lvl>
-    <w:lvl w:ilvl="3">
-      <w:start w:val="1"/>
-      <w:numFmt w:val="decimal"/>
-      <w:lvlText w:val="%4."/>
-      <w:lvlJc w:val="left"/>
-      <w:pPr>
-        <w:ind w:left="2880" w:hanging="480"/>
-      </w:pPr>
-    </w:lvl>
-    <w:lvl w:ilvl="4">
-      <w:start w:val="1"/>
-      <w:numFmt w:val="decimal"/>
-      <w:lvlText w:val="%5."/>
-      <w:lvlJc w:val="left"/>
-      <w:pPr>
-        <w:ind w:left="3600" w:hanging="480"/>
-      </w:pPr>
-    </w:lvl>
-    <w:lvl w:ilvl="5">
-      <w:start w:val="1"/>
-      <w:numFmt w:val="decimal"/>
-      <w:lvlText w:val="%6."/>
-      <w:lvlJc w:val="left"/>
-      <w:pPr>
-        <w:ind w:left="4320" w:hanging="480"/>
-      </w:pPr>
-    </w:lvl>
-    <w:lvl w:ilvl="6">
-      <w:start w:val="1"/>
-      <w:numFmt w:val="decimal"/>
-      <w:lvlText w:val="%7."/>
-      <w:lvlJc w:val="left"/>
-      <w:pPr>
-        <w:ind w:left="5040" w:hanging="480"/>
-      </w:pPr>
-    </w:lvl>
-    <w:lvl w:ilvl="7">
-      <w:start w:val="1"/>
-      <w:numFmt w:val="decimal"/>
-      <w:lvlText w:val="%8."/>
-      <w:lvlJc w:val="left"/>
-      <w:pPr>
-        <w:ind w:left="5760" w:hanging="480"/>
-      </w:pPr>
-    </w:lvl>
-    <w:lvl w:ilvl="8">
-      <w:start w:val="1"/>
-      <w:numFmt w:val="decimal"/>
-      <w:lvlText w:val="%9."/>
-      <w:lvlJc w:val="left"/>
-      <w:pPr>
-        <w:ind w:left="6480" w:hanging="480"/>
-      </w:pPr>
-    </w:lvl>
-  </w:abstractNum>
-  <w:abstractNum w:abstractNumId="994116">
-    <w:nsid w:val="A994116"/>
-    <w:multiLevelType w:val="multilevel"/>
-    <w:lvl w:ilvl="0">
-      <w:start w:val="16"/>
-      <w:numFmt w:val="decimal"/>
-      <w:lvlText w:val="%1."/>
-      <w:lvlJc w:val="left"/>
-      <w:pPr>
-        <w:ind w:left="720" w:hanging="480"/>
-      </w:pPr>
-    </w:lvl>
-    <w:lvl w:ilvl="1">
-      <w:start w:val="16"/>
-      <w:numFmt w:val="decimal"/>
-      <w:lvlText w:val="%2."/>
-      <w:lvlJc w:val="left"/>
-      <w:pPr>
-        <w:ind w:left="1440" w:hanging="480"/>
-      </w:pPr>
-    </w:lvl>
-    <w:lvl w:ilvl="2">
-      <w:start w:val="16"/>
-      <w:numFmt w:val="decimal"/>
-      <w:lvlText w:val="%3."/>
-      <w:lvlJc w:val="left"/>
-      <w:pPr>
-        <w:ind w:left="2160" w:hanging="480"/>
-      </w:pPr>
-    </w:lvl>
-    <w:lvl w:ilvl="3">
-      <w:start w:val="16"/>
-      <w:numFmt w:val="decimal"/>
-      <w:lvlText w:val="%4."/>
-      <w:lvlJc w:val="left"/>
-      <w:pPr>
-        <w:ind w:left="2880" w:hanging="480"/>
-      </w:pPr>
-    </w:lvl>
-    <w:lvl w:ilvl="4">
-      <w:start w:val="16"/>
-      <w:numFmt w:val="decimal"/>
-      <w:lvlText w:val="%5."/>
-      <w:lvlJc w:val="left"/>
-      <w:pPr>
-        <w:ind w:left="3600" w:hanging="480"/>
-      </w:pPr>
-    </w:lvl>
-    <w:lvl w:ilvl="5">
-      <w:start w:val="16"/>
-      <w:numFmt w:val="decimal"/>
-      <w:lvlText w:val="%6."/>
-      <w:lvlJc w:val="left"/>
-      <w:pPr>
-        <w:ind w:left="4320" w:hanging="480"/>
-      </w:pPr>
-    </w:lvl>
-    <w:lvl w:ilvl="6">
-      <w:start w:val="16"/>
-      <w:numFmt w:val="decimal"/>
-      <w:lvlText w:val="%7."/>
-      <w:lvlJc w:val="left"/>
-      <w:pPr>
-        <w:ind w:left="5040" w:hanging="480"/>
-      </w:pPr>
-    </w:lvl>
-    <w:lvl w:ilvl="7">
-      <w:start w:val="16"/>
-      <w:numFmt w:val="decimal"/>
-      <w:lvlText w:val="%8."/>
-      <w:lvlJc w:val="left"/>
-      <w:pPr>
-        <w:ind w:left="5760" w:hanging="480"/>
-      </w:pPr>
-    </w:lvl>
-    <w:lvl w:ilvl="8">
-      <w:start w:val="16"/>
-      <w:numFmt w:val="decimal"/>
-      <w:lvlText w:val="%9."/>
-      <w:lvlJc w:val="left"/>
-      <w:pPr>
-        <w:ind w:left="6480" w:hanging="480"/>
-      </w:pPr>
-    </w:lvl>
-  </w:abstractNum>
-  <w:abstractNum w:abstractNumId="994151">
-    <w:nsid w:val="A994151"/>
-    <w:multiLevelType w:val="multilevel"/>
-    <w:lvl w:ilvl="0">
-      <w:start w:val="51"/>
-      <w:numFmt w:val="decimal"/>
-      <w:lvlText w:val="%1."/>
-      <w:lvlJc w:val="left"/>
-      <w:pPr>
-        <w:ind w:left="720" w:hanging="480"/>
-      </w:pPr>
-    </w:lvl>
-    <w:lvl w:ilvl="1">
-      <w:start w:val="51"/>
-      <w:numFmt w:val="decimal"/>
-      <w:lvlText w:val="%2."/>
-      <w:lvlJc w:val="left"/>
-      <w:pPr>
-        <w:ind w:left="1440" w:hanging="480"/>
-      </w:pPr>
-    </w:lvl>
-    <w:lvl w:ilvl="2">
-      <w:start w:val="51"/>
-      <w:numFmt w:val="decimal"/>
-      <w:lvlText w:val="%3."/>
-      <w:lvlJc w:val="left"/>
-      <w:pPr>
-        <w:ind w:left="2160" w:hanging="480"/>
-      </w:pPr>
-    </w:lvl>
-    <w:lvl w:ilvl="3">
-      <w:start w:val="51"/>
-      <w:numFmt w:val="decimal"/>
-      <w:lvlText w:val="%4."/>
-      <w:lvlJc w:val="left"/>
-      <w:pPr>
-        <w:ind w:left="2880" w:hanging="480"/>
-      </w:pPr>
-    </w:lvl>
-    <w:lvl w:ilvl="4">
-      <w:start w:val="51"/>
-      <w:numFmt w:val="decimal"/>
-      <w:lvlText w:val="%5."/>
-      <w:lvlJc w:val="left"/>
-      <w:pPr>
-        <w:ind w:left="3600" w:hanging="480"/>
-      </w:pPr>
-    </w:lvl>
-    <w:lvl w:ilvl="5">
-      <w:start w:val="51"/>
-      <w:numFmt w:val="decimal"/>
-      <w:lvlText w:val="%6."/>
-      <w:lvlJc w:val="left"/>
-      <w:pPr>
-        <w:ind w:left="4320" w:hanging="480"/>
-      </w:pPr>
-    </w:lvl>
-    <w:lvl w:ilvl="6">
-      <w:start w:val="51"/>
-      <w:numFmt w:val="decimal"/>
-      <w:lvlText w:val="%7."/>
-      <w:lvlJc w:val="left"/>
-      <w:pPr>
-        <w:ind w:left="5040" w:hanging="480"/>
-      </w:pPr>
-    </w:lvl>
-    <w:lvl w:ilvl="7">
-      <w:start w:val="51"/>
-      <w:numFmt w:val="decimal"/>
-      <w:lvlText w:val="%8."/>
-      <w:lvlJc w:val="left"/>
-      <w:pPr>
-        <w:ind w:left="5760" w:hanging="480"/>
-      </w:pPr>
-    </w:lvl>
-    <w:lvl w:ilvl="8">
-      <w:start w:val="51"/>
-      <w:numFmt w:val="decimal"/>
-      <w:lvlText w:val="%9."/>
-      <w:lvlJc w:val="left"/>
-      <w:pPr>
-        <w:ind w:left="6480" w:hanging="480"/>
-      </w:pPr>
-    </w:lvl>
-  </w:abstractNum>
-  <w:abstractNum w:abstractNumId="994181">
-    <w:nsid w:val="A994181"/>
-    <w:multiLevelType w:val="multilevel"/>
-    <w:lvl w:ilvl="0">
-      <w:start w:val="81"/>
-      <w:numFmt w:val="decimal"/>
-      <w:lvlText w:val="%1."/>
-      <w:lvlJc w:val="left"/>
-      <w:pPr>
-        <w:ind w:left="720" w:hanging="480"/>
-      </w:pPr>
-    </w:lvl>
-    <w:lvl w:ilvl="1">
-      <w:start w:val="81"/>
-      <w:numFmt w:val="decimal"/>
-      <w:lvlText w:val="%2."/>
-      <w:lvlJc w:val="left"/>
-      <w:pPr>
-        <w:ind w:left="1440" w:hanging="480"/>
-      </w:pPr>
-    </w:lvl>
-    <w:lvl w:ilvl="2">
-      <w:start w:val="81"/>
-      <w:numFmt w:val="decimal"/>
-      <w:lvlText w:val="%3."/>
-      <w:lvlJc w:val="left"/>
-      <w:pPr>
-        <w:ind w:left="2160" w:hanging="480"/>
-      </w:pPr>
-    </w:lvl>
-    <w:lvl w:ilvl="3">
-      <w:start w:val="81"/>
-      <w:numFmt w:val="decimal"/>
-      <w:lvlText w:val="%4."/>
-      <w:lvlJc w:val="left"/>
-      <w:pPr>
-        <w:ind w:left="2880" w:hanging="480"/>
-      </w:pPr>
-    </w:lvl>
-    <w:lvl w:ilvl="4">
-      <w:start w:val="81"/>
-      <w:numFmt w:val="decimal"/>
-      <w:lvlText w:val="%5."/>
-      <w:lvlJc w:val="left"/>
-      <w:pPr>
-        <w:ind w:left="3600" w:hanging="480"/>
-      </w:pPr>
-    </w:lvl>
-    <w:lvl w:ilvl="5">
-      <w:start w:val="81"/>
-      <w:numFmt w:val="decimal"/>
-      <w:lvlText w:val="%6."/>
-      <w:lvlJc w:val="left"/>
-      <w:pPr>
-        <w:ind w:left="4320" w:hanging="480"/>
-      </w:pPr>
-    </w:lvl>
-    <w:lvl w:ilvl="6">
-      <w:start w:val="81"/>
-      <w:numFmt w:val="decimal"/>
-      <w:lvlText w:val="%7."/>
-      <w:lvlJc w:val="left"/>
-      <w:pPr>
-        <w:ind w:left="5040" w:hanging="480"/>
-      </w:pPr>
-    </w:lvl>
-    <w:lvl w:ilvl="7">
-      <w:start w:val="81"/>
-      <w:numFmt w:val="decimal"/>
-      <w:lvlText w:val="%8."/>
-      <w:lvlJc w:val="left"/>
-      <w:pPr>
-        <w:ind w:left="5760" w:hanging="480"/>
-      </w:pPr>
-    </w:lvl>
-    <w:lvl w:ilvl="8">
-      <w:start w:val="81"/>
-      <w:numFmt w:val="decimal"/>
-      <w:lvlText w:val="%9."/>
-      <w:lvlJc w:val="left"/>
-      <w:pPr>
-        <w:ind w:left="6480" w:hanging="480"/>
-      </w:pPr>
-    </w:lvl>
-  </w:abstractNum>
-  <w:abstractNum w:abstractNumId="9941106">
-    <w:nsid w:val="A9941106"/>
-    <w:multiLevelType w:val="multilevel"/>
-    <w:lvl w:ilvl="0">
-      <w:start w:val="106"/>
-      <w:numFmt w:val="decimal"/>
-      <w:lvlText w:val="%1."/>
-      <w:lvlJc w:val="left"/>
-      <w:pPr>
-        <w:ind w:left="720" w:hanging="480"/>
-      </w:pPr>
-    </w:lvl>
-    <w:lvl w:ilvl="1">
-      <w:start w:val="106"/>
-      <w:numFmt w:val="decimal"/>
-      <w:lvlText w:val="%2."/>
-      <w:lvlJc w:val="left"/>
-      <w:pPr>
-        <w:ind w:left="1440" w:hanging="480"/>
-      </w:pPr>
-    </w:lvl>
-    <w:lvl w:ilvl="2">
-      <w:start w:val="106"/>
-      <w:numFmt w:val="decimal"/>
-      <w:lvlText w:val="%3."/>
-      <w:lvlJc w:val="left"/>
-      <w:pPr>
-        <w:ind w:left="2160" w:hanging="480"/>
-      </w:pPr>
-    </w:lvl>
-    <w:lvl w:ilvl="3">
-      <w:start w:val="106"/>
-      <w:numFmt w:val="decimal"/>
-      <w:lvlText w:val="%4."/>
-      <w:lvlJc w:val="left"/>
-      <w:pPr>
-        <w:ind w:left="2880" w:hanging="480"/>
-      </w:pPr>
-    </w:lvl>
-    <w:lvl w:ilvl="4">
-      <w:start w:val="106"/>
-      <w:numFmt w:val="decimal"/>
-      <w:lvlText w:val="%5."/>
-      <w:lvlJc w:val="left"/>
-      <w:pPr>
-        <w:ind w:left="3600" w:hanging="480"/>
-      </w:pPr>
-    </w:lvl>
-    <w:lvl w:ilvl="5">
-      <w:start w:val="106"/>
-      <w:numFmt w:val="decimal"/>
-      <w:lvlText w:val="%6."/>
-      <w:lvlJc w:val="left"/>
-      <w:pPr>
-        <w:ind w:left="4320" w:hanging="480"/>
-      </w:pPr>
-    </w:lvl>
-    <w:lvl w:ilvl="6">
-      <w:start w:val="106"/>
-      <w:numFmt w:val="decimal"/>
-      <w:lvlText w:val="%7."/>
-      <w:lvlJc w:val="left"/>
-      <w:pPr>
-        <w:ind w:left="5040" w:hanging="480"/>
-      </w:pPr>
-    </w:lvl>
-    <w:lvl w:ilvl="7">
-      <w:start w:val="106"/>
-      <w:numFmt w:val="decimal"/>
-      <w:lvlText w:val="%8."/>
-      <w:lvlJc w:val="left"/>
-      <w:pPr>
-        <w:ind w:left="5760" w:hanging="480"/>
-      </w:pPr>
-    </w:lvl>
-    <w:lvl w:ilvl="8">
-      <w:start w:val="106"/>
-      <w:numFmt w:val="decimal"/>
-      <w:lvlText w:val="%9."/>
-      <w:lvlJc w:val="left"/>
-      <w:pPr>
-        <w:ind w:left="6480" w:hanging="480"/>
-      </w:pPr>
-    </w:lvl>
-  </w:abstractNum>
   <w:num w:numId="1000">
     <w:abstractNumId w:val="990"/>
-  </w:num>
-  <w:num w:numId="1001">
-    <w:abstractNumId w:val="99411"/>
-    <w:lvlOverride w:ilvl="0">
-      <w:startOverride w:val="1"/>
-    </w:lvlOverride>
-    <w:lvlOverride w:ilvl="1">
-      <w:startOverride w:val="1"/>
-    </w:lvlOverride>
-    <w:lvlOverride w:ilvl="2">
-      <w:startOverride w:val="1"/>
-    </w:lvlOverride>
-    <w:lvlOverride w:ilvl="3">
-      <w:startOverride w:val="1"/>
-    </w:lvlOverride>
-    <w:lvlOverride w:ilvl="4">
-      <w:startOverride w:val="1"/>
-    </w:lvlOverride>
-    <w:lvlOverride w:ilvl="5">
-      <w:startOverride w:val="1"/>
-    </w:lvlOverride>
-    <w:lvlOverride w:ilvl="6">
-      <w:startOverride w:val="1"/>
-    </w:lvlOverride>
-    <w:lvlOverride w:ilvl="7">
-      <w:startOverride w:val="1"/>
-    </w:lvlOverride>
-    <w:lvlOverride w:ilvl="8">
-      <w:startOverride w:val="1"/>
-    </w:lvlOverride>
-  </w:num>
-  <w:num w:numId="1002">
-    <w:abstractNumId w:val="994116"/>
-    <w:lvlOverride w:ilvl="0">
-      <w:startOverride w:val="16"/>
-    </w:lvlOverride>
-    <w:lvlOverride w:ilvl="1">
-      <w:startOverride w:val="16"/>
-    </w:lvlOverride>
-    <w:lvlOverride w:ilvl="2">
-      <w:startOverride w:val="16"/>
-    </w:lvlOverride>
-    <w:lvlOverride w:ilvl="3">
-      <w:startOverride w:val="16"/>
-    </w:lvlOverride>
-    <w:lvlOverride w:ilvl="4">
-      <w:startOverride w:val="16"/>
-    </w:lvlOverride>
-    <w:lvlOverride w:ilvl="5">
-      <w:startOverride w:val="16"/>
-    </w:lvlOverride>
-    <w:lvlOverride w:ilvl="6">
-      <w:startOverride w:val="16"/>
-    </w:lvlOverride>
-    <w:lvlOverride w:ilvl="7">
-      <w:startOverride w:val="16"/>
-    </w:lvlOverride>
-    <w:lvlOverride w:ilvl="8">
-      <w:startOverride w:val="16"/>
-    </w:lvlOverride>
-  </w:num>
-  <w:num w:numId="1003">
-    <w:abstractNumId w:val="994151"/>
-    <w:lvlOverride w:ilvl="0">
-      <w:startOverride w:val="51"/>
-    </w:lvlOverride>
-    <w:lvlOverride w:ilvl="1">
-      <w:startOverride w:val="51"/>
-    </w:lvlOverride>
-    <w:lvlOverride w:ilvl="2">
-      <w:startOverride w:val="51"/>
-    </w:lvlOverride>
-    <w:lvlOverride w:ilvl="3">
-      <w:startOverride w:val="51"/>
-    </w:lvlOverride>
-    <w:lvlOverride w:ilvl="4">
-      <w:startOverride w:val="51"/>
-    </w:lvlOverride>
-    <w:lvlOverride w:ilvl="5">
-      <w:startOverride w:val="51"/>
-    </w:lvlOverride>
-    <w:lvlOverride w:ilvl="6">
-      <w:startOverride w:val="51"/>
-    </w:lvlOverride>
-    <w:lvlOverride w:ilvl="7">
-      <w:startOverride w:val="51"/>
-    </w:lvlOverride>
-    <w:lvlOverride w:ilvl="8">
-      <w:startOverride w:val="51"/>
-    </w:lvlOverride>
-  </w:num>
-  <w:num w:numId="1004">
-    <w:abstractNumId w:val="994181"/>
-    <w:lvlOverride w:ilvl="0">
-      <w:startOverride w:val="81"/>
-    </w:lvlOverride>
-    <w:lvlOverride w:ilvl="1">
-      <w:startOverride w:val="81"/>
-    </w:lvlOverride>
-    <w:lvlOverride w:ilvl="2">
-      <w:startOverride w:val="81"/>
-    </w:lvlOverride>
-    <w:lvlOverride w:ilvl="3">
-      <w:startOverride w:val="81"/>
-    </w:lvlOverride>
-    <w:lvlOverride w:ilvl="4">
-      <w:startOverride w:val="81"/>
-    </w:lvlOverride>
-    <w:lvlOverride w:ilvl="5">
-      <w:startOverride w:val="81"/>
-    </w:lvlOverride>
-    <w:lvlOverride w:ilvl="6">
-      <w:startOverride w:val="81"/>
-    </w:lvlOverride>
-    <w:lvlOverride w:ilvl="7">
-      <w:startOverride w:val="81"/>
-    </w:lvlOverride>
-    <w:lvlOverride w:ilvl="8">
-      <w:startOverride w:val="81"/>
-    </w:lvlOverride>
-  </w:num>
-  <w:num w:numId="1005">
-    <w:abstractNumId w:val="9941106"/>
-    <w:lvlOverride w:ilvl="0">
-      <w:startOverride w:val="106"/>
-    </w:lvlOverride>
-    <w:lvlOverride w:ilvl="1">
-      <w:startOverride w:val="106"/>
-    </w:lvlOverride>
-    <w:lvlOverride w:ilvl="2">
-      <w:startOverride w:val="106"/>
-    </w:lvlOverride>
-    <w:lvlOverride w:ilvl="3">
-      <w:startOverride w:val="106"/>
-    </w:lvlOverride>
-    <w:lvlOverride w:ilvl="4">
-      <w:startOverride w:val="106"/>
-    </w:lvlOverride>
-    <w:lvlOverride w:ilvl="5">
-      <w:startOverride w:val="106"/>
-    </w:lvlOverride>
-    <w:lvlOverride w:ilvl="6">
-      <w:startOverride w:val="106"/>
-    </w:lvlOverride>
-    <w:lvlOverride w:ilvl="7">
-      <w:startOverride w:val="106"/>
-    </w:lvlOverride>
-    <w:lvlOverride w:ilvl="8">
-      <w:startOverride w:val="106"/>
-    </w:lvlOverride>
   </w:num>
 </w:numbering>
 </file>
